--- a/Task2/udp_packet_capture.docx
+++ b/Task2/udp_packet_capture.docx
@@ -4,80 +4,120 @@
   <w:body>
     <w:p>
       <w:pPr>
-        <w:pStyle w:val="Title"/>
+        <w:spacing w:after="360"/>
+        <w:jc w:val="center"/>
       </w:pPr>
       <w:r>
         <w:rPr>
-          <w:rFonts w:ascii="微软雅黑" w:hAnsi="微软雅黑" w:eastAsia="微软雅黑"/>
+          <w:rFonts w:ascii="Times New Roman" w:hAnsi="Times New Roman" w:eastAsia="黑体" w:cs="Times New Roman"/>
+          <w:b/>
+          <w:sz w:val="32"/>
         </w:rPr>
         <w:t>UDP GBN Reliable Transfer — Wireshark 抓包说明文档</w:t>
       </w:r>
     </w:p>
     <w:p>
       <w:pPr>
-        <w:pStyle w:val="Heading1"/>
+        <w:spacing w:before="240" w:after="120"/>
+        <w:ind w:firstLine="0"/>
       </w:pPr>
       <w:r>
         <w:rPr>
-          <w:rFonts w:ascii="微软雅黑" w:hAnsi="微软雅黑" w:eastAsia="微软雅黑"/>
+          <w:rFonts w:ascii="Times New Roman" w:hAnsi="Times New Roman" w:eastAsia="黑体" w:cs="Times New Roman"/>
+          <w:b/>
+          <w:sz w:val="24"/>
         </w:rPr>
         <w:t>a. Wireshark 报文捕获截图</w:t>
       </w:r>
     </w:p>
     <w:p>
+      <w:pPr>
+        <w:spacing w:after="120"/>
+        <w:ind w:firstLine="420"/>
+      </w:pPr>
       <w:r>
+        <w:rPr>
+          <w:rFonts w:ascii="Times New Roman" w:hAnsi="Times New Roman" w:eastAsia="宋体" w:cs="Times New Roman"/>
+          <w:b w:val="0"/>
+          <w:sz w:val="24"/>
+        </w:rPr>
         <w:t>以下截图展示 UDP 模拟 TCP 可靠传输的完整流程。Display Filter: udp.port == &lt;端口号&gt;</w:t>
       </w:r>
     </w:p>
     <w:p>
-      <w:r>
-        <w:t>📷 [待插入截图] 图1 — 三次握手阶段：SYN → SYN-ACK → ACK</w:t>
-      </w:r>
-    </w:p>
-    <w:p/>
-    <w:p>
-      <w:r>
-        <w:t>📷 [待插入截图] 图2 — 数据传输阶段：DATA 报文 + ACK 累积确认</w:t>
-      </w:r>
-    </w:p>
-    <w:p/>
-    <w:p>
-      <w:r>
-        <w:t>📷 [待插入截图] 图3 — 丢包与重传：超时重传 + 快速重传（3 dup ACK）</w:t>
-      </w:r>
-    </w:p>
-    <w:p/>
-    <w:p>
-      <w:r>
-        <w:t>📷 [待插入截图] 图4 — 四次挥手阶段：Client FIN → Server FIN</w:t>
-      </w:r>
-    </w:p>
-    <w:p/>
-    <w:p>
       <w:pPr>
-        <w:pStyle w:val="Heading1"/>
+        <w:ind w:firstLine="0"/>
       </w:pPr>
       <w:r>
         <w:rPr>
-          <w:rFonts w:ascii="微软雅黑" w:hAnsi="微软雅黑" w:eastAsia="微软雅黑"/>
+          <w:rFonts w:ascii="Times New Roman" w:hAnsi="Times New Roman" w:eastAsia="宋体" w:cs="Times New Roman"/>
+          <w:sz w:val="21"/>
         </w:rPr>
-        <w:t>b. 实现关键点及代码解决方案</w:t>
+        <w:t>📷 [待插入截图] 图1 — 三次握手阶段：SYN → SYN-ACK → ACK</w:t>
       </w:r>
     </w:p>
     <w:p>
       <w:pPr>
-        <w:pStyle w:val="Heading2"/>
+        <w:ind w:firstLine="0"/>
       </w:pPr>
       <w:r>
         <w:rPr>
-          <w:rFonts w:ascii="微软雅黑" w:hAnsi="微软雅黑" w:eastAsia="微软雅黑"/>
+          <w:rFonts w:ascii="Times New Roman" w:hAnsi="Times New Roman" w:eastAsia="宋体" w:cs="Times New Roman"/>
+          <w:sz w:val="21"/>
         </w:rPr>
-        <w:t>关键点1：Bit-Flag 协议头设计 + 三次握手</w:t>
+        <w:t>📷 [待插入截图] 图2 — 数据传输阶段：DATA 报文 + ACK 累积确认</w:t>
       </w:r>
     </w:p>
     <w:p>
+      <w:pPr>
+        <w:ind w:firstLine="0"/>
+      </w:pPr>
       <w:r>
-        <w:t>统一 13B 报文头 [1B Flags][4B Seq][4B Ack][4B Length] + Payload。FLAG_SYN=0x01、FLAG_ACK=0x02、FLAG_FIN=0x04，可组合使用。SYN Payload 携带 StudentID（学号后4位 XOR 0x5A3C）进行身份验证。</w:t>
+        <w:rPr>
+          <w:rFonts w:ascii="Times New Roman" w:hAnsi="Times New Roman" w:eastAsia="宋体" w:cs="Times New Roman"/>
+          <w:sz w:val="21"/>
+        </w:rPr>
+        <w:t>📷 [待插入截图] 图3 — 丢包与重传：超时重传 + 快速重传（3 dup ACK）</w:t>
+      </w:r>
+    </w:p>
+    <w:p>
+      <w:pPr>
+        <w:ind w:firstLine="0"/>
+      </w:pPr>
+      <w:r>
+        <w:rPr>
+          <w:rFonts w:ascii="Times New Roman" w:hAnsi="Times New Roman" w:eastAsia="宋体" w:cs="Times New Roman"/>
+          <w:sz w:val="21"/>
+        </w:rPr>
+        <w:t>📷 [待插入截图] 图4 — 四次挥手阶段：Client FIN → Server FIN</w:t>
+      </w:r>
+    </w:p>
+    <w:p>
+      <w:pPr>
+        <w:spacing w:before="240" w:after="120"/>
+        <w:ind w:firstLine="0"/>
+      </w:pPr>
+      <w:r>
+        <w:rPr>
+          <w:rFonts w:ascii="Times New Roman" w:hAnsi="Times New Roman" w:eastAsia="黑体" w:cs="Times New Roman"/>
+          <w:b/>
+          <w:sz w:val="24"/>
+        </w:rPr>
+        <w:t>b. 实现上的关键点和对应的代码解决方案</w:t>
+      </w:r>
+    </w:p>
+    <w:p>
+      <w:pPr>
+        <w:spacing w:after="120"/>
+        <w:ind w:firstLine="420"/>
+      </w:pPr>
+      <w:r>
+        <w:rPr>
+          <w:rFonts w:ascii="Times New Roman" w:hAnsi="Times New Roman" w:eastAsia="宋体" w:cs="Times New Roman"/>
+          <w:b/>
+          <w:sz w:val="24"/>
+        </w:rPr>
+        <w:t>关键点1：Bit-Flag 协议头设计 + 三次握手。统一 13B 报文头 [1B Flags][4B Seq][4B Ack][4B Length] + Payload。FLAG_SYN=0x01、FLAG_ACK=0x02、FLAG_FIN=0x04，可组合使用。SYN Payload 携带 StudentID（学号后4位 XOR 0x5A3C）进行身份验证。代码位于 common.py 的 pack_header() 和 udpserver.py 的 verify_student_id()。</w:t>
       </w:r>
     </w:p>
     <w:tbl>
@@ -93,14 +133,17 @@
         <w:tc>
           <w:tcPr>
             <w:tcW w:type="dxa" w:w="8640"/>
-            <w:shd w:fill="F0F0F0" w:val="clear"/>
+            <w:shd w:fill="F5F5F5" w:val="clear"/>
           </w:tcPr>
           <w:p>
-            <w:r/>
+            <w:pPr>
+              <w:spacing w:before="80" w:after="80"/>
+            </w:pPr>
             <w:r>
               <w:rPr>
+                <w:rFonts w:eastAsia="宋体" w:ascii="Consolas" w:hAnsi="Consolas"/>
                 <w:rFonts w:ascii="Consolas" w:hAnsi="Consolas"/>
-                <w:sz w:val="16"/>
+                <w:sz w:val="18"/>
               </w:rPr>
               <w:t>FLAG_SYN = 0x01; FLAG_ACK = 0x02; FLAG_FIN = 0x04</w:t>
               <w:br/>
@@ -110,16 +153,16 @@
               <w:t xml:space="preserve">    return struct.pack("!BIII", flags, seq, ack, length)</w:t>
               <w:br/>
               <w:br/>
-              <w:t># 三次握手</w:t>
+              <w:t># 三次握手（SYN payload 含 StudentID + TotalPackets）</w:t>
               <w:br/>
-              <w:t>client → SYN  [Flags=0x01][Seq=0][Ack=0][Len=4][StudentID+TotalPackets]</w:t>
+              <w:t>client -&gt; SYN  [Flags=0x01][Seq=0][Ack=0][Len=4][StudentID+TotalPackets]</w:t>
               <w:br/>
-              <w:t>server → SYN-ACK [Flags=0x03][Seq=0][Ack=1][Len=0]</w:t>
+              <w:t>server -&gt; SYN-ACK [Flags=0x03][Seq=0][Ack=1][Len=0]</w:t>
               <w:br/>
-              <w:t>client → ACK  [Flags=0x02][Seq=1][Ack=1][Len=0]</w:t>
+              <w:t>client -&gt; ACK  [Flags=0x02][Seq=1][Ack=1][Len=0]</w:t>
               <w:br/>
               <w:br/>
-              <w:t># StudentID 验证</w:t>
+              <w:t># StudentID = 学号后4位(2913) XOR 0x5A3C = 0x515D</w:t>
               <w:br/>
               <w:t>def verify_student_id(received):</w:t>
               <w:br/>
@@ -131,18 +174,16 @@
     </w:tbl>
     <w:p>
       <w:pPr>
-        <w:pStyle w:val="Heading2"/>
+        <w:spacing w:after="120"/>
+        <w:ind w:firstLine="420"/>
       </w:pPr>
       <w:r>
         <w:rPr>
-          <w:rFonts w:ascii="微软雅黑" w:hAnsi="微软雅黑" w:eastAsia="微软雅黑"/>
+          <w:rFonts w:ascii="Times New Roman" w:hAnsi="Times New Roman" w:eastAsia="宋体" w:cs="Times New Roman"/>
+          <w:b/>
+          <w:sz w:val="24"/>
         </w:rPr>
-        <w:t>关键点2：GBN 滑动窗口 + 累积确认</w:t>
-      </w:r>
-    </w:p>
-    <w:p>
-      <w:r>
-        <w:t>窗口大小 5 包，base/next_seq 双指针管理。Server 只接受 seq==expected 的包，乱序直接丢弃并重发当前 ACK。累积确认：ACK 值 = 下一期望序号 = 已连续收到的最大 seq+1。</w:t>
+        <w:t>关键点2：GBN 滑动窗口 + 累积确认。窗口大小 5 包，base/next_seq 双指针管理。Server 只接受 seq==expected 的包，乱序直接丢弃并重发当前 ACK。累积确认：ACK 值 = 下一期望序号 = 已连续收到的最大 seq+1。代码位于 udpserver.py 的数据传输阶段和 udpclient.py 的 _send_data()。</w:t>
       </w:r>
     </w:p>
     <w:tbl>
@@ -158,41 +199,44 @@
         <w:tc>
           <w:tcPr>
             <w:tcW w:type="dxa" w:w="8640"/>
-            <w:shd w:fill="F0F0F0" w:val="clear"/>
+            <w:shd w:fill="F5F5F5" w:val="clear"/>
           </w:tcPr>
           <w:p>
-            <w:r/>
+            <w:pPr>
+              <w:spacing w:before="80" w:after="80"/>
+            </w:pPr>
             <w:r>
               <w:rPr>
+                <w:rFonts w:eastAsia="宋体" w:ascii="Consolas" w:hAnsi="Consolas"/>
                 <w:rFonts w:ascii="Consolas" w:hAnsi="Consolas"/>
-                <w:sz w:val="16"/>
+                <w:sz w:val="18"/>
               </w:rPr>
-              <w:t># Server GBN 接收端</w:t>
+              <w:t># Server GBN 接收端（udpserver.py）</w:t>
               <w:br/>
               <w:t>if seq == expected_seq:</w:t>
               <w:br/>
               <w:t xml:space="preserve">    expected_seq += 1</w:t>
               <w:br/>
-              <w:t xml:space="preserve">    send_ack(expected_seq)      # 累积 ACK</w:t>
+              <w:t xml:space="preserve">    send_ack(expected_seq)</w:t>
               <w:br/>
               <w:t>else:</w:t>
               <w:br/>
-              <w:t xml:space="preserve">    send_ack(expected_seq)      # 重发当前 ACK，客户端窗口不前进</w:t>
+              <w:t xml:space="preserve">    send_ack(expected_seq)      # 重发当前 ACK，不推进窗口</w:t>
               <w:br/>
               <w:br/>
-              <w:t># Client 滑动窗口</w:t>
+              <w:t># Client 滑动窗口（udpclient.py _send_data）</w:t>
               <w:br/>
               <w:t>while base &lt; TOTAL_PACKETS:</w:t>
               <w:br/>
-              <w:t xml:space="preserve">    while next_seq &lt; base + WINDOW_SIZE:   # 填满窗口</w:t>
+              <w:t xml:space="preserve">    while next_seq &lt; base + WINDOW_SIZE:     # 填满窗口</w:t>
               <w:br/>
               <w:t xml:space="preserve">        send_packet(next_seq); next_seq += 1</w:t>
               <w:br/>
-              <w:t xml:space="preserve">    ack = wait_ack(timeout=rto)</w:t>
+              <w:t xml:space="preserve">    ack = ack_queue.get(timeout=rto)         # 等待累积 ACK</w:t>
               <w:br/>
               <w:t xml:space="preserve">    if ack &gt; base:</w:t>
               <w:br/>
-              <w:t xml:space="preserve">        base = ack                          # 窗口向右滑动</w:t>
+              <w:t xml:space="preserve">        base = ack                           # 窗口向右滑动</w:t>
             </w:r>
           </w:p>
         </w:tc>
@@ -200,23 +244,16 @@
     </w:tbl>
     <w:p>
       <w:pPr>
-        <w:pStyle w:val="Heading2"/>
+        <w:spacing w:after="120"/>
+        <w:ind w:firstLine="420"/>
       </w:pPr>
       <w:r>
         <w:rPr>
-          <w:rFonts w:ascii="微软雅黑" w:hAnsi="微软雅黑" w:eastAsia="微软雅黑"/>
+          <w:rFonts w:ascii="Times New Roman" w:hAnsi="Times New Roman" w:eastAsia="宋体" w:cs="Times New Roman"/>
+          <w:b/>
+          <w:sz w:val="24"/>
         </w:rPr>
-        <w:t>关键点3：超时重传 + 快速重传</w:t>
-      </w:r>
-    </w:p>
-    <w:p>
-      <w:r>
-        <w:t>超时重传：RTO 自适应，初始 300ms，基于最近 5 次 RTT 均值×5 动态调整（最小 50ms，最大 3s）。超时后回退 next_seq 到 base，重传整个窗口。</w:t>
-      </w:r>
-    </w:p>
-    <w:p>
-      <w:r>
-        <w:t>快速重传：独立接收线程持续监听 ACK，检测重复 ACK。当连续收到 3 次相同 ACK 值（dup_ack_count == 3）时，不等超时立即重传窗口内所有未确认包，减少等待延迟。</w:t>
+        <w:t>关键点3：超时重传 + 快速重传。超时重传：RTO 自适应，初始 300ms，基于最近 5 次 RTT 均值×5 动态调整（最小 50ms，最大 3s）。超时后回退 next_seq 到 base，重传整个窗口。快速重传：独立接收线程持续监听 ACK，当连续收到 3 次相同 ACK 值时，不等超时立即重传窗口内所有未确认包。代码位于 udpclient.py 的 _send_data() 和 _fast_retransmit()。</w:t>
       </w:r>
     </w:p>
     <w:tbl>
@@ -232,23 +269,26 @@
         <w:tc>
           <w:tcPr>
             <w:tcW w:type="dxa" w:w="8640"/>
-            <w:shd w:fill="F0F0F0" w:val="clear"/>
+            <w:shd w:fill="F5F5F5" w:val="clear"/>
           </w:tcPr>
           <w:p>
-            <w:r/>
+            <w:pPr>
+              <w:spacing w:before="80" w:after="80"/>
+            </w:pPr>
             <w:r>
               <w:rPr>
+                <w:rFonts w:eastAsia="宋体" w:ascii="Consolas" w:hAnsi="Consolas"/>
                 <w:rFonts w:ascii="Consolas" w:hAnsi="Consolas"/>
-                <w:sz w:val="16"/>
+                <w:sz w:val="18"/>
               </w:rPr>
-              <w:t># 自适应 RTO</w:t>
+              <w:t># 自适应 RTO（udpclient.py _send_data）</w:t>
               <w:br/>
               <w:t>avg_rtt = sum(rtt_samples[-5:]) / min(len(rtt_samples), 5)</w:t>
               <w:br/>
               <w:t>self.rto = max(0.05, min(3.0, avg_rtt * 5 / 1000))</w:t>
               <w:br/>
               <w:br/>
-              <w:t># 快速重传检测（独立接收线程）</w:t>
+              <w:t># 快速重传（udpclient.py _receiver - 独立接收线程）</w:t>
               <w:br/>
               <w:t>if ack == self.last_ack:</w:t>
               <w:br/>
@@ -256,22 +296,20 @@
               <w:br/>
               <w:t xml:space="preserve">    if self.dup_ack_count == 3:</w:t>
               <w:br/>
-              <w:t xml:space="preserve">        self._fast_retransmit()   # 立即重传窗口</w:t>
+              <w:t xml:space="preserve">        self._fast_retransmit()</w:t>
               <w:br/>
               <w:t>else:</w:t>
               <w:br/>
-              <w:t xml:space="preserve">    self.last_ack = ack</w:t>
-              <w:br/>
-              <w:t xml:space="preserve">    self.dup_ack_count = 0</w:t>
+              <w:t xml:space="preserve">    self.last_ack = ack; self.dup_ack_count = 0</w:t>
               <w:br/>
               <w:br/>
-              <w:t># 超时重传</w:t>
+              <w:t># 超时重传（udpclient.py _send_data）</w:t>
               <w:br/>
-              <w:t>except queue.Empty:  # rto 内未收到新 ACK</w:t>
+              <w:t>except queue.Empty:</w:t>
               <w:br/>
               <w:t xml:space="preserve">    for s in range(base, next_seq):</w:t>
               <w:br/>
-              <w:t xml:space="preserve">        packets[s].sent_time = 0  # 标记需重传</w:t>
+              <w:t xml:space="preserve">        packets[s].sent_time = 0</w:t>
               <w:br/>
               <w:t xml:space="preserve">    next_seq = base</w:t>
             </w:r>
@@ -281,18 +319,16 @@
     </w:tbl>
     <w:p>
       <w:pPr>
-        <w:pStyle w:val="Heading2"/>
+        <w:spacing w:after="120"/>
+        <w:ind w:firstLine="420"/>
       </w:pPr>
       <w:r>
         <w:rPr>
-          <w:rFonts w:ascii="微软雅黑" w:hAnsi="微软雅黑" w:eastAsia="微软雅黑"/>
+          <w:rFonts w:ascii="Times New Roman" w:hAnsi="Times New Roman" w:eastAsia="宋体" w:cs="Times New Roman"/>
+          <w:b/>
+          <w:sz w:val="24"/>
         </w:rPr>
-        <w:t>关键点4：四次挥手 + 独立接收线程</w:t>
-      </w:r>
-    </w:p>
-    <w:p>
-      <w:r>
-        <w:t>数据传输完成后，Client 发送 FIN → Server 回复 FIN → 连接关闭。独立接收线程（daemon）使用 queue.Queue 异步传递 ACK 到主线程，避免单线程轮询 recvfrom 阻塞发送。</w:t>
+        <w:t>关键点4：四次挥手 + 双线程架构。数据传输完成后，Client 发送 FIN → Server 回复 FIN → 连接关闭。独立接收线程（daemon）使用 queue.Queue 异步传递 ACK 到主线程，避免单线程轮询 recvfrom 阻塞发送。使用 threading.RLock 可重入锁保护主线程和接收线程之间的共享状态（base/next_seq/send_times/dup_ack_count）。代码位于 udpclient.py 的 ReliableUDPClient 类。</w:t>
       </w:r>
     </w:p>
     <w:tbl>
@@ -308,16 +344,19 @@
         <w:tc>
           <w:tcPr>
             <w:tcW w:type="dxa" w:w="8640"/>
-            <w:shd w:fill="F0F0F0" w:val="clear"/>
+            <w:shd w:fill="F5F5F5" w:val="clear"/>
           </w:tcPr>
           <w:p>
-            <w:r/>
+            <w:pPr>
+              <w:spacing w:before="80" w:after="80"/>
+            </w:pPr>
             <w:r>
               <w:rPr>
+                <w:rFonts w:eastAsia="宋体" w:ascii="Consolas" w:hAnsi="Consolas"/>
                 <w:rFonts w:ascii="Consolas" w:hAnsi="Consolas"/>
-                <w:sz w:val="16"/>
+                <w:sz w:val="18"/>
               </w:rPr>
-              <w:t># 独立接收线程</w:t>
+              <w:t># 双线程架构（udpclient.py ReliableUDPClient）</w:t>
               <w:br/>
               <w:t>self.ack_queue = queue.Queue()</w:t>
               <w:br/>
@@ -332,16 +371,21 @@
               <w:br/>
               <w:t xml:space="preserve">        if flags &amp; FLAG_ACK:</w:t>
               <w:br/>
-              <w:t xml:space="preserve">            self.ack_queue.put(ack)    # 非阻塞交付</w:t>
+              <w:t xml:space="preserve">            self.ack_queue.put(ack)       # 非阻塞交付</w:t>
               <w:br/>
               <w:br/>
-              <w:t># 四次挥手</w:t>
+              <w:t># 四次挥手（udpclient.py _terminate_connection）</w:t>
               <w:br/>
-              <w:t>Client → FIN  [Flags=0x04]</w:t>
+              <w:t>Client -&gt; FIN  [Flags=0x04]</w:t>
               <w:br/>
-              <w:t>Server → FIN  [Flags=0x04]</w:t>
+              <w:t>Server -&gt; FIN  [Flags=0x04]</w:t>
               <w:br/>
-              <w:t>→ 双方关闭</w:t>
+              <w:br/>
+              <w:t># RLock 保护共享状态（避免嵌套调用死锁）</w:t>
+              <w:br/>
+              <w:t>with self._lock:</w:t>
+              <w:br/>
+              <w:t xml:space="preserve">    self.next_seq = self.base            # 快速重传/超时重传/ACK处理</w:t>
             </w:r>
           </w:p>
         </w:tc>
@@ -349,89 +393,167 @@
     </w:tbl>
     <w:p>
       <w:pPr>
-        <w:pStyle w:val="Heading1"/>
+        <w:spacing w:before="240" w:after="120"/>
+        <w:ind w:firstLine="0"/>
       </w:pPr>
       <w:r>
         <w:rPr>
-          <w:rFonts w:ascii="微软雅黑" w:hAnsi="微软雅黑" w:eastAsia="微软雅黑"/>
+          <w:rFonts w:ascii="Times New Roman" w:hAnsi="Times New Roman" w:eastAsia="黑体" w:cs="Times New Roman"/>
+          <w:b/>
+          <w:sz w:val="24"/>
         </w:rPr>
         <w:t>c. 掌握的知识点</w:t>
       </w:r>
     </w:p>
     <w:p>
       <w:pPr>
-        <w:pStyle w:val="ListNumber"/>
+        <w:spacing w:after="120"/>
+        <w:ind w:firstLine="420"/>
       </w:pPr>
       <w:r>
-        <w:t>1. TCP 连接管理：三次握手（SYN→SYN-ACK→ACK）建立连接；四次挥手（FIN→ACK→FIN→ACK）终止连接的过程及状态转换。</w:t>
+        <w:rPr>
+          <w:rFonts w:ascii="Times New Roman" w:hAnsi="Times New Roman" w:eastAsia="宋体" w:cs="Times New Roman"/>
+          <w:b w:val="0"/>
+          <w:sz w:val="24"/>
+        </w:rPr>
+        <w:t>1. TCP 连接管理：三次握手（SYN→SYN-ACK→ACK）建立连接；四次挥手（FIN→FIN）终止连接的过程及状态转换。</w:t>
       </w:r>
     </w:p>
     <w:p>
       <w:pPr>
-        <w:pStyle w:val="ListNumber"/>
+        <w:spacing w:after="120"/>
+        <w:ind w:firstLine="420"/>
       </w:pPr>
       <w:r>
-        <w:t>2. GBN（Go-Back-N）协议：滑动窗口发送机制；累积确认（Cumulative ACK）；超时回退 N 步重传；乱序包直接丢弃而非缓存。</w:t>
+        <w:rPr>
+          <w:rFonts w:ascii="Times New Roman" w:hAnsi="Times New Roman" w:eastAsia="宋体" w:cs="Times New Roman"/>
+          <w:b w:val="0"/>
+          <w:sz w:val="24"/>
+        </w:rPr>
+        <w:t>2. GBN（Go-Back-N）协议：滑动窗口发送机制；累积确认；超时回退 N 步重传；乱序包直接丢弃而非缓存（与 SR 的区别）。</w:t>
       </w:r>
     </w:p>
     <w:p>
       <w:pPr>
-        <w:pStyle w:val="ListNumber"/>
+        <w:spacing w:after="120"/>
+        <w:ind w:firstLine="420"/>
       </w:pPr>
       <w:r>
+        <w:rPr>
+          <w:rFonts w:ascii="Times New Roman" w:hAnsi="Times New Roman" w:eastAsia="宋体" w:cs="Times New Roman"/>
+          <w:b w:val="0"/>
+          <w:sz w:val="24"/>
+        </w:rPr>
         <w:t>3. 快速重传（Fast Retransmit）：重复 ACK 检测机制；3 dup ACK 触发条件；与超时重传的互补关系——快重传减少延迟，超时重传兜底。</w:t>
       </w:r>
     </w:p>
     <w:p>
       <w:pPr>
-        <w:pStyle w:val="ListNumber"/>
+        <w:spacing w:after="120"/>
+        <w:ind w:firstLine="420"/>
       </w:pPr>
       <w:r>
+        <w:rPr>
+          <w:rFonts w:ascii="Times New Roman" w:hAnsi="Times New Roman" w:eastAsia="宋体" w:cs="Times New Roman"/>
+          <w:b w:val="0"/>
+          <w:sz w:val="24"/>
+        </w:rPr>
         <w:t>4. 自适应 RTO 计算：基于最近 5 次 RTT 均值×5；上下界裁剪（50ms ~ 3s）防止极端值；动态适应网络状况变化。</w:t>
       </w:r>
     </w:p>
     <w:p>
       <w:pPr>
-        <w:pStyle w:val="ListNumber"/>
+        <w:spacing w:after="120"/>
+        <w:ind w:firstLine="420"/>
       </w:pPr>
       <w:r>
+        <w:rPr>
+          <w:rFonts w:ascii="Times New Roman" w:hAnsi="Times New Roman" w:eastAsia="宋体" w:cs="Times New Roman"/>
+          <w:b w:val="0"/>
+          <w:sz w:val="24"/>
+        </w:rPr>
         <w:t>5. UDP 编程与可靠性设计：UDP 无连接、不可靠的天然特性；在应用层通过序列号、ACK、定时器模拟可靠传输；模拟丢包（random.random() &lt; DROP_RATE）验证协议鲁棒性。</w:t>
       </w:r>
     </w:p>
     <w:p>
       <w:pPr>
-        <w:pStyle w:val="ListNumber"/>
+        <w:spacing w:after="120"/>
+        <w:ind w:firstLine="420"/>
       </w:pPr>
       <w:r>
-        <w:t>6. 多线程异步 I/O：独立接收线程 + Queue 实现生产者-消费者模式；daemon 线程生命周期管理；线程安全注意事项。</w:t>
+        <w:rPr>
+          <w:rFonts w:ascii="Times New Roman" w:hAnsi="Times New Roman" w:eastAsia="宋体" w:cs="Times New Roman"/>
+          <w:b w:val="0"/>
+          <w:sz w:val="24"/>
+        </w:rPr>
+        <w:t>6. 多线程异步 I/O：独立接收线程 + Queue 实现生产者-消费者模式；daemon 线程生命周期管理；RLock 可重入锁解决嵌套调用死锁。</w:t>
       </w:r>
     </w:p>
     <w:p>
       <w:pPr>
-        <w:pStyle w:val="ListNumber"/>
+        <w:spacing w:after="120"/>
+        <w:ind w:firstLine="420"/>
       </w:pPr>
       <w:r>
-        <w:t>7. pandas 数据分析：Series.describe() 快速统计 RTT 分布；丢包率计算公式：(总发送-成功)/总发送×100%。</w:t>
+        <w:rPr>
+          <w:rFonts w:ascii="Times New Roman" w:hAnsi="Times New Roman" w:eastAsia="宋体" w:cs="Times New Roman"/>
+          <w:b w:val="0"/>
+          <w:sz w:val="24"/>
+        </w:rPr>
+        <w:t>7. pandas 数据分析：Series.max()/min()/mean()/std() 快速统计 RTT 分布；丢包率计算公式：(总发送-成功)/总发送×100%。</w:t>
       </w:r>
     </w:p>
     <w:p>
       <w:pPr>
-        <w:pStyle w:val="Heading1"/>
+        <w:spacing w:after="120"/>
+        <w:ind w:firstLine="420"/>
       </w:pPr>
       <w:r>
         <w:rPr>
-          <w:rFonts w:ascii="微软雅黑" w:hAnsi="微软雅黑" w:eastAsia="微软雅黑"/>
+          <w:rFonts w:ascii="Times New Roman" w:hAnsi="Times New Roman" w:eastAsia="宋体" w:cs="Times New Roman"/>
+          <w:b w:val="0"/>
+          <w:sz w:val="24"/>
         </w:rPr>
-        <w:t>d. Git URL</w:t>
+        <w:t>8. 自定义 bit-flag 协议设计：统一 13B 报文头，Flags 位掩码组合，模拟真实 TCP 标志位设计。</w:t>
       </w:r>
     </w:p>
     <w:p>
+      <w:pPr>
+        <w:spacing w:before="240" w:after="120"/>
+        <w:ind w:firstLine="0"/>
+      </w:pPr>
       <w:r>
-        <w:t>本地仓库路径：D:\ProgrammeDevelope\ClaudeCodeProject\learning\computer-network\课设</w:t>
+        <w:rPr>
+          <w:rFonts w:ascii="Times New Roman" w:hAnsi="Times New Roman" w:eastAsia="黑体" w:cs="Times New Roman"/>
+          <w:b/>
+          <w:sz w:val="24"/>
+        </w:rPr>
+        <w:t>d. git 的 URL</w:t>
       </w:r>
     </w:p>
     <w:p>
+      <w:pPr>
+        <w:spacing w:after="120"/>
+      </w:pPr>
       <w:r>
+        <w:rPr>
+          <w:rFonts w:ascii="Times New Roman" w:hAnsi="Times New Roman" w:eastAsia="宋体" w:cs="Times New Roman"/>
+          <w:b w:val="0"/>
+          <w:sz w:val="24"/>
+        </w:rPr>
+        <w:t>D:\ProgrammeDevelope\ClaudeCodeProject\learning\computer-network\课设</w:t>
+      </w:r>
+    </w:p>
+    <w:p>
+      <w:pPr>
+        <w:spacing w:after="120"/>
+      </w:pPr>
+      <w:r>
+        <w:rPr>
+          <w:rFonts w:ascii="Times New Roman" w:hAnsi="Times New Roman" w:eastAsia="宋体" w:cs="Times New Roman"/>
+          <w:b w:val="0"/>
+          <w:sz w:val="24"/>
+        </w:rPr>
         <w:t>（可推送至 GitHub/Gitee 后替换为远程 URL）</w:t>
       </w:r>
     </w:p>
@@ -809,8 +931,8 @@
     <w:qFormat/>
     <w:rsid w:val="00FC693F"/>
     <w:rPr>
-      <w:rFonts w:ascii="微软雅黑" w:hAnsi="微软雅黑" w:eastAsia="微软雅黑"/>
-      <w:sz w:val="21"/>
+      <w:rFonts w:ascii="Times New Roman" w:hAnsi="Times New Roman" w:eastAsia="宋体"/>
+      <w:sz w:val="24"/>
     </w:rPr>
   </w:style>
   <w:style w:type="paragraph" w:styleId="Header">

--- a/Task2/udp_packet_capture.docx
+++ b/Task2/udp_packet_capture.docx
@@ -9,7 +9,8 @@
       </w:pPr>
       <w:r>
         <w:rPr>
-          <w:rFonts w:ascii="Times New Roman" w:hAnsi="Times New Roman" w:eastAsia="黑体" w:cs="Times New Roman"/>
+          <w:rFonts w:eastAsia="黑体" w:ascii="Times New Roman" w:hAnsi="Times New Roman" w:cs="Times New Roman"/>
+          <w:rFonts w:ascii="Times New Roman" w:hAnsi="Times New Roman"/>
           <w:b/>
           <w:sz w:val="32"/>
         </w:rPr>
@@ -23,7 +24,8 @@
       </w:pPr>
       <w:r>
         <w:rPr>
-          <w:rFonts w:ascii="Times New Roman" w:hAnsi="Times New Roman" w:eastAsia="黑体" w:cs="Times New Roman"/>
+          <w:rFonts w:eastAsia="黑体" w:ascii="Times New Roman" w:hAnsi="Times New Roman" w:cs="Times New Roman"/>
+          <w:rFonts w:ascii="Times New Roman" w:hAnsi="Times New Roman"/>
           <w:b/>
           <w:sz w:val="24"/>
         </w:rPr>
@@ -37,7 +39,8 @@
       </w:pPr>
       <w:r>
         <w:rPr>
-          <w:rFonts w:ascii="Times New Roman" w:hAnsi="Times New Roman" w:eastAsia="宋体" w:cs="Times New Roman"/>
+          <w:rFonts w:eastAsia="宋体" w:ascii="Times New Roman" w:hAnsi="Times New Roman" w:cs="Times New Roman"/>
+          <w:rFonts w:ascii="Times New Roman" w:hAnsi="Times New Roman"/>
           <w:b w:val="0"/>
           <w:sz w:val="24"/>
         </w:rPr>
@@ -50,10 +53,11 @@
       </w:pPr>
       <w:r>
         <w:rPr>
-          <w:rFonts w:ascii="Times New Roman" w:hAnsi="Times New Roman" w:eastAsia="宋体" w:cs="Times New Roman"/>
+          <w:rFonts w:eastAsia="宋体" w:ascii="Times New Roman" w:hAnsi="Times New Roman" w:cs="Times New Roman"/>
+          <w:rFonts w:ascii="Times New Roman" w:hAnsi="Times New Roman"/>
           <w:sz w:val="21"/>
         </w:rPr>
-        <w:t>📷 [待插入截图] 图1 — 三次握手阶段：SYN → SYN-ACK → ACK</w:t>
+        <w:t>[待插入截图] 图1 — 三次握手阶段：SYN -&gt; SYN-ACK -&gt; ACK</w:t>
       </w:r>
     </w:p>
     <w:p>
@@ -62,10 +66,11 @@
       </w:pPr>
       <w:r>
         <w:rPr>
-          <w:rFonts w:ascii="Times New Roman" w:hAnsi="Times New Roman" w:eastAsia="宋体" w:cs="Times New Roman"/>
+          <w:rFonts w:eastAsia="宋体" w:ascii="Times New Roman" w:hAnsi="Times New Roman" w:cs="Times New Roman"/>
+          <w:rFonts w:ascii="Times New Roman" w:hAnsi="Times New Roman"/>
           <w:sz w:val="21"/>
         </w:rPr>
-        <w:t>📷 [待插入截图] 图2 — 数据传输阶段：DATA 报文 + ACK 累积确认</w:t>
+        <w:t>[待插入截图] 图2 — 数据传输阶段：DATA 报文 + ACK 累积确认</w:t>
       </w:r>
     </w:p>
     <w:p>
@@ -74,10 +79,11 @@
       </w:pPr>
       <w:r>
         <w:rPr>
-          <w:rFonts w:ascii="Times New Roman" w:hAnsi="Times New Roman" w:eastAsia="宋体" w:cs="Times New Roman"/>
+          <w:rFonts w:eastAsia="宋体" w:ascii="Times New Roman" w:hAnsi="Times New Roman" w:cs="Times New Roman"/>
+          <w:rFonts w:ascii="Times New Roman" w:hAnsi="Times New Roman"/>
           <w:sz w:val="21"/>
         </w:rPr>
-        <w:t>📷 [待插入截图] 图3 — 丢包与重传：超时重传 + 快速重传（3 dup ACK）</w:t>
+        <w:t>[待插入截图] 图3 — 丢包与重传：超时重传 + 快速重传（3 dup ACK）</w:t>
       </w:r>
     </w:p>
     <w:p>
@@ -86,10 +92,11 @@
       </w:pPr>
       <w:r>
         <w:rPr>
-          <w:rFonts w:ascii="Times New Roman" w:hAnsi="Times New Roman" w:eastAsia="宋体" w:cs="Times New Roman"/>
+          <w:rFonts w:eastAsia="宋体" w:ascii="Times New Roman" w:hAnsi="Times New Roman" w:cs="Times New Roman"/>
+          <w:rFonts w:ascii="Times New Roman" w:hAnsi="Times New Roman"/>
           <w:sz w:val="21"/>
         </w:rPr>
-        <w:t>📷 [待插入截图] 图4 — 四次挥手阶段：Client FIN → Server FIN</w:t>
+        <w:t>[待插入截图] 图4 — 四次挥手阶段：Client FIN -&gt; Server FIN</w:t>
       </w:r>
     </w:p>
     <w:p>
@@ -99,7 +106,8 @@
       </w:pPr>
       <w:r>
         <w:rPr>
-          <w:rFonts w:ascii="Times New Roman" w:hAnsi="Times New Roman" w:eastAsia="黑体" w:cs="Times New Roman"/>
+          <w:rFonts w:eastAsia="黑体" w:ascii="Times New Roman" w:hAnsi="Times New Roman" w:cs="Times New Roman"/>
+          <w:rFonts w:ascii="Times New Roman" w:hAnsi="Times New Roman"/>
           <w:b/>
           <w:sz w:val="24"/>
         </w:rPr>
@@ -113,7 +121,8 @@
       </w:pPr>
       <w:r>
         <w:rPr>
-          <w:rFonts w:ascii="Times New Roman" w:hAnsi="Times New Roman" w:eastAsia="宋体" w:cs="Times New Roman"/>
+          <w:rFonts w:eastAsia="宋体" w:ascii="Times New Roman" w:hAnsi="Times New Roman" w:cs="Times New Roman"/>
+          <w:rFonts w:ascii="Times New Roman" w:hAnsi="Times New Roman"/>
           <w:b/>
           <w:sz w:val="24"/>
         </w:rPr>
@@ -179,7 +188,8 @@
       </w:pPr>
       <w:r>
         <w:rPr>
-          <w:rFonts w:ascii="Times New Roman" w:hAnsi="Times New Roman" w:eastAsia="宋体" w:cs="Times New Roman"/>
+          <w:rFonts w:eastAsia="宋体" w:ascii="Times New Roman" w:hAnsi="Times New Roman" w:cs="Times New Roman"/>
+          <w:rFonts w:ascii="Times New Roman" w:hAnsi="Times New Roman"/>
           <w:b/>
           <w:sz w:val="24"/>
         </w:rPr>
@@ -249,7 +259,8 @@
       </w:pPr>
       <w:r>
         <w:rPr>
-          <w:rFonts w:ascii="Times New Roman" w:hAnsi="Times New Roman" w:eastAsia="宋体" w:cs="Times New Roman"/>
+          <w:rFonts w:eastAsia="宋体" w:ascii="Times New Roman" w:hAnsi="Times New Roman" w:cs="Times New Roman"/>
+          <w:rFonts w:ascii="Times New Roman" w:hAnsi="Times New Roman"/>
           <w:b/>
           <w:sz w:val="24"/>
         </w:rPr>
@@ -324,11 +335,12 @@
       </w:pPr>
       <w:r>
         <w:rPr>
-          <w:rFonts w:ascii="Times New Roman" w:hAnsi="Times New Roman" w:eastAsia="宋体" w:cs="Times New Roman"/>
+          <w:rFonts w:eastAsia="宋体" w:ascii="Times New Roman" w:hAnsi="Times New Roman" w:cs="Times New Roman"/>
+          <w:rFonts w:ascii="Times New Roman" w:hAnsi="Times New Roman"/>
           <w:b/>
           <w:sz w:val="24"/>
         </w:rPr>
-        <w:t>关键点4：四次挥手 + 双线程架构。数据传输完成后，Client 发送 FIN → Server 回复 FIN → 连接关闭。独立接收线程（daemon）使用 queue.Queue 异步传递 ACK 到主线程，避免单线程轮询 recvfrom 阻塞发送。使用 threading.RLock 可重入锁保护主线程和接收线程之间的共享状态（base/next_seq/send_times/dup_ack_count）。代码位于 udpclient.py 的 ReliableUDPClient 类。</w:t>
+        <w:t>关键点4：四次挥手 + 双线程架构。数据传输完成后，Client 发送 FIN -&gt; Server 回复 FIN -&gt; 连接关闭。独立接收线程（daemon）使用 queue.Queue 异步传递 ACK 到主线程。使用 threading.RLock 可重入锁保护主线程和接收线程之间的共享状态，避免嵌套调用死锁。代码位于 udpclient.py 的 ReliableUDPClient 类。</w:t>
       </w:r>
     </w:p>
     <w:tbl>
@@ -385,7 +397,7 @@
               <w:br/>
               <w:t>with self._lock:</w:t>
               <w:br/>
-              <w:t xml:space="preserve">    self.next_seq = self.base            # 快速重传/超时重传/ACK处理</w:t>
+              <w:t xml:space="preserve">    self.next_seq = self.base</w:t>
             </w:r>
           </w:p>
         </w:tc>
@@ -398,7 +410,8 @@
       </w:pPr>
       <w:r>
         <w:rPr>
-          <w:rFonts w:ascii="Times New Roman" w:hAnsi="Times New Roman" w:eastAsia="黑体" w:cs="Times New Roman"/>
+          <w:rFonts w:eastAsia="黑体" w:ascii="Times New Roman" w:hAnsi="Times New Roman" w:cs="Times New Roman"/>
+          <w:rFonts w:ascii="Times New Roman" w:hAnsi="Times New Roman"/>
           <w:b/>
           <w:sz w:val="24"/>
         </w:rPr>
@@ -412,11 +425,12 @@
       </w:pPr>
       <w:r>
         <w:rPr>
-          <w:rFonts w:ascii="Times New Roman" w:hAnsi="Times New Roman" w:eastAsia="宋体" w:cs="Times New Roman"/>
+          <w:rFonts w:eastAsia="宋体" w:ascii="Times New Roman" w:hAnsi="Times New Roman" w:cs="Times New Roman"/>
+          <w:rFonts w:ascii="Times New Roman" w:hAnsi="Times New Roman"/>
           <w:b w:val="0"/>
           <w:sz w:val="24"/>
         </w:rPr>
-        <w:t>1. TCP 连接管理：三次握手（SYN→SYN-ACK→ACK）建立连接；四次挥手（FIN→FIN）终止连接的过程及状态转换。</w:t>
+        <w:t>1. TCP 连接管理：三次握手（SYN-&gt;SYN-ACK-&gt;ACK）建立连接；四次挥手（FIN-&gt;FIN）终止连接的过程及状态转换。</w:t>
       </w:r>
     </w:p>
     <w:p>
@@ -426,7 +440,8 @@
       </w:pPr>
       <w:r>
         <w:rPr>
-          <w:rFonts w:ascii="Times New Roman" w:hAnsi="Times New Roman" w:eastAsia="宋体" w:cs="Times New Roman"/>
+          <w:rFonts w:eastAsia="宋体" w:ascii="Times New Roman" w:hAnsi="Times New Roman" w:cs="Times New Roman"/>
+          <w:rFonts w:ascii="Times New Roman" w:hAnsi="Times New Roman"/>
           <w:b w:val="0"/>
           <w:sz w:val="24"/>
         </w:rPr>
@@ -440,11 +455,12 @@
       </w:pPr>
       <w:r>
         <w:rPr>
-          <w:rFonts w:ascii="Times New Roman" w:hAnsi="Times New Roman" w:eastAsia="宋体" w:cs="Times New Roman"/>
+          <w:rFonts w:eastAsia="宋体" w:ascii="Times New Roman" w:hAnsi="Times New Roman" w:cs="Times New Roman"/>
+          <w:rFonts w:ascii="Times New Roman" w:hAnsi="Times New Roman"/>
           <w:b w:val="0"/>
           <w:sz w:val="24"/>
         </w:rPr>
-        <w:t>3. 快速重传（Fast Retransmit）：重复 ACK 检测机制；3 dup ACK 触发条件；与超时重传的互补关系——快重传减少延迟，超时重传兜底。</w:t>
+        <w:t>3. 快速重传（Fast Retransmit）：重复 ACK 检测机制；3 dup ACK 触发条件；与超时重传的互补关系——快重传减少延迟，超时重传兖底。</w:t>
       </w:r>
     </w:p>
     <w:p>
@@ -454,7 +470,8 @@
       </w:pPr>
       <w:r>
         <w:rPr>
-          <w:rFonts w:ascii="Times New Roman" w:hAnsi="Times New Roman" w:eastAsia="宋体" w:cs="Times New Roman"/>
+          <w:rFonts w:eastAsia="宋体" w:ascii="Times New Roman" w:hAnsi="Times New Roman" w:cs="Times New Roman"/>
+          <w:rFonts w:ascii="Times New Roman" w:hAnsi="Times New Roman"/>
           <w:b w:val="0"/>
           <w:sz w:val="24"/>
         </w:rPr>
@@ -468,7 +485,8 @@
       </w:pPr>
       <w:r>
         <w:rPr>
-          <w:rFonts w:ascii="Times New Roman" w:hAnsi="Times New Roman" w:eastAsia="宋体" w:cs="Times New Roman"/>
+          <w:rFonts w:eastAsia="宋体" w:ascii="Times New Roman" w:hAnsi="Times New Roman" w:cs="Times New Roman"/>
+          <w:rFonts w:ascii="Times New Roman" w:hAnsi="Times New Roman"/>
           <w:b w:val="0"/>
           <w:sz w:val="24"/>
         </w:rPr>
@@ -482,7 +500,8 @@
       </w:pPr>
       <w:r>
         <w:rPr>
-          <w:rFonts w:ascii="Times New Roman" w:hAnsi="Times New Roman" w:eastAsia="宋体" w:cs="Times New Roman"/>
+          <w:rFonts w:eastAsia="宋体" w:ascii="Times New Roman" w:hAnsi="Times New Roman" w:cs="Times New Roman"/>
+          <w:rFonts w:ascii="Times New Roman" w:hAnsi="Times New Roman"/>
           <w:b w:val="0"/>
           <w:sz w:val="24"/>
         </w:rPr>
@@ -496,11 +515,12 @@
       </w:pPr>
       <w:r>
         <w:rPr>
-          <w:rFonts w:ascii="Times New Roman" w:hAnsi="Times New Roman" w:eastAsia="宋体" w:cs="Times New Roman"/>
+          <w:rFonts w:eastAsia="宋体" w:ascii="Times New Roman" w:hAnsi="Times New Roman" w:cs="Times New Roman"/>
+          <w:rFonts w:ascii="Times New Roman" w:hAnsi="Times New Roman"/>
           <w:b w:val="0"/>
           <w:sz w:val="24"/>
         </w:rPr>
-        <w:t>7. pandas 数据分析：Series.max()/min()/mean()/std() 快速统计 RTT 分布；丢包率计算公式：(总发送-成功)/总发送×100%。</w:t>
+        <w:t>7. pandas 数据分析：Series.max()/min()/mean()/std() 快速统计 RTT 分布；丢包率计算公式：(总发送-成功)/总发送x100%。</w:t>
       </w:r>
     </w:p>
     <w:p>
@@ -510,7 +530,8 @@
       </w:pPr>
       <w:r>
         <w:rPr>
-          <w:rFonts w:ascii="Times New Roman" w:hAnsi="Times New Roman" w:eastAsia="宋体" w:cs="Times New Roman"/>
+          <w:rFonts w:eastAsia="宋体" w:ascii="Times New Roman" w:hAnsi="Times New Roman" w:cs="Times New Roman"/>
+          <w:rFonts w:ascii="Times New Roman" w:hAnsi="Times New Roman"/>
           <w:b w:val="0"/>
           <w:sz w:val="24"/>
         </w:rPr>
@@ -524,7 +545,8 @@
       </w:pPr>
       <w:r>
         <w:rPr>
-          <w:rFonts w:ascii="Times New Roman" w:hAnsi="Times New Roman" w:eastAsia="黑体" w:cs="Times New Roman"/>
+          <w:rFonts w:eastAsia="黑体" w:ascii="Times New Roman" w:hAnsi="Times New Roman" w:cs="Times New Roman"/>
+          <w:rFonts w:ascii="Times New Roman" w:hAnsi="Times New Roman"/>
           <w:b/>
           <w:sz w:val="24"/>
         </w:rPr>
@@ -537,7 +559,8 @@
       </w:pPr>
       <w:r>
         <w:rPr>
-          <w:rFonts w:ascii="Times New Roman" w:hAnsi="Times New Roman" w:eastAsia="宋体" w:cs="Times New Roman"/>
+          <w:rFonts w:eastAsia="宋体" w:ascii="Times New Roman" w:hAnsi="Times New Roman" w:cs="Times New Roman"/>
+          <w:rFonts w:ascii="Times New Roman" w:hAnsi="Times New Roman"/>
           <w:b w:val="0"/>
           <w:sz w:val="24"/>
         </w:rPr>
@@ -550,7 +573,8 @@
       </w:pPr>
       <w:r>
         <w:rPr>
-          <w:rFonts w:ascii="Times New Roman" w:hAnsi="Times New Roman" w:eastAsia="宋体" w:cs="Times New Roman"/>
+          <w:rFonts w:eastAsia="宋体" w:ascii="Times New Roman" w:hAnsi="Times New Roman" w:cs="Times New Roman"/>
+          <w:rFonts w:ascii="Times New Roman" w:hAnsi="Times New Roman"/>
           <w:b w:val="0"/>
           <w:sz w:val="24"/>
         </w:rPr>

--- a/Task2/udp_packet_capture.docx
+++ b/Task2/udp_packet_capture.docx
@@ -49,7 +49,9 @@
     </w:p>
     <w:p>
       <w:pPr>
+        <w:spacing w:before="120" w:after="60"/>
         <w:ind w:firstLine="0"/>
+        <w:jc w:val="center"/>
       </w:pPr>
       <w:r>
         <w:rPr>
@@ -57,12 +59,54 @@
           <w:rFonts w:ascii="Times New Roman" w:hAnsi="Times New Roman"/>
           <w:sz w:val="21"/>
         </w:rPr>
-        <w:t>[待插入截图] 图1 — 三次握手阶段：SYN -&gt; SYN-ACK -&gt; ACK</w:t>
+        <w:t>图1 — 三次握手阶段：SYN -&gt; SYN-ACK -&gt; ACK</w:t>
       </w:r>
     </w:p>
     <w:p>
       <w:pPr>
+        <w:spacing w:after="240"/>
+        <w:jc w:val="center"/>
+      </w:pPr>
+      <w:r>
+        <w:drawing>
+          <wp:inline xmlns:a="http://schemas.openxmlformats.org/drawingml/2006/main" xmlns:pic="http://schemas.openxmlformats.org/drawingml/2006/picture">
+            <wp:extent cx="5040000" cy="334144"/>
+            <wp:docPr id="1" name="Picture 1"/>
+            <wp:cNvGraphicFramePr>
+              <a:graphicFrameLocks noChangeAspect="1"/>
+            </wp:cNvGraphicFramePr>
+            <a:graphic>
+              <a:graphicData uri="http://schemas.openxmlformats.org/drawingml/2006/picture">
+                <pic:pic>
+                  <pic:nvPicPr>
+                    <pic:cNvPr id="0" name="establish_connection.png"/>
+                    <pic:cNvPicPr/>
+                  </pic:nvPicPr>
+                  <pic:blipFill>
+                    <a:blip r:embed="rId9"/>
+                    <a:stretch>
+                      <a:fillRect/>
+                    </a:stretch>
+                  </pic:blipFill>
+                  <pic:spPr>
+                    <a:xfrm>
+                      <a:off x="0" y="0"/>
+                      <a:ext cx="5040000" cy="334144"/>
+                    </a:xfrm>
+                    <a:prstGeom prst="rect"/>
+                  </pic:spPr>
+                </pic:pic>
+              </a:graphicData>
+            </a:graphic>
+          </wp:inline>
+        </w:drawing>
+      </w:r>
+    </w:p>
+    <w:p>
+      <w:pPr>
+        <w:spacing w:before="120" w:after="60"/>
         <w:ind w:firstLine="0"/>
+        <w:jc w:val="center"/>
       </w:pPr>
       <w:r>
         <w:rPr>
@@ -70,12 +114,54 @@
           <w:rFonts w:ascii="Times New Roman" w:hAnsi="Times New Roman"/>
           <w:sz w:val="21"/>
         </w:rPr>
-        <w:t>[待插入截图] 图2 — 数据传输阶段：DATA 报文 + ACK 累积确认</w:t>
+        <w:t>图2 — 数据传输阶段：DATA 报文 + ACK 累积确认</w:t>
       </w:r>
     </w:p>
     <w:p>
       <w:pPr>
+        <w:spacing w:after="240"/>
+        <w:jc w:val="center"/>
+      </w:pPr>
+      <w:r>
+        <w:drawing>
+          <wp:inline xmlns:a="http://schemas.openxmlformats.org/drawingml/2006/main" xmlns:pic="http://schemas.openxmlformats.org/drawingml/2006/picture">
+            <wp:extent cx="5040000" cy="1219430"/>
+            <wp:docPr id="2" name="Picture 2"/>
+            <wp:cNvGraphicFramePr>
+              <a:graphicFrameLocks noChangeAspect="1"/>
+            </wp:cNvGraphicFramePr>
+            <a:graphic>
+              <a:graphicData uri="http://schemas.openxmlformats.org/drawingml/2006/picture">
+                <pic:pic>
+                  <pic:nvPicPr>
+                    <pic:cNvPr id="0" name="data_transform.png"/>
+                    <pic:cNvPicPr/>
+                  </pic:nvPicPr>
+                  <pic:blipFill>
+                    <a:blip r:embed="rId10"/>
+                    <a:stretch>
+                      <a:fillRect/>
+                    </a:stretch>
+                  </pic:blipFill>
+                  <pic:spPr>
+                    <a:xfrm>
+                      <a:off x="0" y="0"/>
+                      <a:ext cx="5040000" cy="1219430"/>
+                    </a:xfrm>
+                    <a:prstGeom prst="rect"/>
+                  </pic:spPr>
+                </pic:pic>
+              </a:graphicData>
+            </a:graphic>
+          </wp:inline>
+        </w:drawing>
+      </w:r>
+    </w:p>
+    <w:p>
+      <w:pPr>
+        <w:spacing w:before="120" w:after="60"/>
         <w:ind w:firstLine="0"/>
+        <w:jc w:val="center"/>
       </w:pPr>
       <w:r>
         <w:rPr>
@@ -83,12 +169,54 @@
           <w:rFonts w:ascii="Times New Roman" w:hAnsi="Times New Roman"/>
           <w:sz w:val="21"/>
         </w:rPr>
-        <w:t>[待插入截图] 图3 — 丢包与重传：超时重传 + 快速重传（3 dup ACK）</w:t>
+        <w:t>图3 — 丢包与重传：超时重传日志（run_log.txt）</w:t>
       </w:r>
     </w:p>
     <w:p>
       <w:pPr>
+        <w:spacing w:after="240"/>
+        <w:jc w:val="center"/>
+      </w:pPr>
+      <w:r>
+        <w:drawing>
+          <wp:inline xmlns:a="http://schemas.openxmlformats.org/drawingml/2006/main" xmlns:pic="http://schemas.openxmlformats.org/drawingml/2006/picture">
+            <wp:extent cx="5040000" cy="1739786"/>
+            <wp:docPr id="3" name="Picture 3"/>
+            <wp:cNvGraphicFramePr>
+              <a:graphicFrameLocks noChangeAspect="1"/>
+            </wp:cNvGraphicFramePr>
+            <a:graphic>
+              <a:graphicData uri="http://schemas.openxmlformats.org/drawingml/2006/picture">
+                <pic:pic>
+                  <pic:nvPicPr>
+                    <pic:cNvPr id="0" name="retrans_log.png"/>
+                    <pic:cNvPicPr/>
+                  </pic:nvPicPr>
+                  <pic:blipFill>
+                    <a:blip r:embed="rId11"/>
+                    <a:stretch>
+                      <a:fillRect/>
+                    </a:stretch>
+                  </pic:blipFill>
+                  <pic:spPr>
+                    <a:xfrm>
+                      <a:off x="0" y="0"/>
+                      <a:ext cx="5040000" cy="1739786"/>
+                    </a:xfrm>
+                    <a:prstGeom prst="rect"/>
+                  </pic:spPr>
+                </pic:pic>
+              </a:graphicData>
+            </a:graphic>
+          </wp:inline>
+        </w:drawing>
+      </w:r>
+    </w:p>
+    <w:p>
+      <w:pPr>
+        <w:spacing w:before="120" w:after="60"/>
         <w:ind w:firstLine="0"/>
+        <w:jc w:val="center"/>
       </w:pPr>
       <w:r>
         <w:rPr>
@@ -96,7 +224,47 @@
           <w:rFonts w:ascii="Times New Roman" w:hAnsi="Times New Roman"/>
           <w:sz w:val="21"/>
         </w:rPr>
-        <w:t>[待插入截图] 图4 — 四次挥手阶段：Client FIN -&gt; Server FIN</w:t>
+        <w:t>图4 — 四次挥手阶段：FIN -&gt; ACK -&gt; FIN -&gt; ACK</w:t>
+      </w:r>
+    </w:p>
+    <w:p>
+      <w:pPr>
+        <w:spacing w:after="240"/>
+        <w:jc w:val="center"/>
+      </w:pPr>
+      <w:r>
+        <w:drawing>
+          <wp:inline xmlns:a="http://schemas.openxmlformats.org/drawingml/2006/main" xmlns:pic="http://schemas.openxmlformats.org/drawingml/2006/picture">
+            <wp:extent cx="5040000" cy="433053"/>
+            <wp:docPr id="4" name="Picture 4"/>
+            <wp:cNvGraphicFramePr>
+              <a:graphicFrameLocks noChangeAspect="1"/>
+            </wp:cNvGraphicFramePr>
+            <a:graphic>
+              <a:graphicData uri="http://schemas.openxmlformats.org/drawingml/2006/picture">
+                <pic:pic>
+                  <pic:nvPicPr>
+                    <pic:cNvPr id="0" name="terminate_connection.png"/>
+                    <pic:cNvPicPr/>
+                  </pic:nvPicPr>
+                  <pic:blipFill>
+                    <a:blip r:embed="rId12"/>
+                    <a:stretch>
+                      <a:fillRect/>
+                    </a:stretch>
+                  </pic:blipFill>
+                  <pic:spPr>
+                    <a:xfrm>
+                      <a:off x="0" y="0"/>
+                      <a:ext cx="5040000" cy="433053"/>
+                    </a:xfrm>
+                    <a:prstGeom prst="rect"/>
+                  </pic:spPr>
+                </pic:pic>
+              </a:graphicData>
+            </a:graphic>
+          </wp:inline>
+        </w:drawing>
       </w:r>
     </w:p>
     <w:p>
@@ -126,7 +294,7 @@
           <w:b/>
           <w:sz w:val="24"/>
         </w:rPr>
-        <w:t>关键点1：Bit-Flag 协议头设计 + 三次握手。统一 13B 报文头 [1B Flags][4B Seq][4B Ack][4B Length] + Payload。FLAG_SYN=0x01、FLAG_ACK=0x02、FLAG_FIN=0x04，可组合使用。SYN Payload 携带 StudentID（学号后4位 XOR 0x5A3C）进行身份验证。代码位于 common.py 的 pack_header() 和 udpserver.py 的 verify_student_id()。</w:t>
+        <w:t>关键点1：Bit-Flag 协议头设计 + 三次握手。统一 13B 报文头 [1B Flags][4B Seq][4B Ack][4B Length] + Payload。FLAG_SYN=0x01、FLAG_ACK=0x02、FLAG_FIN=0x04，可组合使用。SYN Payload 携带 StudentID（学号后4位 XOR 0x5A3C）进行身份验证。unpack_header() 增加长度检查和 struct.error 兜底，返回 None 统一处理无效报文。代码位于 common.py。</w:t>
       </w:r>
     </w:p>
     <w:tbl>
@@ -143,40 +311,2303 @@
           <w:tcPr>
             <w:tcW w:type="dxa" w:w="8640"/>
             <w:shd w:fill="F5F5F5" w:val="clear"/>
+            <w:tcBorders>
+              <w:top w:val="single" w:sz="4" w:space="0" w:color="999999"/>
+              <w:left w:val="single" w:sz="4" w:space="0" w:color="999999"/>
+              <w:bottom w:val="single" w:sz="4" w:space="0" w:color="999999"/>
+              <w:right w:val="single" w:sz="4" w:space="0" w:color="999999"/>
+            </w:tcBorders>
           </w:tcPr>
           <w:p>
             <w:pPr>
-              <w:spacing w:before="80" w:after="80"/>
+              <w:spacing w:before="80" w:line="220" w:lineRule="exact"/>
             </w:pPr>
             <w:r>
               <w:rPr>
                 <w:rFonts w:eastAsia="宋体" w:ascii="Consolas" w:hAnsi="Consolas"/>
                 <w:rFonts w:ascii="Consolas" w:hAnsi="Consolas"/>
                 <w:sz w:val="18"/>
-              </w:rPr>
-              <w:t>FLAG_SYN = 0x01; FLAG_ACK = 0x02; FLAG_FIN = 0x04</w:t>
-              <w:br/>
-              <w:br/>
-              <w:t>def pack_header(flags, seq=0, ack=0, length=0):</w:t>
-              <w:br/>
-              <w:t xml:space="preserve">    return struct.pack("!BIII", flags, seq, ack, length)</w:t>
-              <w:br/>
-              <w:br/>
-              <w:t># 三次握手（SYN payload 含 StudentID + TotalPackets）</w:t>
-              <w:br/>
-              <w:t>client -&gt; SYN  [Flags=0x01][Seq=0][Ack=0][Len=4][StudentID+TotalPackets]</w:t>
-              <w:br/>
-              <w:t>server -&gt; SYN-ACK [Flags=0x03][Seq=0][Ack=1][Len=0]</w:t>
-              <w:br/>
-              <w:t>client -&gt; ACK  [Flags=0x02][Seq=1][Ack=1][Len=0]</w:t>
-              <w:br/>
-              <w:br/>
+                <w:color w:val="000000"/>
+              </w:rPr>
+              <w:t>FLAG_SYN</w:t>
+            </w:r>
+            <w:r>
+              <w:rPr>
+                <w:rFonts w:eastAsia="宋体" w:ascii="Consolas" w:hAnsi="Consolas"/>
+                <w:rFonts w:ascii="Consolas" w:hAnsi="Consolas"/>
+                <w:sz w:val="18"/>
+                <w:color w:val="000000"/>
+              </w:rPr>
+              <w:t xml:space="preserve"> </w:t>
+            </w:r>
+            <w:r>
+              <w:rPr>
+                <w:rFonts w:eastAsia="宋体" w:ascii="Consolas" w:hAnsi="Consolas"/>
+                <w:rFonts w:ascii="Consolas" w:hAnsi="Consolas"/>
+                <w:sz w:val="18"/>
+                <w:color w:val="000000"/>
+              </w:rPr>
+              <w:t>=</w:t>
+            </w:r>
+            <w:r>
+              <w:rPr>
+                <w:rFonts w:eastAsia="宋体" w:ascii="Consolas" w:hAnsi="Consolas"/>
+                <w:rFonts w:ascii="Consolas" w:hAnsi="Consolas"/>
+                <w:sz w:val="18"/>
+                <w:color w:val="000000"/>
+              </w:rPr>
+              <w:t xml:space="preserve"> </w:t>
+            </w:r>
+            <w:r>
+              <w:rPr>
+                <w:rFonts w:eastAsia="宋体" w:ascii="Consolas" w:hAnsi="Consolas"/>
+                <w:rFonts w:ascii="Consolas" w:hAnsi="Consolas"/>
+                <w:sz w:val="18"/>
+                <w:color w:val="098658"/>
+              </w:rPr>
+              <w:t>0x01</w:t>
+            </w:r>
+            <w:r>
+              <w:rPr>
+                <w:rFonts w:eastAsia="宋体" w:ascii="Consolas" w:hAnsi="Consolas"/>
+                <w:rFonts w:ascii="Consolas" w:hAnsi="Consolas"/>
+                <w:sz w:val="18"/>
+                <w:color w:val="000000"/>
+              </w:rPr>
+              <w:t>;</w:t>
+            </w:r>
+            <w:r>
+              <w:rPr>
+                <w:rFonts w:eastAsia="宋体" w:ascii="Consolas" w:hAnsi="Consolas"/>
+                <w:rFonts w:ascii="Consolas" w:hAnsi="Consolas"/>
+                <w:sz w:val="18"/>
+                <w:color w:val="000000"/>
+              </w:rPr>
+              <w:t xml:space="preserve"> </w:t>
+            </w:r>
+            <w:r>
+              <w:rPr>
+                <w:rFonts w:eastAsia="宋体" w:ascii="Consolas" w:hAnsi="Consolas"/>
+                <w:rFonts w:ascii="Consolas" w:hAnsi="Consolas"/>
+                <w:sz w:val="18"/>
+                <w:color w:val="000000"/>
+              </w:rPr>
+              <w:t>FLAG_ACK</w:t>
+            </w:r>
+            <w:r>
+              <w:rPr>
+                <w:rFonts w:eastAsia="宋体" w:ascii="Consolas" w:hAnsi="Consolas"/>
+                <w:rFonts w:ascii="Consolas" w:hAnsi="Consolas"/>
+                <w:sz w:val="18"/>
+                <w:color w:val="000000"/>
+              </w:rPr>
+              <w:t xml:space="preserve"> </w:t>
+            </w:r>
+            <w:r>
+              <w:rPr>
+                <w:rFonts w:eastAsia="宋体" w:ascii="Consolas" w:hAnsi="Consolas"/>
+                <w:rFonts w:ascii="Consolas" w:hAnsi="Consolas"/>
+                <w:sz w:val="18"/>
+                <w:color w:val="000000"/>
+              </w:rPr>
+              <w:t>=</w:t>
+            </w:r>
+            <w:r>
+              <w:rPr>
+                <w:rFonts w:eastAsia="宋体" w:ascii="Consolas" w:hAnsi="Consolas"/>
+                <w:rFonts w:ascii="Consolas" w:hAnsi="Consolas"/>
+                <w:sz w:val="18"/>
+                <w:color w:val="000000"/>
+              </w:rPr>
+              <w:t xml:space="preserve"> </w:t>
+            </w:r>
+            <w:r>
+              <w:rPr>
+                <w:rFonts w:eastAsia="宋体" w:ascii="Consolas" w:hAnsi="Consolas"/>
+                <w:rFonts w:ascii="Consolas" w:hAnsi="Consolas"/>
+                <w:sz w:val="18"/>
+                <w:color w:val="098658"/>
+              </w:rPr>
+              <w:t>0x02</w:t>
+            </w:r>
+            <w:r>
+              <w:rPr>
+                <w:rFonts w:eastAsia="宋体" w:ascii="Consolas" w:hAnsi="Consolas"/>
+                <w:rFonts w:ascii="Consolas" w:hAnsi="Consolas"/>
+                <w:sz w:val="18"/>
+                <w:color w:val="000000"/>
+              </w:rPr>
+              <w:t>;</w:t>
+            </w:r>
+            <w:r>
+              <w:rPr>
+                <w:rFonts w:eastAsia="宋体" w:ascii="Consolas" w:hAnsi="Consolas"/>
+                <w:rFonts w:ascii="Consolas" w:hAnsi="Consolas"/>
+                <w:sz w:val="18"/>
+                <w:color w:val="000000"/>
+              </w:rPr>
+              <w:t xml:space="preserve"> </w:t>
+            </w:r>
+            <w:r>
+              <w:rPr>
+                <w:rFonts w:eastAsia="宋体" w:ascii="Consolas" w:hAnsi="Consolas"/>
+                <w:rFonts w:ascii="Consolas" w:hAnsi="Consolas"/>
+                <w:sz w:val="18"/>
+                <w:color w:val="000000"/>
+              </w:rPr>
+              <w:t>FLAG_FIN</w:t>
+            </w:r>
+            <w:r>
+              <w:rPr>
+                <w:rFonts w:eastAsia="宋体" w:ascii="Consolas" w:hAnsi="Consolas"/>
+                <w:rFonts w:ascii="Consolas" w:hAnsi="Consolas"/>
+                <w:sz w:val="18"/>
+                <w:color w:val="000000"/>
+              </w:rPr>
+              <w:t xml:space="preserve"> </w:t>
+            </w:r>
+            <w:r>
+              <w:rPr>
+                <w:rFonts w:eastAsia="宋体" w:ascii="Consolas" w:hAnsi="Consolas"/>
+                <w:rFonts w:ascii="Consolas" w:hAnsi="Consolas"/>
+                <w:sz w:val="18"/>
+                <w:color w:val="000000"/>
+              </w:rPr>
+              <w:t>=</w:t>
+            </w:r>
+            <w:r>
+              <w:rPr>
+                <w:rFonts w:eastAsia="宋体" w:ascii="Consolas" w:hAnsi="Consolas"/>
+                <w:rFonts w:ascii="Consolas" w:hAnsi="Consolas"/>
+                <w:sz w:val="18"/>
+                <w:color w:val="000000"/>
+              </w:rPr>
+              <w:t xml:space="preserve"> </w:t>
+            </w:r>
+            <w:r>
+              <w:rPr>
+                <w:rFonts w:eastAsia="宋体" w:ascii="Consolas" w:hAnsi="Consolas"/>
+                <w:rFonts w:ascii="Consolas" w:hAnsi="Consolas"/>
+                <w:sz w:val="18"/>
+                <w:color w:val="098658"/>
+              </w:rPr>
+              <w:t>0x04</w:t>
+            </w:r>
+          </w:p>
+          <w:p>
+            <w:pPr>
+              <w:spacing w:before="0" w:after="0" w:line="220" w:lineRule="exact"/>
+            </w:pPr>
+          </w:p>
+          <w:p>
+            <w:pPr>
+              <w:spacing w:before="0" w:after="0" w:line="220" w:lineRule="exact"/>
+            </w:pPr>
+            <w:r>
+              <w:rPr>
+                <w:rFonts w:eastAsia="宋体" w:ascii="Consolas" w:hAnsi="Consolas"/>
+                <w:rFonts w:ascii="Consolas" w:hAnsi="Consolas"/>
+                <w:sz w:val="18"/>
+                <w:color w:val="0000FF"/>
+              </w:rPr>
+              <w:t>def</w:t>
+            </w:r>
+            <w:r>
+              <w:rPr>
+                <w:rFonts w:eastAsia="宋体" w:ascii="Consolas" w:hAnsi="Consolas"/>
+                <w:rFonts w:ascii="Consolas" w:hAnsi="Consolas"/>
+                <w:sz w:val="18"/>
+                <w:color w:val="000000"/>
+              </w:rPr>
+              <w:t xml:space="preserve"> </w:t>
+            </w:r>
+            <w:r>
+              <w:rPr>
+                <w:rFonts w:eastAsia="宋体" w:ascii="Consolas" w:hAnsi="Consolas"/>
+                <w:rFonts w:ascii="Consolas" w:hAnsi="Consolas"/>
+                <w:sz w:val="18"/>
+                <w:color w:val="795E26"/>
+              </w:rPr>
+              <w:t>pack_header</w:t>
+            </w:r>
+            <w:r>
+              <w:rPr>
+                <w:rFonts w:eastAsia="宋体" w:ascii="Consolas" w:hAnsi="Consolas"/>
+                <w:rFonts w:ascii="Consolas" w:hAnsi="Consolas"/>
+                <w:sz w:val="18"/>
+                <w:color w:val="000000"/>
+              </w:rPr>
+              <w:t>(</w:t>
+            </w:r>
+            <w:r>
+              <w:rPr>
+                <w:rFonts w:eastAsia="宋体" w:ascii="Consolas" w:hAnsi="Consolas"/>
+                <w:rFonts w:ascii="Consolas" w:hAnsi="Consolas"/>
+                <w:sz w:val="18"/>
+                <w:color w:val="000000"/>
+              </w:rPr>
+              <w:t>flags</w:t>
+            </w:r>
+            <w:r>
+              <w:rPr>
+                <w:rFonts w:eastAsia="宋体" w:ascii="Consolas" w:hAnsi="Consolas"/>
+                <w:rFonts w:ascii="Consolas" w:hAnsi="Consolas"/>
+                <w:sz w:val="18"/>
+                <w:color w:val="000000"/>
+              </w:rPr>
+              <w:t>,</w:t>
+            </w:r>
+            <w:r>
+              <w:rPr>
+                <w:rFonts w:eastAsia="宋体" w:ascii="Consolas" w:hAnsi="Consolas"/>
+                <w:rFonts w:ascii="Consolas" w:hAnsi="Consolas"/>
+                <w:sz w:val="18"/>
+                <w:color w:val="000000"/>
+              </w:rPr>
+              <w:t xml:space="preserve"> </w:t>
+            </w:r>
+            <w:r>
+              <w:rPr>
+                <w:rFonts w:eastAsia="宋体" w:ascii="Consolas" w:hAnsi="Consolas"/>
+                <w:rFonts w:ascii="Consolas" w:hAnsi="Consolas"/>
+                <w:sz w:val="18"/>
+                <w:color w:val="000000"/>
+              </w:rPr>
+              <w:t>seq</w:t>
+            </w:r>
+            <w:r>
+              <w:rPr>
+                <w:rFonts w:eastAsia="宋体" w:ascii="Consolas" w:hAnsi="Consolas"/>
+                <w:rFonts w:ascii="Consolas" w:hAnsi="Consolas"/>
+                <w:sz w:val="18"/>
+                <w:color w:val="000000"/>
+              </w:rPr>
+              <w:t>=</w:t>
+            </w:r>
+            <w:r>
+              <w:rPr>
+                <w:rFonts w:eastAsia="宋体" w:ascii="Consolas" w:hAnsi="Consolas"/>
+                <w:rFonts w:ascii="Consolas" w:hAnsi="Consolas"/>
+                <w:sz w:val="18"/>
+                <w:color w:val="098658"/>
+              </w:rPr>
+              <w:t>0</w:t>
+            </w:r>
+            <w:r>
+              <w:rPr>
+                <w:rFonts w:eastAsia="宋体" w:ascii="Consolas" w:hAnsi="Consolas"/>
+                <w:rFonts w:ascii="Consolas" w:hAnsi="Consolas"/>
+                <w:sz w:val="18"/>
+                <w:color w:val="000000"/>
+              </w:rPr>
+              <w:t>,</w:t>
+            </w:r>
+            <w:r>
+              <w:rPr>
+                <w:rFonts w:eastAsia="宋体" w:ascii="Consolas" w:hAnsi="Consolas"/>
+                <w:rFonts w:ascii="Consolas" w:hAnsi="Consolas"/>
+                <w:sz w:val="18"/>
+                <w:color w:val="000000"/>
+              </w:rPr>
+              <w:t xml:space="preserve"> </w:t>
+            </w:r>
+            <w:r>
+              <w:rPr>
+                <w:rFonts w:eastAsia="宋体" w:ascii="Consolas" w:hAnsi="Consolas"/>
+                <w:rFonts w:ascii="Consolas" w:hAnsi="Consolas"/>
+                <w:sz w:val="18"/>
+                <w:color w:val="000000"/>
+              </w:rPr>
+              <w:t>ack</w:t>
+            </w:r>
+            <w:r>
+              <w:rPr>
+                <w:rFonts w:eastAsia="宋体" w:ascii="Consolas" w:hAnsi="Consolas"/>
+                <w:rFonts w:ascii="Consolas" w:hAnsi="Consolas"/>
+                <w:sz w:val="18"/>
+                <w:color w:val="000000"/>
+              </w:rPr>
+              <w:t>=</w:t>
+            </w:r>
+            <w:r>
+              <w:rPr>
+                <w:rFonts w:eastAsia="宋体" w:ascii="Consolas" w:hAnsi="Consolas"/>
+                <w:rFonts w:ascii="Consolas" w:hAnsi="Consolas"/>
+                <w:sz w:val="18"/>
+                <w:color w:val="098658"/>
+              </w:rPr>
+              <w:t>0</w:t>
+            </w:r>
+            <w:r>
+              <w:rPr>
+                <w:rFonts w:eastAsia="宋体" w:ascii="Consolas" w:hAnsi="Consolas"/>
+                <w:rFonts w:ascii="Consolas" w:hAnsi="Consolas"/>
+                <w:sz w:val="18"/>
+                <w:color w:val="000000"/>
+              </w:rPr>
+              <w:t>,</w:t>
+            </w:r>
+            <w:r>
+              <w:rPr>
+                <w:rFonts w:eastAsia="宋体" w:ascii="Consolas" w:hAnsi="Consolas"/>
+                <w:rFonts w:ascii="Consolas" w:hAnsi="Consolas"/>
+                <w:sz w:val="18"/>
+                <w:color w:val="000000"/>
+              </w:rPr>
+              <w:t xml:space="preserve"> </w:t>
+            </w:r>
+            <w:r>
+              <w:rPr>
+                <w:rFonts w:eastAsia="宋体" w:ascii="Consolas" w:hAnsi="Consolas"/>
+                <w:rFonts w:ascii="Consolas" w:hAnsi="Consolas"/>
+                <w:sz w:val="18"/>
+                <w:color w:val="000000"/>
+              </w:rPr>
+              <w:t>length</w:t>
+            </w:r>
+            <w:r>
+              <w:rPr>
+                <w:rFonts w:eastAsia="宋体" w:ascii="Consolas" w:hAnsi="Consolas"/>
+                <w:rFonts w:ascii="Consolas" w:hAnsi="Consolas"/>
+                <w:sz w:val="18"/>
+                <w:color w:val="000000"/>
+              </w:rPr>
+              <w:t>=</w:t>
+            </w:r>
+            <w:r>
+              <w:rPr>
+                <w:rFonts w:eastAsia="宋体" w:ascii="Consolas" w:hAnsi="Consolas"/>
+                <w:rFonts w:ascii="Consolas" w:hAnsi="Consolas"/>
+                <w:sz w:val="18"/>
+                <w:color w:val="098658"/>
+              </w:rPr>
+              <w:t>0</w:t>
+            </w:r>
+            <w:r>
+              <w:rPr>
+                <w:rFonts w:eastAsia="宋体" w:ascii="Consolas" w:hAnsi="Consolas"/>
+                <w:rFonts w:ascii="Consolas" w:hAnsi="Consolas"/>
+                <w:sz w:val="18"/>
+                <w:color w:val="000000"/>
+              </w:rPr>
+              <w:t>)</w:t>
+            </w:r>
+            <w:r>
+              <w:rPr>
+                <w:rFonts w:eastAsia="宋体" w:ascii="Consolas" w:hAnsi="Consolas"/>
+                <w:rFonts w:ascii="Consolas" w:hAnsi="Consolas"/>
+                <w:sz w:val="18"/>
+                <w:color w:val="000000"/>
+              </w:rPr>
+              <w:t>:</w:t>
+            </w:r>
+          </w:p>
+          <w:p>
+            <w:pPr>
+              <w:spacing w:before="0" w:after="0" w:line="220" w:lineRule="exact"/>
+            </w:pPr>
+            <w:r>
+              <w:rPr>
+                <w:rFonts w:eastAsia="宋体" w:ascii="Consolas" w:hAnsi="Consolas"/>
+                <w:rFonts w:ascii="Consolas" w:hAnsi="Consolas"/>
+                <w:sz w:val="18"/>
+                <w:color w:val="000000"/>
+              </w:rPr>
+              <w:t xml:space="preserve">    </w:t>
+            </w:r>
+            <w:r>
+              <w:rPr>
+                <w:rFonts w:eastAsia="宋体" w:ascii="Consolas" w:hAnsi="Consolas"/>
+                <w:rFonts w:ascii="Consolas" w:hAnsi="Consolas"/>
+                <w:sz w:val="18"/>
+                <w:color w:val="0000FF"/>
+              </w:rPr>
+              <w:t>return</w:t>
+            </w:r>
+            <w:r>
+              <w:rPr>
+                <w:rFonts w:eastAsia="宋体" w:ascii="Consolas" w:hAnsi="Consolas"/>
+                <w:rFonts w:ascii="Consolas" w:hAnsi="Consolas"/>
+                <w:sz w:val="18"/>
+                <w:color w:val="000000"/>
+              </w:rPr>
+              <w:t xml:space="preserve"> </w:t>
+            </w:r>
+            <w:r>
+              <w:rPr>
+                <w:rFonts w:eastAsia="宋体" w:ascii="Consolas" w:hAnsi="Consolas"/>
+                <w:rFonts w:ascii="Consolas" w:hAnsi="Consolas"/>
+                <w:sz w:val="18"/>
+                <w:color w:val="000000"/>
+              </w:rPr>
+              <w:t>struct</w:t>
+            </w:r>
+            <w:r>
+              <w:rPr>
+                <w:rFonts w:eastAsia="宋体" w:ascii="Consolas" w:hAnsi="Consolas"/>
+                <w:rFonts w:ascii="Consolas" w:hAnsi="Consolas"/>
+                <w:sz w:val="18"/>
+                <w:color w:val="000000"/>
+              </w:rPr>
+              <w:t>.</w:t>
+            </w:r>
+            <w:r>
+              <w:rPr>
+                <w:rFonts w:eastAsia="宋体" w:ascii="Consolas" w:hAnsi="Consolas"/>
+                <w:rFonts w:ascii="Consolas" w:hAnsi="Consolas"/>
+                <w:sz w:val="18"/>
+                <w:color w:val="000000"/>
+              </w:rPr>
+              <w:t>pack</w:t>
+            </w:r>
+            <w:r>
+              <w:rPr>
+                <w:rFonts w:eastAsia="宋体" w:ascii="Consolas" w:hAnsi="Consolas"/>
+                <w:rFonts w:ascii="Consolas" w:hAnsi="Consolas"/>
+                <w:sz w:val="18"/>
+                <w:color w:val="000000"/>
+              </w:rPr>
+              <w:t>(</w:t>
+            </w:r>
+            <w:r>
+              <w:rPr>
+                <w:rFonts w:eastAsia="宋体" w:ascii="Consolas" w:hAnsi="Consolas"/>
+                <w:rFonts w:ascii="Consolas" w:hAnsi="Consolas"/>
+                <w:sz w:val="18"/>
+                <w:color w:val="A31515"/>
+              </w:rPr>
+              <w:t>"</w:t>
+            </w:r>
+            <w:r>
+              <w:rPr>
+                <w:rFonts w:eastAsia="宋体" w:ascii="Consolas" w:hAnsi="Consolas"/>
+                <w:rFonts w:ascii="Consolas" w:hAnsi="Consolas"/>
+                <w:sz w:val="18"/>
+                <w:color w:val="A31515"/>
+              </w:rPr>
+              <w:t>!BIII</w:t>
+            </w:r>
+            <w:r>
+              <w:rPr>
+                <w:rFonts w:eastAsia="宋体" w:ascii="Consolas" w:hAnsi="Consolas"/>
+                <w:rFonts w:ascii="Consolas" w:hAnsi="Consolas"/>
+                <w:sz w:val="18"/>
+                <w:color w:val="A31515"/>
+              </w:rPr>
+              <w:t>"</w:t>
+            </w:r>
+            <w:r>
+              <w:rPr>
+                <w:rFonts w:eastAsia="宋体" w:ascii="Consolas" w:hAnsi="Consolas"/>
+                <w:rFonts w:ascii="Consolas" w:hAnsi="Consolas"/>
+                <w:sz w:val="18"/>
+                <w:color w:val="000000"/>
+              </w:rPr>
+              <w:t>,</w:t>
+            </w:r>
+            <w:r>
+              <w:rPr>
+                <w:rFonts w:eastAsia="宋体" w:ascii="Consolas" w:hAnsi="Consolas"/>
+                <w:rFonts w:ascii="Consolas" w:hAnsi="Consolas"/>
+                <w:sz w:val="18"/>
+                <w:color w:val="000000"/>
+              </w:rPr>
+              <w:t xml:space="preserve"> </w:t>
+            </w:r>
+            <w:r>
+              <w:rPr>
+                <w:rFonts w:eastAsia="宋体" w:ascii="Consolas" w:hAnsi="Consolas"/>
+                <w:rFonts w:ascii="Consolas" w:hAnsi="Consolas"/>
+                <w:sz w:val="18"/>
+                <w:color w:val="000000"/>
+              </w:rPr>
+              <w:t>flags</w:t>
+            </w:r>
+            <w:r>
+              <w:rPr>
+                <w:rFonts w:eastAsia="宋体" w:ascii="Consolas" w:hAnsi="Consolas"/>
+                <w:rFonts w:ascii="Consolas" w:hAnsi="Consolas"/>
+                <w:sz w:val="18"/>
+                <w:color w:val="000000"/>
+              </w:rPr>
+              <w:t>,</w:t>
+            </w:r>
+            <w:r>
+              <w:rPr>
+                <w:rFonts w:eastAsia="宋体" w:ascii="Consolas" w:hAnsi="Consolas"/>
+                <w:rFonts w:ascii="Consolas" w:hAnsi="Consolas"/>
+                <w:sz w:val="18"/>
+                <w:color w:val="000000"/>
+              </w:rPr>
+              <w:t xml:space="preserve"> </w:t>
+            </w:r>
+            <w:r>
+              <w:rPr>
+                <w:rFonts w:eastAsia="宋体" w:ascii="Consolas" w:hAnsi="Consolas"/>
+                <w:rFonts w:ascii="Consolas" w:hAnsi="Consolas"/>
+                <w:sz w:val="18"/>
+                <w:color w:val="000000"/>
+              </w:rPr>
+              <w:t>seq</w:t>
+            </w:r>
+            <w:r>
+              <w:rPr>
+                <w:rFonts w:eastAsia="宋体" w:ascii="Consolas" w:hAnsi="Consolas"/>
+                <w:rFonts w:ascii="Consolas" w:hAnsi="Consolas"/>
+                <w:sz w:val="18"/>
+                <w:color w:val="000000"/>
+              </w:rPr>
+              <w:t>,</w:t>
+            </w:r>
+            <w:r>
+              <w:rPr>
+                <w:rFonts w:eastAsia="宋体" w:ascii="Consolas" w:hAnsi="Consolas"/>
+                <w:rFonts w:ascii="Consolas" w:hAnsi="Consolas"/>
+                <w:sz w:val="18"/>
+                <w:color w:val="000000"/>
+              </w:rPr>
+              <w:t xml:space="preserve"> </w:t>
+            </w:r>
+            <w:r>
+              <w:rPr>
+                <w:rFonts w:eastAsia="宋体" w:ascii="Consolas" w:hAnsi="Consolas"/>
+                <w:rFonts w:ascii="Consolas" w:hAnsi="Consolas"/>
+                <w:sz w:val="18"/>
+                <w:color w:val="000000"/>
+              </w:rPr>
+              <w:t>ack</w:t>
+            </w:r>
+            <w:r>
+              <w:rPr>
+                <w:rFonts w:eastAsia="宋体" w:ascii="Consolas" w:hAnsi="Consolas"/>
+                <w:rFonts w:ascii="Consolas" w:hAnsi="Consolas"/>
+                <w:sz w:val="18"/>
+                <w:color w:val="000000"/>
+              </w:rPr>
+              <w:t>,</w:t>
+            </w:r>
+            <w:r>
+              <w:rPr>
+                <w:rFonts w:eastAsia="宋体" w:ascii="Consolas" w:hAnsi="Consolas"/>
+                <w:rFonts w:ascii="Consolas" w:hAnsi="Consolas"/>
+                <w:sz w:val="18"/>
+                <w:color w:val="000000"/>
+              </w:rPr>
+              <w:t xml:space="preserve"> </w:t>
+            </w:r>
+            <w:r>
+              <w:rPr>
+                <w:rFonts w:eastAsia="宋体" w:ascii="Consolas" w:hAnsi="Consolas"/>
+                <w:rFonts w:ascii="Consolas" w:hAnsi="Consolas"/>
+                <w:sz w:val="18"/>
+                <w:color w:val="000000"/>
+              </w:rPr>
+              <w:t>length</w:t>
+            </w:r>
+            <w:r>
+              <w:rPr>
+                <w:rFonts w:eastAsia="宋体" w:ascii="Consolas" w:hAnsi="Consolas"/>
+                <w:rFonts w:ascii="Consolas" w:hAnsi="Consolas"/>
+                <w:sz w:val="18"/>
+                <w:color w:val="000000"/>
+              </w:rPr>
+              <w:t>)</w:t>
+            </w:r>
+          </w:p>
+          <w:p>
+            <w:pPr>
+              <w:spacing w:before="0" w:after="0" w:line="220" w:lineRule="exact"/>
+            </w:pPr>
+          </w:p>
+          <w:p>
+            <w:pPr>
+              <w:spacing w:before="0" w:after="0" w:line="220" w:lineRule="exact"/>
+            </w:pPr>
+            <w:r>
+              <w:rPr>
+                <w:rFonts w:eastAsia="宋体" w:ascii="Consolas" w:hAnsi="Consolas"/>
+                <w:rFonts w:ascii="Consolas" w:hAnsi="Consolas"/>
+                <w:sz w:val="18"/>
+                <w:color w:val="0000FF"/>
+              </w:rPr>
+              <w:t>def</w:t>
+            </w:r>
+            <w:r>
+              <w:rPr>
+                <w:rFonts w:eastAsia="宋体" w:ascii="Consolas" w:hAnsi="Consolas"/>
+                <w:rFonts w:ascii="Consolas" w:hAnsi="Consolas"/>
+                <w:sz w:val="18"/>
+                <w:color w:val="000000"/>
+              </w:rPr>
+              <w:t xml:space="preserve"> </w:t>
+            </w:r>
+            <w:r>
+              <w:rPr>
+                <w:rFonts w:eastAsia="宋体" w:ascii="Consolas" w:hAnsi="Consolas"/>
+                <w:rFonts w:ascii="Consolas" w:hAnsi="Consolas"/>
+                <w:sz w:val="18"/>
+                <w:color w:val="795E26"/>
+              </w:rPr>
+              <w:t>unpack_header</w:t>
+            </w:r>
+            <w:r>
+              <w:rPr>
+                <w:rFonts w:eastAsia="宋体" w:ascii="Consolas" w:hAnsi="Consolas"/>
+                <w:rFonts w:ascii="Consolas" w:hAnsi="Consolas"/>
+                <w:sz w:val="18"/>
+                <w:color w:val="000000"/>
+              </w:rPr>
+              <w:t>(</w:t>
+            </w:r>
+            <w:r>
+              <w:rPr>
+                <w:rFonts w:eastAsia="宋体" w:ascii="Consolas" w:hAnsi="Consolas"/>
+                <w:rFonts w:ascii="Consolas" w:hAnsi="Consolas"/>
+                <w:sz w:val="18"/>
+                <w:color w:val="000000"/>
+              </w:rPr>
+              <w:t>data</w:t>
+            </w:r>
+            <w:r>
+              <w:rPr>
+                <w:rFonts w:eastAsia="宋体" w:ascii="Consolas" w:hAnsi="Consolas"/>
+                <w:rFonts w:ascii="Consolas" w:hAnsi="Consolas"/>
+                <w:sz w:val="18"/>
+                <w:color w:val="000000"/>
+              </w:rPr>
+              <w:t>:</w:t>
+            </w:r>
+            <w:r>
+              <w:rPr>
+                <w:rFonts w:eastAsia="宋体" w:ascii="Consolas" w:hAnsi="Consolas"/>
+                <w:rFonts w:ascii="Consolas" w:hAnsi="Consolas"/>
+                <w:sz w:val="18"/>
+                <w:color w:val="000000"/>
+              </w:rPr>
+              <w:t xml:space="preserve"> </w:t>
+            </w:r>
+            <w:r>
+              <w:rPr>
+                <w:rFonts w:eastAsia="宋体" w:ascii="Consolas" w:hAnsi="Consolas"/>
+                <w:rFonts w:ascii="Consolas" w:hAnsi="Consolas"/>
+                <w:sz w:val="18"/>
+                <w:color w:val="008080"/>
+              </w:rPr>
+              <w:t>bytes</w:t>
+            </w:r>
+            <w:r>
+              <w:rPr>
+                <w:rFonts w:eastAsia="宋体" w:ascii="Consolas" w:hAnsi="Consolas"/>
+                <w:rFonts w:ascii="Consolas" w:hAnsi="Consolas"/>
+                <w:sz w:val="18"/>
+                <w:color w:val="000000"/>
+              </w:rPr>
+              <w:t>)</w:t>
+            </w:r>
+            <w:r>
+              <w:rPr>
+                <w:rFonts w:eastAsia="宋体" w:ascii="Consolas" w:hAnsi="Consolas"/>
+                <w:rFonts w:ascii="Consolas" w:hAnsi="Consolas"/>
+                <w:sz w:val="18"/>
+                <w:color w:val="000000"/>
+              </w:rPr>
+              <w:t>:</w:t>
+            </w:r>
+          </w:p>
+          <w:p>
+            <w:pPr>
+              <w:spacing w:before="0" w:after="0" w:line="220" w:lineRule="exact"/>
+            </w:pPr>
+            <w:r>
+              <w:rPr>
+                <w:rFonts w:eastAsia="宋体" w:ascii="Consolas" w:hAnsi="Consolas"/>
+                <w:rFonts w:ascii="Consolas" w:hAnsi="Consolas"/>
+                <w:sz w:val="18"/>
+                <w:color w:val="000000"/>
+              </w:rPr>
+              <w:t xml:space="preserve">    </w:t>
+            </w:r>
+            <w:r>
+              <w:rPr>
+                <w:rFonts w:eastAsia="宋体" w:ascii="Consolas" w:hAnsi="Consolas"/>
+                <w:rFonts w:ascii="Consolas" w:hAnsi="Consolas"/>
+                <w:sz w:val="18"/>
+                <w:color w:val="0000FF"/>
+              </w:rPr>
+              <w:t>if</w:t>
+            </w:r>
+            <w:r>
+              <w:rPr>
+                <w:rFonts w:eastAsia="宋体" w:ascii="Consolas" w:hAnsi="Consolas"/>
+                <w:rFonts w:ascii="Consolas" w:hAnsi="Consolas"/>
+                <w:sz w:val="18"/>
+                <w:color w:val="000000"/>
+              </w:rPr>
+              <w:t xml:space="preserve"> </w:t>
+            </w:r>
+            <w:r>
+              <w:rPr>
+                <w:rFonts w:eastAsia="宋体" w:ascii="Consolas" w:hAnsi="Consolas"/>
+                <w:rFonts w:ascii="Consolas" w:hAnsi="Consolas"/>
+                <w:sz w:val="18"/>
+                <w:color w:val="008080"/>
+              </w:rPr>
+              <w:t>len</w:t>
+            </w:r>
+            <w:r>
+              <w:rPr>
+                <w:rFonts w:eastAsia="宋体" w:ascii="Consolas" w:hAnsi="Consolas"/>
+                <w:rFonts w:ascii="Consolas" w:hAnsi="Consolas"/>
+                <w:sz w:val="18"/>
+                <w:color w:val="000000"/>
+              </w:rPr>
+              <w:t>(</w:t>
+            </w:r>
+            <w:r>
+              <w:rPr>
+                <w:rFonts w:eastAsia="宋体" w:ascii="Consolas" w:hAnsi="Consolas"/>
+                <w:rFonts w:ascii="Consolas" w:hAnsi="Consolas"/>
+                <w:sz w:val="18"/>
+                <w:color w:val="000000"/>
+              </w:rPr>
+              <w:t>data</w:t>
+            </w:r>
+            <w:r>
+              <w:rPr>
+                <w:rFonts w:eastAsia="宋体" w:ascii="Consolas" w:hAnsi="Consolas"/>
+                <w:rFonts w:ascii="Consolas" w:hAnsi="Consolas"/>
+                <w:sz w:val="18"/>
+                <w:color w:val="000000"/>
+              </w:rPr>
+              <w:t>)</w:t>
+            </w:r>
+            <w:r>
+              <w:rPr>
+                <w:rFonts w:eastAsia="宋体" w:ascii="Consolas" w:hAnsi="Consolas"/>
+                <w:rFonts w:ascii="Consolas" w:hAnsi="Consolas"/>
+                <w:sz w:val="18"/>
+                <w:color w:val="000000"/>
+              </w:rPr>
+              <w:t xml:space="preserve"> </w:t>
+            </w:r>
+            <w:r>
+              <w:rPr>
+                <w:rFonts w:eastAsia="宋体" w:ascii="Consolas" w:hAnsi="Consolas"/>
+                <w:rFonts w:ascii="Consolas" w:hAnsi="Consolas"/>
+                <w:sz w:val="18"/>
+                <w:color w:val="000000"/>
+              </w:rPr>
+              <w:t>&lt;</w:t>
+            </w:r>
+            <w:r>
+              <w:rPr>
+                <w:rFonts w:eastAsia="宋体" w:ascii="Consolas" w:hAnsi="Consolas"/>
+                <w:rFonts w:ascii="Consolas" w:hAnsi="Consolas"/>
+                <w:sz w:val="18"/>
+                <w:color w:val="000000"/>
+              </w:rPr>
+              <w:t xml:space="preserve"> </w:t>
+            </w:r>
+            <w:r>
+              <w:rPr>
+                <w:rFonts w:eastAsia="宋体" w:ascii="Consolas" w:hAnsi="Consolas"/>
+                <w:rFonts w:ascii="Consolas" w:hAnsi="Consolas"/>
+                <w:sz w:val="18"/>
+                <w:color w:val="098658"/>
+              </w:rPr>
+              <w:t>13</w:t>
+            </w:r>
+            <w:r>
+              <w:rPr>
+                <w:rFonts w:eastAsia="宋体" w:ascii="Consolas" w:hAnsi="Consolas"/>
+                <w:rFonts w:ascii="Consolas" w:hAnsi="Consolas"/>
+                <w:sz w:val="18"/>
+                <w:color w:val="000000"/>
+              </w:rPr>
+              <w:t>:</w:t>
+            </w:r>
+            <w:r>
+              <w:rPr>
+                <w:rFonts w:eastAsia="宋体" w:ascii="Consolas" w:hAnsi="Consolas"/>
+                <w:rFonts w:ascii="Consolas" w:hAnsi="Consolas"/>
+                <w:sz w:val="18"/>
+                <w:color w:val="000000"/>
+              </w:rPr>
+              <w:t xml:space="preserve"> </w:t>
+            </w:r>
+            <w:r>
+              <w:rPr>
+                <w:rFonts w:eastAsia="宋体" w:ascii="Consolas" w:hAnsi="Consolas"/>
+                <w:rFonts w:ascii="Consolas" w:hAnsi="Consolas"/>
+                <w:sz w:val="18"/>
+                <w:color w:val="0000FF"/>
+              </w:rPr>
+              <w:t>return</w:t>
+            </w:r>
+            <w:r>
+              <w:rPr>
+                <w:rFonts w:eastAsia="宋体" w:ascii="Consolas" w:hAnsi="Consolas"/>
+                <w:rFonts w:ascii="Consolas" w:hAnsi="Consolas"/>
+                <w:sz w:val="18"/>
+                <w:color w:val="000000"/>
+              </w:rPr>
+              <w:t xml:space="preserve"> </w:t>
+            </w:r>
+            <w:r>
+              <w:rPr>
+                <w:rFonts w:eastAsia="宋体" w:ascii="Consolas" w:hAnsi="Consolas"/>
+                <w:rFonts w:ascii="Consolas" w:hAnsi="Consolas"/>
+                <w:sz w:val="18"/>
+                <w:color w:val="0000FF"/>
+              </w:rPr>
+              <w:t>None</w:t>
+            </w:r>
+          </w:p>
+          <w:p>
+            <w:pPr>
+              <w:spacing w:before="0" w:after="0" w:line="220" w:lineRule="exact"/>
+            </w:pPr>
+            <w:r>
+              <w:rPr>
+                <w:rFonts w:eastAsia="宋体" w:ascii="Consolas" w:hAnsi="Consolas"/>
+                <w:rFonts w:ascii="Consolas" w:hAnsi="Consolas"/>
+                <w:sz w:val="18"/>
+                <w:color w:val="000000"/>
+              </w:rPr>
+              <w:t xml:space="preserve">    </w:t>
+            </w:r>
+            <w:r>
+              <w:rPr>
+                <w:rFonts w:eastAsia="宋体" w:ascii="Consolas" w:hAnsi="Consolas"/>
+                <w:rFonts w:ascii="Consolas" w:hAnsi="Consolas"/>
+                <w:sz w:val="18"/>
+                <w:color w:val="0000FF"/>
+              </w:rPr>
+              <w:t>try</w:t>
+            </w:r>
+            <w:r>
+              <w:rPr>
+                <w:rFonts w:eastAsia="宋体" w:ascii="Consolas" w:hAnsi="Consolas"/>
+                <w:rFonts w:ascii="Consolas" w:hAnsi="Consolas"/>
+                <w:sz w:val="18"/>
+                <w:color w:val="000000"/>
+              </w:rPr>
+              <w:t>:</w:t>
+            </w:r>
+            <w:r>
+              <w:rPr>
+                <w:rFonts w:eastAsia="宋体" w:ascii="Consolas" w:hAnsi="Consolas"/>
+                <w:rFonts w:ascii="Consolas" w:hAnsi="Consolas"/>
+                <w:sz w:val="18"/>
+                <w:color w:val="000000"/>
+              </w:rPr>
+              <w:t xml:space="preserve"> </w:t>
+            </w:r>
+            <w:r>
+              <w:rPr>
+                <w:rFonts w:eastAsia="宋体" w:ascii="Consolas" w:hAnsi="Consolas"/>
+                <w:rFonts w:ascii="Consolas" w:hAnsi="Consolas"/>
+                <w:sz w:val="18"/>
+                <w:color w:val="0000FF"/>
+              </w:rPr>
+              <w:t>return</w:t>
+            </w:r>
+            <w:r>
+              <w:rPr>
+                <w:rFonts w:eastAsia="宋体" w:ascii="Consolas" w:hAnsi="Consolas"/>
+                <w:rFonts w:ascii="Consolas" w:hAnsi="Consolas"/>
+                <w:sz w:val="18"/>
+                <w:color w:val="000000"/>
+              </w:rPr>
+              <w:t xml:space="preserve"> </w:t>
+            </w:r>
+            <w:r>
+              <w:rPr>
+                <w:rFonts w:eastAsia="宋体" w:ascii="Consolas" w:hAnsi="Consolas"/>
+                <w:rFonts w:ascii="Consolas" w:hAnsi="Consolas"/>
+                <w:sz w:val="18"/>
+                <w:color w:val="000000"/>
+              </w:rPr>
+              <w:t>struct</w:t>
+            </w:r>
+            <w:r>
+              <w:rPr>
+                <w:rFonts w:eastAsia="宋体" w:ascii="Consolas" w:hAnsi="Consolas"/>
+                <w:rFonts w:ascii="Consolas" w:hAnsi="Consolas"/>
+                <w:sz w:val="18"/>
+                <w:color w:val="000000"/>
+              </w:rPr>
+              <w:t>.</w:t>
+            </w:r>
+            <w:r>
+              <w:rPr>
+                <w:rFonts w:eastAsia="宋体" w:ascii="Consolas" w:hAnsi="Consolas"/>
+                <w:rFonts w:ascii="Consolas" w:hAnsi="Consolas"/>
+                <w:sz w:val="18"/>
+                <w:color w:val="000000"/>
+              </w:rPr>
+              <w:t>unpack</w:t>
+            </w:r>
+            <w:r>
+              <w:rPr>
+                <w:rFonts w:eastAsia="宋体" w:ascii="Consolas" w:hAnsi="Consolas"/>
+                <w:rFonts w:ascii="Consolas" w:hAnsi="Consolas"/>
+                <w:sz w:val="18"/>
+                <w:color w:val="000000"/>
+              </w:rPr>
+              <w:t>(</w:t>
+            </w:r>
+            <w:r>
+              <w:rPr>
+                <w:rFonts w:eastAsia="宋体" w:ascii="Consolas" w:hAnsi="Consolas"/>
+                <w:rFonts w:ascii="Consolas" w:hAnsi="Consolas"/>
+                <w:sz w:val="18"/>
+                <w:color w:val="A31515"/>
+              </w:rPr>
+              <w:t>"</w:t>
+            </w:r>
+            <w:r>
+              <w:rPr>
+                <w:rFonts w:eastAsia="宋体" w:ascii="Consolas" w:hAnsi="Consolas"/>
+                <w:rFonts w:ascii="Consolas" w:hAnsi="Consolas"/>
+                <w:sz w:val="18"/>
+                <w:color w:val="A31515"/>
+              </w:rPr>
+              <w:t>!BIII</w:t>
+            </w:r>
+            <w:r>
+              <w:rPr>
+                <w:rFonts w:eastAsia="宋体" w:ascii="Consolas" w:hAnsi="Consolas"/>
+                <w:rFonts w:ascii="Consolas" w:hAnsi="Consolas"/>
+                <w:sz w:val="18"/>
+                <w:color w:val="A31515"/>
+              </w:rPr>
+              <w:t>"</w:t>
+            </w:r>
+            <w:r>
+              <w:rPr>
+                <w:rFonts w:eastAsia="宋体" w:ascii="Consolas" w:hAnsi="Consolas"/>
+                <w:rFonts w:ascii="Consolas" w:hAnsi="Consolas"/>
+                <w:sz w:val="18"/>
+                <w:color w:val="000000"/>
+              </w:rPr>
+              <w:t>,</w:t>
+            </w:r>
+            <w:r>
+              <w:rPr>
+                <w:rFonts w:eastAsia="宋体" w:ascii="Consolas" w:hAnsi="Consolas"/>
+                <w:rFonts w:ascii="Consolas" w:hAnsi="Consolas"/>
+                <w:sz w:val="18"/>
+                <w:color w:val="000000"/>
+              </w:rPr>
+              <w:t xml:space="preserve"> </w:t>
+            </w:r>
+            <w:r>
+              <w:rPr>
+                <w:rFonts w:eastAsia="宋体" w:ascii="Consolas" w:hAnsi="Consolas"/>
+                <w:rFonts w:ascii="Consolas" w:hAnsi="Consolas"/>
+                <w:sz w:val="18"/>
+                <w:color w:val="000000"/>
+              </w:rPr>
+              <w:t>data</w:t>
+            </w:r>
+            <w:r>
+              <w:rPr>
+                <w:rFonts w:eastAsia="宋体" w:ascii="Consolas" w:hAnsi="Consolas"/>
+                <w:rFonts w:ascii="Consolas" w:hAnsi="Consolas"/>
+                <w:sz w:val="18"/>
+                <w:color w:val="000000"/>
+              </w:rPr>
+              <w:t>[</w:t>
+            </w:r>
+            <w:r>
+              <w:rPr>
+                <w:rFonts w:eastAsia="宋体" w:ascii="Consolas" w:hAnsi="Consolas"/>
+                <w:rFonts w:ascii="Consolas" w:hAnsi="Consolas"/>
+                <w:sz w:val="18"/>
+                <w:color w:val="000000"/>
+              </w:rPr>
+              <w:t>:</w:t>
+            </w:r>
+            <w:r>
+              <w:rPr>
+                <w:rFonts w:eastAsia="宋体" w:ascii="Consolas" w:hAnsi="Consolas"/>
+                <w:rFonts w:ascii="Consolas" w:hAnsi="Consolas"/>
+                <w:sz w:val="18"/>
+                <w:color w:val="098658"/>
+              </w:rPr>
+              <w:t>13</w:t>
+            </w:r>
+            <w:r>
+              <w:rPr>
+                <w:rFonts w:eastAsia="宋体" w:ascii="Consolas" w:hAnsi="Consolas"/>
+                <w:rFonts w:ascii="Consolas" w:hAnsi="Consolas"/>
+                <w:sz w:val="18"/>
+                <w:color w:val="000000"/>
+              </w:rPr>
+              <w:t>]</w:t>
+            </w:r>
+            <w:r>
+              <w:rPr>
+                <w:rFonts w:eastAsia="宋体" w:ascii="Consolas" w:hAnsi="Consolas"/>
+                <w:rFonts w:ascii="Consolas" w:hAnsi="Consolas"/>
+                <w:sz w:val="18"/>
+                <w:color w:val="000000"/>
+              </w:rPr>
+              <w:t>)</w:t>
+            </w:r>
+          </w:p>
+          <w:p>
+            <w:pPr>
+              <w:spacing w:before="0" w:after="0" w:line="220" w:lineRule="exact"/>
+            </w:pPr>
+            <w:r>
+              <w:rPr>
+                <w:rFonts w:eastAsia="宋体" w:ascii="Consolas" w:hAnsi="Consolas"/>
+                <w:rFonts w:ascii="Consolas" w:hAnsi="Consolas"/>
+                <w:sz w:val="18"/>
+                <w:color w:val="000000"/>
+              </w:rPr>
+              <w:t xml:space="preserve">    </w:t>
+            </w:r>
+            <w:r>
+              <w:rPr>
+                <w:rFonts w:eastAsia="宋体" w:ascii="Consolas" w:hAnsi="Consolas"/>
+                <w:rFonts w:ascii="Consolas" w:hAnsi="Consolas"/>
+                <w:sz w:val="18"/>
+                <w:color w:val="0000FF"/>
+              </w:rPr>
+              <w:t>except</w:t>
+            </w:r>
+            <w:r>
+              <w:rPr>
+                <w:rFonts w:eastAsia="宋体" w:ascii="Consolas" w:hAnsi="Consolas"/>
+                <w:rFonts w:ascii="Consolas" w:hAnsi="Consolas"/>
+                <w:sz w:val="18"/>
+                <w:color w:val="000000"/>
+              </w:rPr>
+              <w:t xml:space="preserve"> </w:t>
+            </w:r>
+            <w:r>
+              <w:rPr>
+                <w:rFonts w:eastAsia="宋体" w:ascii="Consolas" w:hAnsi="Consolas"/>
+                <w:rFonts w:ascii="Consolas" w:hAnsi="Consolas"/>
+                <w:sz w:val="18"/>
+                <w:color w:val="000000"/>
+              </w:rPr>
+              <w:t>struct</w:t>
+            </w:r>
+            <w:r>
+              <w:rPr>
+                <w:rFonts w:eastAsia="宋体" w:ascii="Consolas" w:hAnsi="Consolas"/>
+                <w:rFonts w:ascii="Consolas" w:hAnsi="Consolas"/>
+                <w:sz w:val="18"/>
+                <w:color w:val="000000"/>
+              </w:rPr>
+              <w:t>.</w:t>
+            </w:r>
+            <w:r>
+              <w:rPr>
+                <w:rFonts w:eastAsia="宋体" w:ascii="Consolas" w:hAnsi="Consolas"/>
+                <w:rFonts w:ascii="Consolas" w:hAnsi="Consolas"/>
+                <w:sz w:val="18"/>
+                <w:color w:val="000000"/>
+              </w:rPr>
+              <w:t>error</w:t>
+            </w:r>
+            <w:r>
+              <w:rPr>
+                <w:rFonts w:eastAsia="宋体" w:ascii="Consolas" w:hAnsi="Consolas"/>
+                <w:rFonts w:ascii="Consolas" w:hAnsi="Consolas"/>
+                <w:sz w:val="18"/>
+                <w:color w:val="000000"/>
+              </w:rPr>
+              <w:t>:</w:t>
+            </w:r>
+            <w:r>
+              <w:rPr>
+                <w:rFonts w:eastAsia="宋体" w:ascii="Consolas" w:hAnsi="Consolas"/>
+                <w:rFonts w:ascii="Consolas" w:hAnsi="Consolas"/>
+                <w:sz w:val="18"/>
+                <w:color w:val="000000"/>
+              </w:rPr>
+              <w:t xml:space="preserve"> </w:t>
+            </w:r>
+            <w:r>
+              <w:rPr>
+                <w:rFonts w:eastAsia="宋体" w:ascii="Consolas" w:hAnsi="Consolas"/>
+                <w:rFonts w:ascii="Consolas" w:hAnsi="Consolas"/>
+                <w:sz w:val="18"/>
+                <w:color w:val="0000FF"/>
+              </w:rPr>
+              <w:t>return</w:t>
+            </w:r>
+            <w:r>
+              <w:rPr>
+                <w:rFonts w:eastAsia="宋体" w:ascii="Consolas" w:hAnsi="Consolas"/>
+                <w:rFonts w:ascii="Consolas" w:hAnsi="Consolas"/>
+                <w:sz w:val="18"/>
+                <w:color w:val="000000"/>
+              </w:rPr>
+              <w:t xml:space="preserve"> </w:t>
+            </w:r>
+            <w:r>
+              <w:rPr>
+                <w:rFonts w:eastAsia="宋体" w:ascii="Consolas" w:hAnsi="Consolas"/>
+                <w:rFonts w:ascii="Consolas" w:hAnsi="Consolas"/>
+                <w:sz w:val="18"/>
+                <w:color w:val="0000FF"/>
+              </w:rPr>
+              <w:t>None</w:t>
+            </w:r>
+          </w:p>
+          <w:p>
+            <w:pPr>
+              <w:spacing w:before="0" w:after="0" w:line="220" w:lineRule="exact"/>
+            </w:pPr>
+          </w:p>
+          <w:p>
+            <w:pPr>
+              <w:spacing w:before="0" w:after="0" w:line="220" w:lineRule="exact"/>
+            </w:pPr>
+            <w:r>
+              <w:rPr>
+                <w:rFonts w:eastAsia="宋体" w:ascii="Consolas" w:hAnsi="Consolas"/>
+                <w:rFonts w:ascii="Consolas" w:hAnsi="Consolas"/>
+                <w:sz w:val="18"/>
+                <w:color w:val="008000"/>
+              </w:rPr>
+              <w:t># 三次握手</w:t>
+            </w:r>
+          </w:p>
+          <w:p>
+            <w:pPr>
+              <w:spacing w:before="0" w:after="0" w:line="220" w:lineRule="exact"/>
+            </w:pPr>
+            <w:r>
+              <w:rPr>
+                <w:rFonts w:eastAsia="宋体" w:ascii="Consolas" w:hAnsi="Consolas"/>
+                <w:rFonts w:ascii="Consolas" w:hAnsi="Consolas"/>
+                <w:sz w:val="18"/>
+                <w:color w:val="000000"/>
+              </w:rPr>
+              <w:t>Client</w:t>
+            </w:r>
+            <w:r>
+              <w:rPr>
+                <w:rFonts w:eastAsia="宋体" w:ascii="Consolas" w:hAnsi="Consolas"/>
+                <w:rFonts w:ascii="Consolas" w:hAnsi="Consolas"/>
+                <w:sz w:val="18"/>
+                <w:color w:val="000000"/>
+              </w:rPr>
+              <w:t xml:space="preserve"> </w:t>
+            </w:r>
+            <w:r>
+              <w:rPr>
+                <w:rFonts w:eastAsia="宋体" w:ascii="Consolas" w:hAnsi="Consolas"/>
+                <w:rFonts w:ascii="Consolas" w:hAnsi="Consolas"/>
+                <w:sz w:val="18"/>
+                <w:color w:val="000000"/>
+              </w:rPr>
+              <w:t>-</w:t>
+            </w:r>
+            <w:r>
+              <w:rPr>
+                <w:rFonts w:eastAsia="宋体" w:ascii="Consolas" w:hAnsi="Consolas"/>
+                <w:rFonts w:ascii="Consolas" w:hAnsi="Consolas"/>
+                <w:sz w:val="18"/>
+                <w:color w:val="000000"/>
+              </w:rPr>
+              <w:t>&gt;</w:t>
+            </w:r>
+            <w:r>
+              <w:rPr>
+                <w:rFonts w:eastAsia="宋体" w:ascii="Consolas" w:hAnsi="Consolas"/>
+                <w:rFonts w:ascii="Consolas" w:hAnsi="Consolas"/>
+                <w:sz w:val="18"/>
+                <w:color w:val="000000"/>
+              </w:rPr>
+              <w:t xml:space="preserve"> </w:t>
+            </w:r>
+            <w:r>
+              <w:rPr>
+                <w:rFonts w:eastAsia="宋体" w:ascii="Consolas" w:hAnsi="Consolas"/>
+                <w:rFonts w:ascii="Consolas" w:hAnsi="Consolas"/>
+                <w:sz w:val="18"/>
+                <w:color w:val="000000"/>
+              </w:rPr>
+              <w:t>SYN</w:t>
+            </w:r>
+            <w:r>
+              <w:rPr>
+                <w:rFonts w:eastAsia="宋体" w:ascii="Consolas" w:hAnsi="Consolas"/>
+                <w:rFonts w:ascii="Consolas" w:hAnsi="Consolas"/>
+                <w:sz w:val="18"/>
+                <w:color w:val="000000"/>
+              </w:rPr>
+              <w:t xml:space="preserve">  </w:t>
+            </w:r>
+            <w:r>
+              <w:rPr>
+                <w:rFonts w:eastAsia="宋体" w:ascii="Consolas" w:hAnsi="Consolas"/>
+                <w:rFonts w:ascii="Consolas" w:hAnsi="Consolas"/>
+                <w:sz w:val="18"/>
+                <w:color w:val="000000"/>
+              </w:rPr>
+              <w:t>[</w:t>
+            </w:r>
+            <w:r>
+              <w:rPr>
+                <w:rFonts w:eastAsia="宋体" w:ascii="Consolas" w:hAnsi="Consolas"/>
+                <w:rFonts w:ascii="Consolas" w:hAnsi="Consolas"/>
+                <w:sz w:val="18"/>
+                <w:color w:val="000000"/>
+              </w:rPr>
+              <w:t>Flags</w:t>
+            </w:r>
+            <w:r>
+              <w:rPr>
+                <w:rFonts w:eastAsia="宋体" w:ascii="Consolas" w:hAnsi="Consolas"/>
+                <w:rFonts w:ascii="Consolas" w:hAnsi="Consolas"/>
+                <w:sz w:val="18"/>
+                <w:color w:val="000000"/>
+              </w:rPr>
+              <w:t>=</w:t>
+            </w:r>
+            <w:r>
+              <w:rPr>
+                <w:rFonts w:eastAsia="宋体" w:ascii="Consolas" w:hAnsi="Consolas"/>
+                <w:rFonts w:ascii="Consolas" w:hAnsi="Consolas"/>
+                <w:sz w:val="18"/>
+                <w:color w:val="098658"/>
+              </w:rPr>
+              <w:t>0x01</w:t>
+            </w:r>
+            <w:r>
+              <w:rPr>
+                <w:rFonts w:eastAsia="宋体" w:ascii="Consolas" w:hAnsi="Consolas"/>
+                <w:rFonts w:ascii="Consolas" w:hAnsi="Consolas"/>
+                <w:sz w:val="18"/>
+                <w:color w:val="000000"/>
+              </w:rPr>
+              <w:t>]</w:t>
+            </w:r>
+            <w:r>
+              <w:rPr>
+                <w:rFonts w:eastAsia="宋体" w:ascii="Consolas" w:hAnsi="Consolas"/>
+                <w:rFonts w:ascii="Consolas" w:hAnsi="Consolas"/>
+                <w:sz w:val="18"/>
+                <w:color w:val="000000"/>
+              </w:rPr>
+              <w:t>[</w:t>
+            </w:r>
+            <w:r>
+              <w:rPr>
+                <w:rFonts w:eastAsia="宋体" w:ascii="Consolas" w:hAnsi="Consolas"/>
+                <w:rFonts w:ascii="Consolas" w:hAnsi="Consolas"/>
+                <w:sz w:val="18"/>
+                <w:color w:val="000000"/>
+              </w:rPr>
+              <w:t>Seq</w:t>
+            </w:r>
+            <w:r>
+              <w:rPr>
+                <w:rFonts w:eastAsia="宋体" w:ascii="Consolas" w:hAnsi="Consolas"/>
+                <w:rFonts w:ascii="Consolas" w:hAnsi="Consolas"/>
+                <w:sz w:val="18"/>
+                <w:color w:val="000000"/>
+              </w:rPr>
+              <w:t>=</w:t>
+            </w:r>
+            <w:r>
+              <w:rPr>
+                <w:rFonts w:eastAsia="宋体" w:ascii="Consolas" w:hAnsi="Consolas"/>
+                <w:rFonts w:ascii="Consolas" w:hAnsi="Consolas"/>
+                <w:sz w:val="18"/>
+                <w:color w:val="098658"/>
+              </w:rPr>
+              <w:t>0</w:t>
+            </w:r>
+            <w:r>
+              <w:rPr>
+                <w:rFonts w:eastAsia="宋体" w:ascii="Consolas" w:hAnsi="Consolas"/>
+                <w:rFonts w:ascii="Consolas" w:hAnsi="Consolas"/>
+                <w:sz w:val="18"/>
+                <w:color w:val="000000"/>
+              </w:rPr>
+              <w:t>]</w:t>
+            </w:r>
+            <w:r>
+              <w:rPr>
+                <w:rFonts w:eastAsia="宋体" w:ascii="Consolas" w:hAnsi="Consolas"/>
+                <w:rFonts w:ascii="Consolas" w:hAnsi="Consolas"/>
+                <w:sz w:val="18"/>
+                <w:color w:val="000000"/>
+              </w:rPr>
+              <w:t>[</w:t>
+            </w:r>
+            <w:r>
+              <w:rPr>
+                <w:rFonts w:eastAsia="宋体" w:ascii="Consolas" w:hAnsi="Consolas"/>
+                <w:rFonts w:ascii="Consolas" w:hAnsi="Consolas"/>
+                <w:sz w:val="18"/>
+                <w:color w:val="000000"/>
+              </w:rPr>
+              <w:t>Ack</w:t>
+            </w:r>
+            <w:r>
+              <w:rPr>
+                <w:rFonts w:eastAsia="宋体" w:ascii="Consolas" w:hAnsi="Consolas"/>
+                <w:rFonts w:ascii="Consolas" w:hAnsi="Consolas"/>
+                <w:sz w:val="18"/>
+                <w:color w:val="000000"/>
+              </w:rPr>
+              <w:t>=</w:t>
+            </w:r>
+            <w:r>
+              <w:rPr>
+                <w:rFonts w:eastAsia="宋体" w:ascii="Consolas" w:hAnsi="Consolas"/>
+                <w:rFonts w:ascii="Consolas" w:hAnsi="Consolas"/>
+                <w:sz w:val="18"/>
+                <w:color w:val="098658"/>
+              </w:rPr>
+              <w:t>0</w:t>
+            </w:r>
+            <w:r>
+              <w:rPr>
+                <w:rFonts w:eastAsia="宋体" w:ascii="Consolas" w:hAnsi="Consolas"/>
+                <w:rFonts w:ascii="Consolas" w:hAnsi="Consolas"/>
+                <w:sz w:val="18"/>
+                <w:color w:val="000000"/>
+              </w:rPr>
+              <w:t>]</w:t>
+            </w:r>
+            <w:r>
+              <w:rPr>
+                <w:rFonts w:eastAsia="宋体" w:ascii="Consolas" w:hAnsi="Consolas"/>
+                <w:rFonts w:ascii="Consolas" w:hAnsi="Consolas"/>
+                <w:sz w:val="18"/>
+                <w:color w:val="000000"/>
+              </w:rPr>
+              <w:t>[</w:t>
+            </w:r>
+            <w:r>
+              <w:rPr>
+                <w:rFonts w:eastAsia="宋体" w:ascii="Consolas" w:hAnsi="Consolas"/>
+                <w:rFonts w:ascii="Consolas" w:hAnsi="Consolas"/>
+                <w:sz w:val="18"/>
+                <w:color w:val="000000"/>
+              </w:rPr>
+              <w:t>Len</w:t>
+            </w:r>
+            <w:r>
+              <w:rPr>
+                <w:rFonts w:eastAsia="宋体" w:ascii="Consolas" w:hAnsi="Consolas"/>
+                <w:rFonts w:ascii="Consolas" w:hAnsi="Consolas"/>
+                <w:sz w:val="18"/>
+                <w:color w:val="000000"/>
+              </w:rPr>
+              <w:t>=</w:t>
+            </w:r>
+            <w:r>
+              <w:rPr>
+                <w:rFonts w:eastAsia="宋体" w:ascii="Consolas" w:hAnsi="Consolas"/>
+                <w:rFonts w:ascii="Consolas" w:hAnsi="Consolas"/>
+                <w:sz w:val="18"/>
+                <w:color w:val="098658"/>
+              </w:rPr>
+              <w:t>4</w:t>
+            </w:r>
+            <w:r>
+              <w:rPr>
+                <w:rFonts w:eastAsia="宋体" w:ascii="Consolas" w:hAnsi="Consolas"/>
+                <w:rFonts w:ascii="Consolas" w:hAnsi="Consolas"/>
+                <w:sz w:val="18"/>
+                <w:color w:val="000000"/>
+              </w:rPr>
+              <w:t>]</w:t>
+            </w:r>
+            <w:r>
+              <w:rPr>
+                <w:rFonts w:eastAsia="宋体" w:ascii="Consolas" w:hAnsi="Consolas"/>
+                <w:rFonts w:ascii="Consolas" w:hAnsi="Consolas"/>
+                <w:sz w:val="18"/>
+                <w:color w:val="000000"/>
+              </w:rPr>
+              <w:t>[</w:t>
+            </w:r>
+            <w:r>
+              <w:rPr>
+                <w:rFonts w:eastAsia="宋体" w:ascii="Consolas" w:hAnsi="Consolas"/>
+                <w:rFonts w:ascii="Consolas" w:hAnsi="Consolas"/>
+                <w:sz w:val="18"/>
+                <w:color w:val="000000"/>
+              </w:rPr>
+              <w:t>StudentID</w:t>
+            </w:r>
+            <w:r>
+              <w:rPr>
+                <w:rFonts w:eastAsia="宋体" w:ascii="Consolas" w:hAnsi="Consolas"/>
+                <w:rFonts w:ascii="Consolas" w:hAnsi="Consolas"/>
+                <w:sz w:val="18"/>
+                <w:color w:val="000000"/>
+              </w:rPr>
+              <w:t>^</w:t>
+            </w:r>
+            <w:r>
+              <w:rPr>
+                <w:rFonts w:eastAsia="宋体" w:ascii="Consolas" w:hAnsi="Consolas"/>
+                <w:rFonts w:ascii="Consolas" w:hAnsi="Consolas"/>
+                <w:sz w:val="18"/>
+                <w:color w:val="000000"/>
+              </w:rPr>
+              <w:t>MASK</w:t>
+            </w:r>
+            <w:r>
+              <w:rPr>
+                <w:rFonts w:eastAsia="宋体" w:ascii="Consolas" w:hAnsi="Consolas"/>
+                <w:rFonts w:ascii="Consolas" w:hAnsi="Consolas"/>
+                <w:sz w:val="18"/>
+                <w:color w:val="000000"/>
+              </w:rPr>
+              <w:t>,</w:t>
+            </w:r>
+            <w:r>
+              <w:rPr>
+                <w:rFonts w:eastAsia="宋体" w:ascii="Consolas" w:hAnsi="Consolas"/>
+                <w:rFonts w:ascii="Consolas" w:hAnsi="Consolas"/>
+                <w:sz w:val="18"/>
+                <w:color w:val="000000"/>
+              </w:rPr>
+              <w:t xml:space="preserve"> </w:t>
+            </w:r>
+            <w:r>
+              <w:rPr>
+                <w:rFonts w:eastAsia="宋体" w:ascii="Consolas" w:hAnsi="Consolas"/>
+                <w:rFonts w:ascii="Consolas" w:hAnsi="Consolas"/>
+                <w:sz w:val="18"/>
+                <w:color w:val="000000"/>
+              </w:rPr>
+              <w:t>TotalPackets</w:t>
+            </w:r>
+            <w:r>
+              <w:rPr>
+                <w:rFonts w:eastAsia="宋体" w:ascii="Consolas" w:hAnsi="Consolas"/>
+                <w:rFonts w:ascii="Consolas" w:hAnsi="Consolas"/>
+                <w:sz w:val="18"/>
+                <w:color w:val="000000"/>
+              </w:rPr>
+              <w:t>]</w:t>
+            </w:r>
+          </w:p>
+          <w:p>
+            <w:pPr>
+              <w:spacing w:before="0" w:after="0" w:line="220" w:lineRule="exact"/>
+            </w:pPr>
+            <w:r>
+              <w:rPr>
+                <w:rFonts w:eastAsia="宋体" w:ascii="Consolas" w:hAnsi="Consolas"/>
+                <w:rFonts w:ascii="Consolas" w:hAnsi="Consolas"/>
+                <w:sz w:val="18"/>
+                <w:color w:val="000000"/>
+              </w:rPr>
+              <w:t>Server</w:t>
+            </w:r>
+            <w:r>
+              <w:rPr>
+                <w:rFonts w:eastAsia="宋体" w:ascii="Consolas" w:hAnsi="Consolas"/>
+                <w:rFonts w:ascii="Consolas" w:hAnsi="Consolas"/>
+                <w:sz w:val="18"/>
+                <w:color w:val="000000"/>
+              </w:rPr>
+              <w:t xml:space="preserve"> </w:t>
+            </w:r>
+            <w:r>
+              <w:rPr>
+                <w:rFonts w:eastAsia="宋体" w:ascii="Consolas" w:hAnsi="Consolas"/>
+                <w:rFonts w:ascii="Consolas" w:hAnsi="Consolas"/>
+                <w:sz w:val="18"/>
+                <w:color w:val="000000"/>
+              </w:rPr>
+              <w:t>-</w:t>
+            </w:r>
+            <w:r>
+              <w:rPr>
+                <w:rFonts w:eastAsia="宋体" w:ascii="Consolas" w:hAnsi="Consolas"/>
+                <w:rFonts w:ascii="Consolas" w:hAnsi="Consolas"/>
+                <w:sz w:val="18"/>
+                <w:color w:val="000000"/>
+              </w:rPr>
+              <w:t>&gt;</w:t>
+            </w:r>
+            <w:r>
+              <w:rPr>
+                <w:rFonts w:eastAsia="宋体" w:ascii="Consolas" w:hAnsi="Consolas"/>
+                <w:rFonts w:ascii="Consolas" w:hAnsi="Consolas"/>
+                <w:sz w:val="18"/>
+                <w:color w:val="000000"/>
+              </w:rPr>
+              <w:t xml:space="preserve"> </w:t>
+            </w:r>
+            <w:r>
+              <w:rPr>
+                <w:rFonts w:eastAsia="宋体" w:ascii="Consolas" w:hAnsi="Consolas"/>
+                <w:rFonts w:ascii="Consolas" w:hAnsi="Consolas"/>
+                <w:sz w:val="18"/>
+                <w:color w:val="000000"/>
+              </w:rPr>
+              <w:t>SYN</w:t>
+            </w:r>
+            <w:r>
+              <w:rPr>
+                <w:rFonts w:eastAsia="宋体" w:ascii="Consolas" w:hAnsi="Consolas"/>
+                <w:rFonts w:ascii="Consolas" w:hAnsi="Consolas"/>
+                <w:sz w:val="18"/>
+                <w:color w:val="000000"/>
+              </w:rPr>
+              <w:t>-</w:t>
+            </w:r>
+            <w:r>
+              <w:rPr>
+                <w:rFonts w:eastAsia="宋体" w:ascii="Consolas" w:hAnsi="Consolas"/>
+                <w:rFonts w:ascii="Consolas" w:hAnsi="Consolas"/>
+                <w:sz w:val="18"/>
+                <w:color w:val="000000"/>
+              </w:rPr>
+              <w:t>ACK</w:t>
+            </w:r>
+            <w:r>
+              <w:rPr>
+                <w:rFonts w:eastAsia="宋体" w:ascii="Consolas" w:hAnsi="Consolas"/>
+                <w:rFonts w:ascii="Consolas" w:hAnsi="Consolas"/>
+                <w:sz w:val="18"/>
+                <w:color w:val="000000"/>
+              </w:rPr>
+              <w:t xml:space="preserve"> </w:t>
+            </w:r>
+            <w:r>
+              <w:rPr>
+                <w:rFonts w:eastAsia="宋体" w:ascii="Consolas" w:hAnsi="Consolas"/>
+                <w:rFonts w:ascii="Consolas" w:hAnsi="Consolas"/>
+                <w:sz w:val="18"/>
+                <w:color w:val="000000"/>
+              </w:rPr>
+              <w:t>[</w:t>
+            </w:r>
+            <w:r>
+              <w:rPr>
+                <w:rFonts w:eastAsia="宋体" w:ascii="Consolas" w:hAnsi="Consolas"/>
+                <w:rFonts w:ascii="Consolas" w:hAnsi="Consolas"/>
+                <w:sz w:val="18"/>
+                <w:color w:val="000000"/>
+              </w:rPr>
+              <w:t>Flags</w:t>
+            </w:r>
+            <w:r>
+              <w:rPr>
+                <w:rFonts w:eastAsia="宋体" w:ascii="Consolas" w:hAnsi="Consolas"/>
+                <w:rFonts w:ascii="Consolas" w:hAnsi="Consolas"/>
+                <w:sz w:val="18"/>
+                <w:color w:val="000000"/>
+              </w:rPr>
+              <w:t>=</w:t>
+            </w:r>
+            <w:r>
+              <w:rPr>
+                <w:rFonts w:eastAsia="宋体" w:ascii="Consolas" w:hAnsi="Consolas"/>
+                <w:rFonts w:ascii="Consolas" w:hAnsi="Consolas"/>
+                <w:sz w:val="18"/>
+                <w:color w:val="098658"/>
+              </w:rPr>
+              <w:t>0x03</w:t>
+            </w:r>
+            <w:r>
+              <w:rPr>
+                <w:rFonts w:eastAsia="宋体" w:ascii="Consolas" w:hAnsi="Consolas"/>
+                <w:rFonts w:ascii="Consolas" w:hAnsi="Consolas"/>
+                <w:sz w:val="18"/>
+                <w:color w:val="000000"/>
+              </w:rPr>
+              <w:t>]</w:t>
+            </w:r>
+            <w:r>
+              <w:rPr>
+                <w:rFonts w:eastAsia="宋体" w:ascii="Consolas" w:hAnsi="Consolas"/>
+                <w:rFonts w:ascii="Consolas" w:hAnsi="Consolas"/>
+                <w:sz w:val="18"/>
+                <w:color w:val="000000"/>
+              </w:rPr>
+              <w:t>[</w:t>
+            </w:r>
+            <w:r>
+              <w:rPr>
+                <w:rFonts w:eastAsia="宋体" w:ascii="Consolas" w:hAnsi="Consolas"/>
+                <w:rFonts w:ascii="Consolas" w:hAnsi="Consolas"/>
+                <w:sz w:val="18"/>
+                <w:color w:val="000000"/>
+              </w:rPr>
+              <w:t>Seq</w:t>
+            </w:r>
+            <w:r>
+              <w:rPr>
+                <w:rFonts w:eastAsia="宋体" w:ascii="Consolas" w:hAnsi="Consolas"/>
+                <w:rFonts w:ascii="Consolas" w:hAnsi="Consolas"/>
+                <w:sz w:val="18"/>
+                <w:color w:val="000000"/>
+              </w:rPr>
+              <w:t>=</w:t>
+            </w:r>
+            <w:r>
+              <w:rPr>
+                <w:rFonts w:eastAsia="宋体" w:ascii="Consolas" w:hAnsi="Consolas"/>
+                <w:rFonts w:ascii="Consolas" w:hAnsi="Consolas"/>
+                <w:sz w:val="18"/>
+                <w:color w:val="098658"/>
+              </w:rPr>
+              <w:t>0</w:t>
+            </w:r>
+            <w:r>
+              <w:rPr>
+                <w:rFonts w:eastAsia="宋体" w:ascii="Consolas" w:hAnsi="Consolas"/>
+                <w:rFonts w:ascii="Consolas" w:hAnsi="Consolas"/>
+                <w:sz w:val="18"/>
+                <w:color w:val="000000"/>
+              </w:rPr>
+              <w:t>]</w:t>
+            </w:r>
+            <w:r>
+              <w:rPr>
+                <w:rFonts w:eastAsia="宋体" w:ascii="Consolas" w:hAnsi="Consolas"/>
+                <w:rFonts w:ascii="Consolas" w:hAnsi="Consolas"/>
+                <w:sz w:val="18"/>
+                <w:color w:val="000000"/>
+              </w:rPr>
+              <w:t>[</w:t>
+            </w:r>
+            <w:r>
+              <w:rPr>
+                <w:rFonts w:eastAsia="宋体" w:ascii="Consolas" w:hAnsi="Consolas"/>
+                <w:rFonts w:ascii="Consolas" w:hAnsi="Consolas"/>
+                <w:sz w:val="18"/>
+                <w:color w:val="000000"/>
+              </w:rPr>
+              <w:t>Ack</w:t>
+            </w:r>
+            <w:r>
+              <w:rPr>
+                <w:rFonts w:eastAsia="宋体" w:ascii="Consolas" w:hAnsi="Consolas"/>
+                <w:rFonts w:ascii="Consolas" w:hAnsi="Consolas"/>
+                <w:sz w:val="18"/>
+                <w:color w:val="000000"/>
+              </w:rPr>
+              <w:t>=</w:t>
+            </w:r>
+            <w:r>
+              <w:rPr>
+                <w:rFonts w:eastAsia="宋体" w:ascii="Consolas" w:hAnsi="Consolas"/>
+                <w:rFonts w:ascii="Consolas" w:hAnsi="Consolas"/>
+                <w:sz w:val="18"/>
+                <w:color w:val="098658"/>
+              </w:rPr>
+              <w:t>1</w:t>
+            </w:r>
+            <w:r>
+              <w:rPr>
+                <w:rFonts w:eastAsia="宋体" w:ascii="Consolas" w:hAnsi="Consolas"/>
+                <w:rFonts w:ascii="Consolas" w:hAnsi="Consolas"/>
+                <w:sz w:val="18"/>
+                <w:color w:val="000000"/>
+              </w:rPr>
+              <w:t>]</w:t>
+            </w:r>
+            <w:r>
+              <w:rPr>
+                <w:rFonts w:eastAsia="宋体" w:ascii="Consolas" w:hAnsi="Consolas"/>
+                <w:rFonts w:ascii="Consolas" w:hAnsi="Consolas"/>
+                <w:sz w:val="18"/>
+                <w:color w:val="000000"/>
+              </w:rPr>
+              <w:t>[</w:t>
+            </w:r>
+            <w:r>
+              <w:rPr>
+                <w:rFonts w:eastAsia="宋体" w:ascii="Consolas" w:hAnsi="Consolas"/>
+                <w:rFonts w:ascii="Consolas" w:hAnsi="Consolas"/>
+                <w:sz w:val="18"/>
+                <w:color w:val="000000"/>
+              </w:rPr>
+              <w:t>Len</w:t>
+            </w:r>
+            <w:r>
+              <w:rPr>
+                <w:rFonts w:eastAsia="宋体" w:ascii="Consolas" w:hAnsi="Consolas"/>
+                <w:rFonts w:ascii="Consolas" w:hAnsi="Consolas"/>
+                <w:sz w:val="18"/>
+                <w:color w:val="000000"/>
+              </w:rPr>
+              <w:t>=</w:t>
+            </w:r>
+            <w:r>
+              <w:rPr>
+                <w:rFonts w:eastAsia="宋体" w:ascii="Consolas" w:hAnsi="Consolas"/>
+                <w:rFonts w:ascii="Consolas" w:hAnsi="Consolas"/>
+                <w:sz w:val="18"/>
+                <w:color w:val="098658"/>
+              </w:rPr>
+              <w:t>0</w:t>
+            </w:r>
+            <w:r>
+              <w:rPr>
+                <w:rFonts w:eastAsia="宋体" w:ascii="Consolas" w:hAnsi="Consolas"/>
+                <w:rFonts w:ascii="Consolas" w:hAnsi="Consolas"/>
+                <w:sz w:val="18"/>
+                <w:color w:val="000000"/>
+              </w:rPr>
+              <w:t>]</w:t>
+            </w:r>
+          </w:p>
+          <w:p>
+            <w:pPr>
+              <w:spacing w:before="0" w:after="0" w:line="220" w:lineRule="exact"/>
+            </w:pPr>
+            <w:r>
+              <w:rPr>
+                <w:rFonts w:eastAsia="宋体" w:ascii="Consolas" w:hAnsi="Consolas"/>
+                <w:rFonts w:ascii="Consolas" w:hAnsi="Consolas"/>
+                <w:sz w:val="18"/>
+                <w:color w:val="000000"/>
+              </w:rPr>
+              <w:t>Client</w:t>
+            </w:r>
+            <w:r>
+              <w:rPr>
+                <w:rFonts w:eastAsia="宋体" w:ascii="Consolas" w:hAnsi="Consolas"/>
+                <w:rFonts w:ascii="Consolas" w:hAnsi="Consolas"/>
+                <w:sz w:val="18"/>
+                <w:color w:val="000000"/>
+              </w:rPr>
+              <w:t xml:space="preserve"> </w:t>
+            </w:r>
+            <w:r>
+              <w:rPr>
+                <w:rFonts w:eastAsia="宋体" w:ascii="Consolas" w:hAnsi="Consolas"/>
+                <w:rFonts w:ascii="Consolas" w:hAnsi="Consolas"/>
+                <w:sz w:val="18"/>
+                <w:color w:val="000000"/>
+              </w:rPr>
+              <w:t>-</w:t>
+            </w:r>
+            <w:r>
+              <w:rPr>
+                <w:rFonts w:eastAsia="宋体" w:ascii="Consolas" w:hAnsi="Consolas"/>
+                <w:rFonts w:ascii="Consolas" w:hAnsi="Consolas"/>
+                <w:sz w:val="18"/>
+                <w:color w:val="000000"/>
+              </w:rPr>
+              <w:t>&gt;</w:t>
+            </w:r>
+            <w:r>
+              <w:rPr>
+                <w:rFonts w:eastAsia="宋体" w:ascii="Consolas" w:hAnsi="Consolas"/>
+                <w:rFonts w:ascii="Consolas" w:hAnsi="Consolas"/>
+                <w:sz w:val="18"/>
+                <w:color w:val="000000"/>
+              </w:rPr>
+              <w:t xml:space="preserve"> </w:t>
+            </w:r>
+            <w:r>
+              <w:rPr>
+                <w:rFonts w:eastAsia="宋体" w:ascii="Consolas" w:hAnsi="Consolas"/>
+                <w:rFonts w:ascii="Consolas" w:hAnsi="Consolas"/>
+                <w:sz w:val="18"/>
+                <w:color w:val="000000"/>
+              </w:rPr>
+              <w:t>ACK</w:t>
+            </w:r>
+            <w:r>
+              <w:rPr>
+                <w:rFonts w:eastAsia="宋体" w:ascii="Consolas" w:hAnsi="Consolas"/>
+                <w:rFonts w:ascii="Consolas" w:hAnsi="Consolas"/>
+                <w:sz w:val="18"/>
+                <w:color w:val="000000"/>
+              </w:rPr>
+              <w:t xml:space="preserve">  </w:t>
+            </w:r>
+            <w:r>
+              <w:rPr>
+                <w:rFonts w:eastAsia="宋体" w:ascii="Consolas" w:hAnsi="Consolas"/>
+                <w:rFonts w:ascii="Consolas" w:hAnsi="Consolas"/>
+                <w:sz w:val="18"/>
+                <w:color w:val="000000"/>
+              </w:rPr>
+              <w:t>[</w:t>
+            </w:r>
+            <w:r>
+              <w:rPr>
+                <w:rFonts w:eastAsia="宋体" w:ascii="Consolas" w:hAnsi="Consolas"/>
+                <w:rFonts w:ascii="Consolas" w:hAnsi="Consolas"/>
+                <w:sz w:val="18"/>
+                <w:color w:val="000000"/>
+              </w:rPr>
+              <w:t>Flags</w:t>
+            </w:r>
+            <w:r>
+              <w:rPr>
+                <w:rFonts w:eastAsia="宋体" w:ascii="Consolas" w:hAnsi="Consolas"/>
+                <w:rFonts w:ascii="Consolas" w:hAnsi="Consolas"/>
+                <w:sz w:val="18"/>
+                <w:color w:val="000000"/>
+              </w:rPr>
+              <w:t>=</w:t>
+            </w:r>
+            <w:r>
+              <w:rPr>
+                <w:rFonts w:eastAsia="宋体" w:ascii="Consolas" w:hAnsi="Consolas"/>
+                <w:rFonts w:ascii="Consolas" w:hAnsi="Consolas"/>
+                <w:sz w:val="18"/>
+                <w:color w:val="098658"/>
+              </w:rPr>
+              <w:t>0x02</w:t>
+            </w:r>
+            <w:r>
+              <w:rPr>
+                <w:rFonts w:eastAsia="宋体" w:ascii="Consolas" w:hAnsi="Consolas"/>
+                <w:rFonts w:ascii="Consolas" w:hAnsi="Consolas"/>
+                <w:sz w:val="18"/>
+                <w:color w:val="000000"/>
+              </w:rPr>
+              <w:t>]</w:t>
+            </w:r>
+            <w:r>
+              <w:rPr>
+                <w:rFonts w:eastAsia="宋体" w:ascii="Consolas" w:hAnsi="Consolas"/>
+                <w:rFonts w:ascii="Consolas" w:hAnsi="Consolas"/>
+                <w:sz w:val="18"/>
+                <w:color w:val="000000"/>
+              </w:rPr>
+              <w:t>[</w:t>
+            </w:r>
+            <w:r>
+              <w:rPr>
+                <w:rFonts w:eastAsia="宋体" w:ascii="Consolas" w:hAnsi="Consolas"/>
+                <w:rFonts w:ascii="Consolas" w:hAnsi="Consolas"/>
+                <w:sz w:val="18"/>
+                <w:color w:val="000000"/>
+              </w:rPr>
+              <w:t>Seq</w:t>
+            </w:r>
+            <w:r>
+              <w:rPr>
+                <w:rFonts w:eastAsia="宋体" w:ascii="Consolas" w:hAnsi="Consolas"/>
+                <w:rFonts w:ascii="Consolas" w:hAnsi="Consolas"/>
+                <w:sz w:val="18"/>
+                <w:color w:val="000000"/>
+              </w:rPr>
+              <w:t>=</w:t>
+            </w:r>
+            <w:r>
+              <w:rPr>
+                <w:rFonts w:eastAsia="宋体" w:ascii="Consolas" w:hAnsi="Consolas"/>
+                <w:rFonts w:ascii="Consolas" w:hAnsi="Consolas"/>
+                <w:sz w:val="18"/>
+                <w:color w:val="098658"/>
+              </w:rPr>
+              <w:t>1</w:t>
+            </w:r>
+            <w:r>
+              <w:rPr>
+                <w:rFonts w:eastAsia="宋体" w:ascii="Consolas" w:hAnsi="Consolas"/>
+                <w:rFonts w:ascii="Consolas" w:hAnsi="Consolas"/>
+                <w:sz w:val="18"/>
+                <w:color w:val="000000"/>
+              </w:rPr>
+              <w:t>]</w:t>
+            </w:r>
+            <w:r>
+              <w:rPr>
+                <w:rFonts w:eastAsia="宋体" w:ascii="Consolas" w:hAnsi="Consolas"/>
+                <w:rFonts w:ascii="Consolas" w:hAnsi="Consolas"/>
+                <w:sz w:val="18"/>
+                <w:color w:val="000000"/>
+              </w:rPr>
+              <w:t>[</w:t>
+            </w:r>
+            <w:r>
+              <w:rPr>
+                <w:rFonts w:eastAsia="宋体" w:ascii="Consolas" w:hAnsi="Consolas"/>
+                <w:rFonts w:ascii="Consolas" w:hAnsi="Consolas"/>
+                <w:sz w:val="18"/>
+                <w:color w:val="000000"/>
+              </w:rPr>
+              <w:t>Ack</w:t>
+            </w:r>
+            <w:r>
+              <w:rPr>
+                <w:rFonts w:eastAsia="宋体" w:ascii="Consolas" w:hAnsi="Consolas"/>
+                <w:rFonts w:ascii="Consolas" w:hAnsi="Consolas"/>
+                <w:sz w:val="18"/>
+                <w:color w:val="000000"/>
+              </w:rPr>
+              <w:t>=</w:t>
+            </w:r>
+            <w:r>
+              <w:rPr>
+                <w:rFonts w:eastAsia="宋体" w:ascii="Consolas" w:hAnsi="Consolas"/>
+                <w:rFonts w:ascii="Consolas" w:hAnsi="Consolas"/>
+                <w:sz w:val="18"/>
+                <w:color w:val="098658"/>
+              </w:rPr>
+              <w:t>1</w:t>
+            </w:r>
+            <w:r>
+              <w:rPr>
+                <w:rFonts w:eastAsia="宋体" w:ascii="Consolas" w:hAnsi="Consolas"/>
+                <w:rFonts w:ascii="Consolas" w:hAnsi="Consolas"/>
+                <w:sz w:val="18"/>
+                <w:color w:val="000000"/>
+              </w:rPr>
+              <w:t>]</w:t>
+            </w:r>
+            <w:r>
+              <w:rPr>
+                <w:rFonts w:eastAsia="宋体" w:ascii="Consolas" w:hAnsi="Consolas"/>
+                <w:rFonts w:ascii="Consolas" w:hAnsi="Consolas"/>
+                <w:sz w:val="18"/>
+                <w:color w:val="000000"/>
+              </w:rPr>
+              <w:t>[</w:t>
+            </w:r>
+            <w:r>
+              <w:rPr>
+                <w:rFonts w:eastAsia="宋体" w:ascii="Consolas" w:hAnsi="Consolas"/>
+                <w:rFonts w:ascii="Consolas" w:hAnsi="Consolas"/>
+                <w:sz w:val="18"/>
+                <w:color w:val="000000"/>
+              </w:rPr>
+              <w:t>Len</w:t>
+            </w:r>
+            <w:r>
+              <w:rPr>
+                <w:rFonts w:eastAsia="宋体" w:ascii="Consolas" w:hAnsi="Consolas"/>
+                <w:rFonts w:ascii="Consolas" w:hAnsi="Consolas"/>
+                <w:sz w:val="18"/>
+                <w:color w:val="000000"/>
+              </w:rPr>
+              <w:t>=</w:t>
+            </w:r>
+            <w:r>
+              <w:rPr>
+                <w:rFonts w:eastAsia="宋体" w:ascii="Consolas" w:hAnsi="Consolas"/>
+                <w:rFonts w:ascii="Consolas" w:hAnsi="Consolas"/>
+                <w:sz w:val="18"/>
+                <w:color w:val="098658"/>
+              </w:rPr>
+              <w:t>0</w:t>
+            </w:r>
+            <w:r>
+              <w:rPr>
+                <w:rFonts w:eastAsia="宋体" w:ascii="Consolas" w:hAnsi="Consolas"/>
+                <w:rFonts w:ascii="Consolas" w:hAnsi="Consolas"/>
+                <w:sz w:val="18"/>
+                <w:color w:val="000000"/>
+              </w:rPr>
+              <w:t>]</w:t>
+            </w:r>
+          </w:p>
+          <w:p>
+            <w:pPr>
+              <w:spacing w:before="0" w:after="0" w:line="220" w:lineRule="exact"/>
+            </w:pPr>
+          </w:p>
+          <w:p>
+            <w:pPr>
+              <w:spacing w:before="0" w:after="0" w:line="220" w:lineRule="exact"/>
+            </w:pPr>
+            <w:r>
+              <w:rPr>
+                <w:rFonts w:eastAsia="宋体" w:ascii="Consolas" w:hAnsi="Consolas"/>
+                <w:rFonts w:ascii="Consolas" w:hAnsi="Consolas"/>
+                <w:sz w:val="18"/>
+                <w:color w:val="008000"/>
+              </w:rPr>
               <w:t># StudentID = 学号后4位(2913) XOR 0x5A3C = 0x515D</w:t>
-              <w:br/>
-              <w:t>def verify_student_id(received):</w:t>
-              <w:br/>
-              <w:t xml:space="preserve">    return 0 &lt;= (received ^ 0x5A3C) &lt;= 9999</w:t>
-            </w:r>
+            </w:r>
+          </w:p>
+          <w:p>
+            <w:pPr>
+              <w:spacing w:before="0" w:after="0" w:line="220" w:lineRule="exact"/>
+            </w:pPr>
+            <w:r>
+              <w:rPr>
+                <w:rFonts w:eastAsia="宋体" w:ascii="Consolas" w:hAnsi="Consolas"/>
+                <w:rFonts w:ascii="Consolas" w:hAnsi="Consolas"/>
+                <w:sz w:val="18"/>
+                <w:color w:val="0000FF"/>
+              </w:rPr>
+              <w:t>def</w:t>
+            </w:r>
+            <w:r>
+              <w:rPr>
+                <w:rFonts w:eastAsia="宋体" w:ascii="Consolas" w:hAnsi="Consolas"/>
+                <w:rFonts w:ascii="Consolas" w:hAnsi="Consolas"/>
+                <w:sz w:val="18"/>
+                <w:color w:val="000000"/>
+              </w:rPr>
+              <w:t xml:space="preserve"> </w:t>
+            </w:r>
+            <w:r>
+              <w:rPr>
+                <w:rFonts w:eastAsia="宋体" w:ascii="Consolas" w:hAnsi="Consolas"/>
+                <w:rFonts w:ascii="Consolas" w:hAnsi="Consolas"/>
+                <w:sz w:val="18"/>
+                <w:color w:val="795E26"/>
+              </w:rPr>
+              <w:t>verify_student_id</w:t>
+            </w:r>
+            <w:r>
+              <w:rPr>
+                <w:rFonts w:eastAsia="宋体" w:ascii="Consolas" w:hAnsi="Consolas"/>
+                <w:rFonts w:ascii="Consolas" w:hAnsi="Consolas"/>
+                <w:sz w:val="18"/>
+                <w:color w:val="000000"/>
+              </w:rPr>
+              <w:t>(</w:t>
+            </w:r>
+            <w:r>
+              <w:rPr>
+                <w:rFonts w:eastAsia="宋体" w:ascii="Consolas" w:hAnsi="Consolas"/>
+                <w:rFonts w:ascii="Consolas" w:hAnsi="Consolas"/>
+                <w:sz w:val="18"/>
+                <w:color w:val="000000"/>
+              </w:rPr>
+              <w:t>received</w:t>
+            </w:r>
+            <w:r>
+              <w:rPr>
+                <w:rFonts w:eastAsia="宋体" w:ascii="Consolas" w:hAnsi="Consolas"/>
+                <w:rFonts w:ascii="Consolas" w:hAnsi="Consolas"/>
+                <w:sz w:val="18"/>
+                <w:color w:val="000000"/>
+              </w:rPr>
+              <w:t>)</w:t>
+            </w:r>
+            <w:r>
+              <w:rPr>
+                <w:rFonts w:eastAsia="宋体" w:ascii="Consolas" w:hAnsi="Consolas"/>
+                <w:rFonts w:ascii="Consolas" w:hAnsi="Consolas"/>
+                <w:sz w:val="18"/>
+                <w:color w:val="000000"/>
+              </w:rPr>
+              <w:t>:</w:t>
+            </w:r>
+          </w:p>
+          <w:p>
+            <w:pPr>
+              <w:spacing w:before="0" w:after="0" w:line="220" w:lineRule="exact"/>
+            </w:pPr>
+            <w:r>
+              <w:rPr>
+                <w:rFonts w:eastAsia="宋体" w:ascii="Consolas" w:hAnsi="Consolas"/>
+                <w:rFonts w:ascii="Consolas" w:hAnsi="Consolas"/>
+                <w:sz w:val="18"/>
+                <w:color w:val="000000"/>
+              </w:rPr>
+              <w:t xml:space="preserve">    </w:t>
+            </w:r>
+            <w:r>
+              <w:rPr>
+                <w:rFonts w:eastAsia="宋体" w:ascii="Consolas" w:hAnsi="Consolas"/>
+                <w:rFonts w:ascii="Consolas" w:hAnsi="Consolas"/>
+                <w:sz w:val="18"/>
+                <w:color w:val="0000FF"/>
+              </w:rPr>
+              <w:t>return</w:t>
+            </w:r>
+            <w:r>
+              <w:rPr>
+                <w:rFonts w:eastAsia="宋体" w:ascii="Consolas" w:hAnsi="Consolas"/>
+                <w:rFonts w:ascii="Consolas" w:hAnsi="Consolas"/>
+                <w:sz w:val="18"/>
+                <w:color w:val="000000"/>
+              </w:rPr>
+              <w:t xml:space="preserve"> </w:t>
+            </w:r>
+            <w:r>
+              <w:rPr>
+                <w:rFonts w:eastAsia="宋体" w:ascii="Consolas" w:hAnsi="Consolas"/>
+                <w:rFonts w:ascii="Consolas" w:hAnsi="Consolas"/>
+                <w:sz w:val="18"/>
+                <w:color w:val="098658"/>
+              </w:rPr>
+              <w:t>0</w:t>
+            </w:r>
+            <w:r>
+              <w:rPr>
+                <w:rFonts w:eastAsia="宋体" w:ascii="Consolas" w:hAnsi="Consolas"/>
+                <w:rFonts w:ascii="Consolas" w:hAnsi="Consolas"/>
+                <w:sz w:val="18"/>
+                <w:color w:val="000000"/>
+              </w:rPr>
+              <w:t xml:space="preserve"> </w:t>
+            </w:r>
+            <w:r>
+              <w:rPr>
+                <w:rFonts w:eastAsia="宋体" w:ascii="Consolas" w:hAnsi="Consolas"/>
+                <w:rFonts w:ascii="Consolas" w:hAnsi="Consolas"/>
+                <w:sz w:val="18"/>
+                <w:color w:val="000000"/>
+              </w:rPr>
+              <w:t>&lt;</w:t>
+            </w:r>
+            <w:r>
+              <w:rPr>
+                <w:rFonts w:eastAsia="宋体" w:ascii="Consolas" w:hAnsi="Consolas"/>
+                <w:rFonts w:ascii="Consolas" w:hAnsi="Consolas"/>
+                <w:sz w:val="18"/>
+                <w:color w:val="000000"/>
+              </w:rPr>
+              <w:t>=</w:t>
+            </w:r>
+            <w:r>
+              <w:rPr>
+                <w:rFonts w:eastAsia="宋体" w:ascii="Consolas" w:hAnsi="Consolas"/>
+                <w:rFonts w:ascii="Consolas" w:hAnsi="Consolas"/>
+                <w:sz w:val="18"/>
+                <w:color w:val="000000"/>
+              </w:rPr>
+              <w:t xml:space="preserve"> </w:t>
+            </w:r>
+            <w:r>
+              <w:rPr>
+                <w:rFonts w:eastAsia="宋体" w:ascii="Consolas" w:hAnsi="Consolas"/>
+                <w:rFonts w:ascii="Consolas" w:hAnsi="Consolas"/>
+                <w:sz w:val="18"/>
+                <w:color w:val="000000"/>
+              </w:rPr>
+              <w:t>(</w:t>
+            </w:r>
+            <w:r>
+              <w:rPr>
+                <w:rFonts w:eastAsia="宋体" w:ascii="Consolas" w:hAnsi="Consolas"/>
+                <w:rFonts w:ascii="Consolas" w:hAnsi="Consolas"/>
+                <w:sz w:val="18"/>
+                <w:color w:val="000000"/>
+              </w:rPr>
+              <w:t>received</w:t>
+            </w:r>
+            <w:r>
+              <w:rPr>
+                <w:rFonts w:eastAsia="宋体" w:ascii="Consolas" w:hAnsi="Consolas"/>
+                <w:rFonts w:ascii="Consolas" w:hAnsi="Consolas"/>
+                <w:sz w:val="18"/>
+                <w:color w:val="000000"/>
+              </w:rPr>
+              <w:t xml:space="preserve"> </w:t>
+            </w:r>
+            <w:r>
+              <w:rPr>
+                <w:rFonts w:eastAsia="宋体" w:ascii="Consolas" w:hAnsi="Consolas"/>
+                <w:rFonts w:ascii="Consolas" w:hAnsi="Consolas"/>
+                <w:sz w:val="18"/>
+                <w:color w:val="000000"/>
+              </w:rPr>
+              <w:t>^</w:t>
+            </w:r>
+            <w:r>
+              <w:rPr>
+                <w:rFonts w:eastAsia="宋体" w:ascii="Consolas" w:hAnsi="Consolas"/>
+                <w:rFonts w:ascii="Consolas" w:hAnsi="Consolas"/>
+                <w:sz w:val="18"/>
+                <w:color w:val="000000"/>
+              </w:rPr>
+              <w:t xml:space="preserve"> </w:t>
+            </w:r>
+            <w:r>
+              <w:rPr>
+                <w:rFonts w:eastAsia="宋体" w:ascii="Consolas" w:hAnsi="Consolas"/>
+                <w:rFonts w:ascii="Consolas" w:hAnsi="Consolas"/>
+                <w:sz w:val="18"/>
+                <w:color w:val="000000"/>
+              </w:rPr>
+              <w:t>config</w:t>
+            </w:r>
+            <w:r>
+              <w:rPr>
+                <w:rFonts w:eastAsia="宋体" w:ascii="Consolas" w:hAnsi="Consolas"/>
+                <w:rFonts w:ascii="Consolas" w:hAnsi="Consolas"/>
+                <w:sz w:val="18"/>
+                <w:color w:val="000000"/>
+              </w:rPr>
+              <w:t>.</w:t>
+            </w:r>
+            <w:r>
+              <w:rPr>
+                <w:rFonts w:eastAsia="宋体" w:ascii="Consolas" w:hAnsi="Consolas"/>
+                <w:rFonts w:ascii="Consolas" w:hAnsi="Consolas"/>
+                <w:sz w:val="18"/>
+                <w:color w:val="000000"/>
+              </w:rPr>
+              <w:t>STUDENT_ID_MASK</w:t>
+            </w:r>
+            <w:r>
+              <w:rPr>
+                <w:rFonts w:eastAsia="宋体" w:ascii="Consolas" w:hAnsi="Consolas"/>
+                <w:rFonts w:ascii="Consolas" w:hAnsi="Consolas"/>
+                <w:sz w:val="18"/>
+                <w:color w:val="000000"/>
+              </w:rPr>
+              <w:t>)</w:t>
+            </w:r>
+            <w:r>
+              <w:rPr>
+                <w:rFonts w:eastAsia="宋体" w:ascii="Consolas" w:hAnsi="Consolas"/>
+                <w:rFonts w:ascii="Consolas" w:hAnsi="Consolas"/>
+                <w:sz w:val="18"/>
+                <w:color w:val="000000"/>
+              </w:rPr>
+              <w:t xml:space="preserve"> </w:t>
+            </w:r>
+            <w:r>
+              <w:rPr>
+                <w:rFonts w:eastAsia="宋体" w:ascii="Consolas" w:hAnsi="Consolas"/>
+                <w:rFonts w:ascii="Consolas" w:hAnsi="Consolas"/>
+                <w:sz w:val="18"/>
+                <w:color w:val="000000"/>
+              </w:rPr>
+              <w:t>&lt;</w:t>
+            </w:r>
+            <w:r>
+              <w:rPr>
+                <w:rFonts w:eastAsia="宋体" w:ascii="Consolas" w:hAnsi="Consolas"/>
+                <w:rFonts w:ascii="Consolas" w:hAnsi="Consolas"/>
+                <w:sz w:val="18"/>
+                <w:color w:val="000000"/>
+              </w:rPr>
+              <w:t>=</w:t>
+            </w:r>
+            <w:r>
+              <w:rPr>
+                <w:rFonts w:eastAsia="宋体" w:ascii="Consolas" w:hAnsi="Consolas"/>
+                <w:rFonts w:ascii="Consolas" w:hAnsi="Consolas"/>
+                <w:sz w:val="18"/>
+                <w:color w:val="000000"/>
+              </w:rPr>
+              <w:t xml:space="preserve"> </w:t>
+            </w:r>
+            <w:r>
+              <w:rPr>
+                <w:rFonts w:eastAsia="宋体" w:ascii="Consolas" w:hAnsi="Consolas"/>
+                <w:rFonts w:ascii="Consolas" w:hAnsi="Consolas"/>
+                <w:sz w:val="18"/>
+                <w:color w:val="098658"/>
+              </w:rPr>
+              <w:t>9999</w:t>
+            </w:r>
+          </w:p>
+          <w:p>
+            <w:pPr>
+              <w:spacing w:before="0" w:after="80" w:line="220" w:lineRule="exact"/>
+            </w:pPr>
           </w:p>
         </w:tc>
       </w:tr>
@@ -193,7 +2624,7 @@
           <w:b/>
           <w:sz w:val="24"/>
         </w:rPr>
-        <w:t>关键点2：GBN 滑动窗口 + 累积确认。窗口大小 5 包，base/next_seq 双指针管理。Server 只接受 seq==expected 的包，乱序直接丢弃并重发当前 ACK。累积确认：ACK 值 = 下一期望序号 = 已连续收到的最大 seq+1。代码位于 udpserver.py 的数据传输阶段和 udpclient.py 的 _send_data()。</w:t>
+        <w:t>关键点2：GBN 滑动窗口 + 累积确认。窗口大小 5 包，base/next_seq 双指针管理。Server 拆分为三个独立阶段方法：_establish_connection() / _receive_data() / _terminate_connection()，由 run() 统一调度，connected 标志位防止握手超时后继续执行。Server 只接受 seq==expected 的包，乱序直接丢弃并重发当前 ACK。累积确认：ACK 值 = 下一期望序号。Client 的 _send_data() 配合独立接收线程 _receiver() 实现发送与 ACK 处理解耦。代码位于 udpserver.py 和 udpclient.py。</w:t>
       </w:r>
     </w:p>
     <w:tbl>
@@ -210,44 +2641,1118 @@
           <w:tcPr>
             <w:tcW w:type="dxa" w:w="8640"/>
             <w:shd w:fill="F5F5F5" w:val="clear"/>
+            <w:tcBorders>
+              <w:top w:val="single" w:sz="4" w:space="0" w:color="999999"/>
+              <w:left w:val="single" w:sz="4" w:space="0" w:color="999999"/>
+              <w:bottom w:val="single" w:sz="4" w:space="0" w:color="999999"/>
+              <w:right w:val="single" w:sz="4" w:space="0" w:color="999999"/>
+            </w:tcBorders>
           </w:tcPr>
           <w:p>
             <w:pPr>
-              <w:spacing w:before="80" w:after="80"/>
+              <w:spacing w:before="80" w:line="220" w:lineRule="exact"/>
             </w:pPr>
             <w:r>
               <w:rPr>
                 <w:rFonts w:eastAsia="宋体" w:ascii="Consolas" w:hAnsi="Consolas"/>
                 <w:rFonts w:ascii="Consolas" w:hAnsi="Consolas"/>
                 <w:sz w:val="18"/>
-              </w:rPr>
-              <w:t># Server GBN 接收端（udpserver.py）</w:t>
-              <w:br/>
-              <w:t>if seq == expected_seq:</w:t>
-              <w:br/>
-              <w:t xml:space="preserve">    expected_seq += 1</w:t>
-              <w:br/>
-              <w:t xml:space="preserve">    send_ack(expected_seq)</w:t>
-              <w:br/>
-              <w:t>else:</w:t>
-              <w:br/>
-              <w:t xml:space="preserve">    send_ack(expected_seq)      # 重发当前 ACK，不推进窗口</w:t>
-              <w:br/>
-              <w:br/>
+                <w:color w:val="008000"/>
+              </w:rPr>
+              <w:t># Server GBN 接收端（udpserver.py ReliableUDPClientHandler）</w:t>
+            </w:r>
+          </w:p>
+          <w:p>
+            <w:pPr>
+              <w:spacing w:before="0" w:after="0" w:line="220" w:lineRule="exact"/>
+            </w:pPr>
+            <w:r>
+              <w:rPr>
+                <w:rFonts w:eastAsia="宋体" w:ascii="Consolas" w:hAnsi="Consolas"/>
+                <w:rFonts w:ascii="Consolas" w:hAnsi="Consolas"/>
+                <w:sz w:val="18"/>
+                <w:color w:val="0000FF"/>
+              </w:rPr>
+              <w:t>if</w:t>
+            </w:r>
+            <w:r>
+              <w:rPr>
+                <w:rFonts w:eastAsia="宋体" w:ascii="Consolas" w:hAnsi="Consolas"/>
+                <w:rFonts w:ascii="Consolas" w:hAnsi="Consolas"/>
+                <w:sz w:val="18"/>
+                <w:color w:val="000000"/>
+              </w:rPr>
+              <w:t xml:space="preserve"> </w:t>
+            </w:r>
+            <w:r>
+              <w:rPr>
+                <w:rFonts w:eastAsia="宋体" w:ascii="Consolas" w:hAnsi="Consolas"/>
+                <w:rFonts w:ascii="Consolas" w:hAnsi="Consolas"/>
+                <w:sz w:val="18"/>
+                <w:color w:val="000000"/>
+              </w:rPr>
+              <w:t>seq</w:t>
+            </w:r>
+            <w:r>
+              <w:rPr>
+                <w:rFonts w:eastAsia="宋体" w:ascii="Consolas" w:hAnsi="Consolas"/>
+                <w:rFonts w:ascii="Consolas" w:hAnsi="Consolas"/>
+                <w:sz w:val="18"/>
+                <w:color w:val="000000"/>
+              </w:rPr>
+              <w:t xml:space="preserve"> </w:t>
+            </w:r>
+            <w:r>
+              <w:rPr>
+                <w:rFonts w:eastAsia="宋体" w:ascii="Consolas" w:hAnsi="Consolas"/>
+                <w:rFonts w:ascii="Consolas" w:hAnsi="Consolas"/>
+                <w:sz w:val="18"/>
+                <w:color w:val="000000"/>
+              </w:rPr>
+              <w:t>==</w:t>
+            </w:r>
+            <w:r>
+              <w:rPr>
+                <w:rFonts w:eastAsia="宋体" w:ascii="Consolas" w:hAnsi="Consolas"/>
+                <w:rFonts w:ascii="Consolas" w:hAnsi="Consolas"/>
+                <w:sz w:val="18"/>
+                <w:color w:val="000000"/>
+              </w:rPr>
+              <w:t xml:space="preserve"> </w:t>
+            </w:r>
+            <w:r>
+              <w:rPr>
+                <w:rFonts w:eastAsia="宋体" w:ascii="Consolas" w:hAnsi="Consolas"/>
+                <w:rFonts w:ascii="Consolas" w:hAnsi="Consolas"/>
+                <w:sz w:val="18"/>
+                <w:color w:val="000000"/>
+              </w:rPr>
+              <w:t>expected_seq</w:t>
+            </w:r>
+            <w:r>
+              <w:rPr>
+                <w:rFonts w:eastAsia="宋体" w:ascii="Consolas" w:hAnsi="Consolas"/>
+                <w:rFonts w:ascii="Consolas" w:hAnsi="Consolas"/>
+                <w:sz w:val="18"/>
+                <w:color w:val="000000"/>
+              </w:rPr>
+              <w:t>:</w:t>
+            </w:r>
+          </w:p>
+          <w:p>
+            <w:pPr>
+              <w:spacing w:before="0" w:after="0" w:line="220" w:lineRule="exact"/>
+            </w:pPr>
+            <w:r>
+              <w:rPr>
+                <w:rFonts w:eastAsia="宋体" w:ascii="Consolas" w:hAnsi="Consolas"/>
+                <w:rFonts w:ascii="Consolas" w:hAnsi="Consolas"/>
+                <w:sz w:val="18"/>
+                <w:color w:val="000000"/>
+              </w:rPr>
+              <w:t xml:space="preserve">    </w:t>
+            </w:r>
+            <w:r>
+              <w:rPr>
+                <w:rFonts w:eastAsia="宋体" w:ascii="Consolas" w:hAnsi="Consolas"/>
+                <w:rFonts w:ascii="Consolas" w:hAnsi="Consolas"/>
+                <w:sz w:val="18"/>
+                <w:color w:val="000000"/>
+              </w:rPr>
+              <w:t>expected_seq</w:t>
+            </w:r>
+            <w:r>
+              <w:rPr>
+                <w:rFonts w:eastAsia="宋体" w:ascii="Consolas" w:hAnsi="Consolas"/>
+                <w:rFonts w:ascii="Consolas" w:hAnsi="Consolas"/>
+                <w:sz w:val="18"/>
+                <w:color w:val="000000"/>
+              </w:rPr>
+              <w:t xml:space="preserve"> </w:t>
+            </w:r>
+            <w:r>
+              <w:rPr>
+                <w:rFonts w:eastAsia="宋体" w:ascii="Consolas" w:hAnsi="Consolas"/>
+                <w:rFonts w:ascii="Consolas" w:hAnsi="Consolas"/>
+                <w:sz w:val="18"/>
+                <w:color w:val="000000"/>
+              </w:rPr>
+              <w:t>+</w:t>
+            </w:r>
+            <w:r>
+              <w:rPr>
+                <w:rFonts w:eastAsia="宋体" w:ascii="Consolas" w:hAnsi="Consolas"/>
+                <w:rFonts w:ascii="Consolas" w:hAnsi="Consolas"/>
+                <w:sz w:val="18"/>
+                <w:color w:val="000000"/>
+              </w:rPr>
+              <w:t>=</w:t>
+            </w:r>
+            <w:r>
+              <w:rPr>
+                <w:rFonts w:eastAsia="宋体" w:ascii="Consolas" w:hAnsi="Consolas"/>
+                <w:rFonts w:ascii="Consolas" w:hAnsi="Consolas"/>
+                <w:sz w:val="18"/>
+                <w:color w:val="000000"/>
+              </w:rPr>
+              <w:t xml:space="preserve"> </w:t>
+            </w:r>
+            <w:r>
+              <w:rPr>
+                <w:rFonts w:eastAsia="宋体" w:ascii="Consolas" w:hAnsi="Consolas"/>
+                <w:rFonts w:ascii="Consolas" w:hAnsi="Consolas"/>
+                <w:sz w:val="18"/>
+                <w:color w:val="098658"/>
+              </w:rPr>
+              <w:t>1</w:t>
+            </w:r>
+          </w:p>
+          <w:p>
+            <w:pPr>
+              <w:spacing w:before="0" w:after="0" w:line="220" w:lineRule="exact"/>
+            </w:pPr>
+            <w:r>
+              <w:rPr>
+                <w:rFonts w:eastAsia="宋体" w:ascii="Consolas" w:hAnsi="Consolas"/>
+                <w:rFonts w:ascii="Consolas" w:hAnsi="Consolas"/>
+                <w:sz w:val="18"/>
+                <w:color w:val="000000"/>
+              </w:rPr>
+              <w:t xml:space="preserve">    </w:t>
+            </w:r>
+            <w:r>
+              <w:rPr>
+                <w:rFonts w:eastAsia="宋体" w:ascii="Consolas" w:hAnsi="Consolas"/>
+                <w:rFonts w:ascii="Consolas" w:hAnsi="Consolas"/>
+                <w:sz w:val="18"/>
+                <w:color w:val="000000"/>
+              </w:rPr>
+              <w:t>send_ack</w:t>
+            </w:r>
+            <w:r>
+              <w:rPr>
+                <w:rFonts w:eastAsia="宋体" w:ascii="Consolas" w:hAnsi="Consolas"/>
+                <w:rFonts w:ascii="Consolas" w:hAnsi="Consolas"/>
+                <w:sz w:val="18"/>
+                <w:color w:val="000000"/>
+              </w:rPr>
+              <w:t>(</w:t>
+            </w:r>
+            <w:r>
+              <w:rPr>
+                <w:rFonts w:eastAsia="宋体" w:ascii="Consolas" w:hAnsi="Consolas"/>
+                <w:rFonts w:ascii="Consolas" w:hAnsi="Consolas"/>
+                <w:sz w:val="18"/>
+                <w:color w:val="000000"/>
+              </w:rPr>
+              <w:t>expected_seq</w:t>
+            </w:r>
+            <w:r>
+              <w:rPr>
+                <w:rFonts w:eastAsia="宋体" w:ascii="Consolas" w:hAnsi="Consolas"/>
+                <w:rFonts w:ascii="Consolas" w:hAnsi="Consolas"/>
+                <w:sz w:val="18"/>
+                <w:color w:val="000000"/>
+              </w:rPr>
+              <w:t>)</w:t>
+            </w:r>
+          </w:p>
+          <w:p>
+            <w:pPr>
+              <w:spacing w:before="0" w:after="0" w:line="220" w:lineRule="exact"/>
+            </w:pPr>
+            <w:r>
+              <w:rPr>
+                <w:rFonts w:eastAsia="宋体" w:ascii="Consolas" w:hAnsi="Consolas"/>
+                <w:rFonts w:ascii="Consolas" w:hAnsi="Consolas"/>
+                <w:sz w:val="18"/>
+                <w:color w:val="0000FF"/>
+              </w:rPr>
+              <w:t>else</w:t>
+            </w:r>
+            <w:r>
+              <w:rPr>
+                <w:rFonts w:eastAsia="宋体" w:ascii="Consolas" w:hAnsi="Consolas"/>
+                <w:rFonts w:ascii="Consolas" w:hAnsi="Consolas"/>
+                <w:sz w:val="18"/>
+                <w:color w:val="000000"/>
+              </w:rPr>
+              <w:t>:</w:t>
+            </w:r>
+          </w:p>
+          <w:p>
+            <w:pPr>
+              <w:spacing w:before="0" w:after="0" w:line="220" w:lineRule="exact"/>
+            </w:pPr>
+            <w:r>
+              <w:rPr>
+                <w:rFonts w:eastAsia="宋体" w:ascii="Consolas" w:hAnsi="Consolas"/>
+                <w:rFonts w:ascii="Consolas" w:hAnsi="Consolas"/>
+                <w:sz w:val="18"/>
+                <w:color w:val="000000"/>
+              </w:rPr>
+              <w:t xml:space="preserve">    </w:t>
+            </w:r>
+            <w:r>
+              <w:rPr>
+                <w:rFonts w:eastAsia="宋体" w:ascii="Consolas" w:hAnsi="Consolas"/>
+                <w:rFonts w:ascii="Consolas" w:hAnsi="Consolas"/>
+                <w:sz w:val="18"/>
+                <w:color w:val="000000"/>
+              </w:rPr>
+              <w:t>send_ack</w:t>
+            </w:r>
+            <w:r>
+              <w:rPr>
+                <w:rFonts w:eastAsia="宋体" w:ascii="Consolas" w:hAnsi="Consolas"/>
+                <w:rFonts w:ascii="Consolas" w:hAnsi="Consolas"/>
+                <w:sz w:val="18"/>
+                <w:color w:val="000000"/>
+              </w:rPr>
+              <w:t>(</w:t>
+            </w:r>
+            <w:r>
+              <w:rPr>
+                <w:rFonts w:eastAsia="宋体" w:ascii="Consolas" w:hAnsi="Consolas"/>
+                <w:rFonts w:ascii="Consolas" w:hAnsi="Consolas"/>
+                <w:sz w:val="18"/>
+                <w:color w:val="000000"/>
+              </w:rPr>
+              <w:t>expected_seq</w:t>
+            </w:r>
+            <w:r>
+              <w:rPr>
+                <w:rFonts w:eastAsia="宋体" w:ascii="Consolas" w:hAnsi="Consolas"/>
+                <w:rFonts w:ascii="Consolas" w:hAnsi="Consolas"/>
+                <w:sz w:val="18"/>
+                <w:color w:val="000000"/>
+              </w:rPr>
+              <w:t>)</w:t>
+            </w:r>
+            <w:r>
+              <w:rPr>
+                <w:rFonts w:eastAsia="宋体" w:ascii="Consolas" w:hAnsi="Consolas"/>
+                <w:rFonts w:ascii="Consolas" w:hAnsi="Consolas"/>
+                <w:sz w:val="18"/>
+                <w:color w:val="000000"/>
+              </w:rPr>
+              <w:t xml:space="preserve">       </w:t>
+            </w:r>
+            <w:r>
+              <w:rPr>
+                <w:rFonts w:eastAsia="宋体" w:ascii="Consolas" w:hAnsi="Consolas"/>
+                <w:rFonts w:ascii="Consolas" w:hAnsi="Consolas"/>
+                <w:sz w:val="18"/>
+                <w:color w:val="008000"/>
+              </w:rPr>
+              <w:t># 乱序丢弃，重发当前 ACK</w:t>
+            </w:r>
+          </w:p>
+          <w:p>
+            <w:pPr>
+              <w:spacing w:before="0" w:after="0" w:line="220" w:lineRule="exact"/>
+            </w:pPr>
+          </w:p>
+          <w:p>
+            <w:pPr>
+              <w:spacing w:before="0" w:after="0" w:line="220" w:lineRule="exact"/>
+            </w:pPr>
+            <w:r>
+              <w:rPr>
+                <w:rFonts w:eastAsia="宋体" w:ascii="Consolas" w:hAnsi="Consolas"/>
+                <w:rFonts w:ascii="Consolas" w:hAnsi="Consolas"/>
+                <w:sz w:val="18"/>
+                <w:color w:val="008000"/>
+              </w:rPr>
               <w:t># Client 滑动窗口（udpclient.py _send_data）</w:t>
-              <w:br/>
-              <w:t>while base &lt; TOTAL_PACKETS:</w:t>
-              <w:br/>
-              <w:t xml:space="preserve">    while next_seq &lt; base + WINDOW_SIZE:     # 填满窗口</w:t>
-              <w:br/>
-              <w:t xml:space="preserve">        send_packet(next_seq); next_seq += 1</w:t>
-              <w:br/>
-              <w:t xml:space="preserve">    ack = ack_queue.get(timeout=rto)         # 等待累积 ACK</w:t>
-              <w:br/>
-              <w:t xml:space="preserve">    if ack &gt; base:</w:t>
-              <w:br/>
-              <w:t xml:space="preserve">        base = ack                           # 窗口向右滑动</w:t>
-            </w:r>
+            </w:r>
+          </w:p>
+          <w:p>
+            <w:pPr>
+              <w:spacing w:before="0" w:after="0" w:line="220" w:lineRule="exact"/>
+            </w:pPr>
+            <w:r>
+              <w:rPr>
+                <w:rFonts w:eastAsia="宋体" w:ascii="Consolas" w:hAnsi="Consolas"/>
+                <w:rFonts w:ascii="Consolas" w:hAnsi="Consolas"/>
+                <w:sz w:val="18"/>
+                <w:color w:val="0000FF"/>
+              </w:rPr>
+              <w:t>while</w:t>
+            </w:r>
+            <w:r>
+              <w:rPr>
+                <w:rFonts w:eastAsia="宋体" w:ascii="Consolas" w:hAnsi="Consolas"/>
+                <w:rFonts w:ascii="Consolas" w:hAnsi="Consolas"/>
+                <w:sz w:val="18"/>
+                <w:color w:val="000000"/>
+              </w:rPr>
+              <w:t xml:space="preserve"> </w:t>
+            </w:r>
+            <w:r>
+              <w:rPr>
+                <w:rFonts w:eastAsia="宋体" w:ascii="Consolas" w:hAnsi="Consolas"/>
+                <w:rFonts w:ascii="Consolas" w:hAnsi="Consolas"/>
+                <w:sz w:val="18"/>
+                <w:color w:val="008080"/>
+              </w:rPr>
+              <w:t>self</w:t>
+            </w:r>
+            <w:r>
+              <w:rPr>
+                <w:rFonts w:eastAsia="宋体" w:ascii="Consolas" w:hAnsi="Consolas"/>
+                <w:rFonts w:ascii="Consolas" w:hAnsi="Consolas"/>
+                <w:sz w:val="18"/>
+                <w:color w:val="000000"/>
+              </w:rPr>
+              <w:t>.</w:t>
+            </w:r>
+            <w:r>
+              <w:rPr>
+                <w:rFonts w:eastAsia="宋体" w:ascii="Consolas" w:hAnsi="Consolas"/>
+                <w:rFonts w:ascii="Consolas" w:hAnsi="Consolas"/>
+                <w:sz w:val="18"/>
+                <w:color w:val="000000"/>
+              </w:rPr>
+              <w:t>base</w:t>
+            </w:r>
+            <w:r>
+              <w:rPr>
+                <w:rFonts w:eastAsia="宋体" w:ascii="Consolas" w:hAnsi="Consolas"/>
+                <w:rFonts w:ascii="Consolas" w:hAnsi="Consolas"/>
+                <w:sz w:val="18"/>
+                <w:color w:val="000000"/>
+              </w:rPr>
+              <w:t xml:space="preserve"> </w:t>
+            </w:r>
+            <w:r>
+              <w:rPr>
+                <w:rFonts w:eastAsia="宋体" w:ascii="Consolas" w:hAnsi="Consolas"/>
+                <w:rFonts w:ascii="Consolas" w:hAnsi="Consolas"/>
+                <w:sz w:val="18"/>
+                <w:color w:val="000000"/>
+              </w:rPr>
+              <w:t>&lt;</w:t>
+            </w:r>
+            <w:r>
+              <w:rPr>
+                <w:rFonts w:eastAsia="宋体" w:ascii="Consolas" w:hAnsi="Consolas"/>
+                <w:rFonts w:ascii="Consolas" w:hAnsi="Consolas"/>
+                <w:sz w:val="18"/>
+                <w:color w:val="000000"/>
+              </w:rPr>
+              <w:t xml:space="preserve"> </w:t>
+            </w:r>
+            <w:r>
+              <w:rPr>
+                <w:rFonts w:eastAsia="宋体" w:ascii="Consolas" w:hAnsi="Consolas"/>
+                <w:rFonts w:ascii="Consolas" w:hAnsi="Consolas"/>
+                <w:sz w:val="18"/>
+                <w:color w:val="000000"/>
+              </w:rPr>
+              <w:t>config</w:t>
+            </w:r>
+            <w:r>
+              <w:rPr>
+                <w:rFonts w:eastAsia="宋体" w:ascii="Consolas" w:hAnsi="Consolas"/>
+                <w:rFonts w:ascii="Consolas" w:hAnsi="Consolas"/>
+                <w:sz w:val="18"/>
+                <w:color w:val="000000"/>
+              </w:rPr>
+              <w:t>.</w:t>
+            </w:r>
+            <w:r>
+              <w:rPr>
+                <w:rFonts w:eastAsia="宋体" w:ascii="Consolas" w:hAnsi="Consolas"/>
+                <w:rFonts w:ascii="Consolas" w:hAnsi="Consolas"/>
+                <w:sz w:val="18"/>
+                <w:color w:val="000000"/>
+              </w:rPr>
+              <w:t>TOTAL_PACKETS</w:t>
+            </w:r>
+            <w:r>
+              <w:rPr>
+                <w:rFonts w:eastAsia="宋体" w:ascii="Consolas" w:hAnsi="Consolas"/>
+                <w:rFonts w:ascii="Consolas" w:hAnsi="Consolas"/>
+                <w:sz w:val="18"/>
+                <w:color w:val="000000"/>
+              </w:rPr>
+              <w:t>:</w:t>
+            </w:r>
+          </w:p>
+          <w:p>
+            <w:pPr>
+              <w:spacing w:before="0" w:after="0" w:line="220" w:lineRule="exact"/>
+            </w:pPr>
+            <w:r>
+              <w:rPr>
+                <w:rFonts w:eastAsia="宋体" w:ascii="Consolas" w:hAnsi="Consolas"/>
+                <w:rFonts w:ascii="Consolas" w:hAnsi="Consolas"/>
+                <w:sz w:val="18"/>
+                <w:color w:val="000000"/>
+              </w:rPr>
+              <w:t xml:space="preserve">    </w:t>
+            </w:r>
+            <w:r>
+              <w:rPr>
+                <w:rFonts w:eastAsia="宋体" w:ascii="Consolas" w:hAnsi="Consolas"/>
+                <w:rFonts w:ascii="Consolas" w:hAnsi="Consolas"/>
+                <w:sz w:val="18"/>
+                <w:color w:val="0000FF"/>
+              </w:rPr>
+              <w:t>while</w:t>
+            </w:r>
+            <w:r>
+              <w:rPr>
+                <w:rFonts w:eastAsia="宋体" w:ascii="Consolas" w:hAnsi="Consolas"/>
+                <w:rFonts w:ascii="Consolas" w:hAnsi="Consolas"/>
+                <w:sz w:val="18"/>
+                <w:color w:val="000000"/>
+              </w:rPr>
+              <w:t xml:space="preserve"> </w:t>
+            </w:r>
+            <w:r>
+              <w:rPr>
+                <w:rFonts w:eastAsia="宋体" w:ascii="Consolas" w:hAnsi="Consolas"/>
+                <w:rFonts w:ascii="Consolas" w:hAnsi="Consolas"/>
+                <w:sz w:val="18"/>
+                <w:color w:val="008080"/>
+              </w:rPr>
+              <w:t>self</w:t>
+            </w:r>
+            <w:r>
+              <w:rPr>
+                <w:rFonts w:eastAsia="宋体" w:ascii="Consolas" w:hAnsi="Consolas"/>
+                <w:rFonts w:ascii="Consolas" w:hAnsi="Consolas"/>
+                <w:sz w:val="18"/>
+                <w:color w:val="000000"/>
+              </w:rPr>
+              <w:t>.</w:t>
+            </w:r>
+            <w:r>
+              <w:rPr>
+                <w:rFonts w:eastAsia="宋体" w:ascii="Consolas" w:hAnsi="Consolas"/>
+                <w:rFonts w:ascii="Consolas" w:hAnsi="Consolas"/>
+                <w:sz w:val="18"/>
+                <w:color w:val="000000"/>
+              </w:rPr>
+              <w:t>next_seq</w:t>
+            </w:r>
+            <w:r>
+              <w:rPr>
+                <w:rFonts w:eastAsia="宋体" w:ascii="Consolas" w:hAnsi="Consolas"/>
+                <w:rFonts w:ascii="Consolas" w:hAnsi="Consolas"/>
+                <w:sz w:val="18"/>
+                <w:color w:val="000000"/>
+              </w:rPr>
+              <w:t xml:space="preserve"> </w:t>
+            </w:r>
+            <w:r>
+              <w:rPr>
+                <w:rFonts w:eastAsia="宋体" w:ascii="Consolas" w:hAnsi="Consolas"/>
+                <w:rFonts w:ascii="Consolas" w:hAnsi="Consolas"/>
+                <w:sz w:val="18"/>
+                <w:color w:val="000000"/>
+              </w:rPr>
+              <w:t>&lt;</w:t>
+            </w:r>
+            <w:r>
+              <w:rPr>
+                <w:rFonts w:eastAsia="宋体" w:ascii="Consolas" w:hAnsi="Consolas"/>
+                <w:rFonts w:ascii="Consolas" w:hAnsi="Consolas"/>
+                <w:sz w:val="18"/>
+                <w:color w:val="000000"/>
+              </w:rPr>
+              <w:t xml:space="preserve"> </w:t>
+            </w:r>
+            <w:r>
+              <w:rPr>
+                <w:rFonts w:eastAsia="宋体" w:ascii="Consolas" w:hAnsi="Consolas"/>
+                <w:rFonts w:ascii="Consolas" w:hAnsi="Consolas"/>
+                <w:sz w:val="18"/>
+                <w:color w:val="008080"/>
+              </w:rPr>
+              <w:t>self</w:t>
+            </w:r>
+            <w:r>
+              <w:rPr>
+                <w:rFonts w:eastAsia="宋体" w:ascii="Consolas" w:hAnsi="Consolas"/>
+                <w:rFonts w:ascii="Consolas" w:hAnsi="Consolas"/>
+                <w:sz w:val="18"/>
+                <w:color w:val="000000"/>
+              </w:rPr>
+              <w:t>.</w:t>
+            </w:r>
+            <w:r>
+              <w:rPr>
+                <w:rFonts w:eastAsia="宋体" w:ascii="Consolas" w:hAnsi="Consolas"/>
+                <w:rFonts w:ascii="Consolas" w:hAnsi="Consolas"/>
+                <w:sz w:val="18"/>
+                <w:color w:val="000000"/>
+              </w:rPr>
+              <w:t>base</w:t>
+            </w:r>
+            <w:r>
+              <w:rPr>
+                <w:rFonts w:eastAsia="宋体" w:ascii="Consolas" w:hAnsi="Consolas"/>
+                <w:rFonts w:ascii="Consolas" w:hAnsi="Consolas"/>
+                <w:sz w:val="18"/>
+                <w:color w:val="000000"/>
+              </w:rPr>
+              <w:t xml:space="preserve"> </w:t>
+            </w:r>
+            <w:r>
+              <w:rPr>
+                <w:rFonts w:eastAsia="宋体" w:ascii="Consolas" w:hAnsi="Consolas"/>
+                <w:rFonts w:ascii="Consolas" w:hAnsi="Consolas"/>
+                <w:sz w:val="18"/>
+                <w:color w:val="000000"/>
+              </w:rPr>
+              <w:t>+</w:t>
+            </w:r>
+            <w:r>
+              <w:rPr>
+                <w:rFonts w:eastAsia="宋体" w:ascii="Consolas" w:hAnsi="Consolas"/>
+                <w:rFonts w:ascii="Consolas" w:hAnsi="Consolas"/>
+                <w:sz w:val="18"/>
+                <w:color w:val="000000"/>
+              </w:rPr>
+              <w:t xml:space="preserve"> </w:t>
+            </w:r>
+            <w:r>
+              <w:rPr>
+                <w:rFonts w:eastAsia="宋体" w:ascii="Consolas" w:hAnsi="Consolas"/>
+                <w:rFonts w:ascii="Consolas" w:hAnsi="Consolas"/>
+                <w:sz w:val="18"/>
+                <w:color w:val="000000"/>
+              </w:rPr>
+              <w:t>config</w:t>
+            </w:r>
+            <w:r>
+              <w:rPr>
+                <w:rFonts w:eastAsia="宋体" w:ascii="Consolas" w:hAnsi="Consolas"/>
+                <w:rFonts w:ascii="Consolas" w:hAnsi="Consolas"/>
+                <w:sz w:val="18"/>
+                <w:color w:val="000000"/>
+              </w:rPr>
+              <w:t>.</w:t>
+            </w:r>
+            <w:r>
+              <w:rPr>
+                <w:rFonts w:eastAsia="宋体" w:ascii="Consolas" w:hAnsi="Consolas"/>
+                <w:rFonts w:ascii="Consolas" w:hAnsi="Consolas"/>
+                <w:sz w:val="18"/>
+                <w:color w:val="000000"/>
+              </w:rPr>
+              <w:t>WINDOW_SIZE</w:t>
+            </w:r>
+            <w:r>
+              <w:rPr>
+                <w:rFonts w:eastAsia="宋体" w:ascii="Consolas" w:hAnsi="Consolas"/>
+                <w:rFonts w:ascii="Consolas" w:hAnsi="Consolas"/>
+                <w:sz w:val="18"/>
+                <w:color w:val="000000"/>
+              </w:rPr>
+              <w:t>:</w:t>
+            </w:r>
+          </w:p>
+          <w:p>
+            <w:pPr>
+              <w:spacing w:before="0" w:after="0" w:line="220" w:lineRule="exact"/>
+            </w:pPr>
+            <w:r>
+              <w:rPr>
+                <w:rFonts w:eastAsia="宋体" w:ascii="Consolas" w:hAnsi="Consolas"/>
+                <w:rFonts w:ascii="Consolas" w:hAnsi="Consolas"/>
+                <w:sz w:val="18"/>
+                <w:color w:val="000000"/>
+              </w:rPr>
+              <w:t xml:space="preserve">        </w:t>
+            </w:r>
+            <w:r>
+              <w:rPr>
+                <w:rFonts w:eastAsia="宋体" w:ascii="Consolas" w:hAnsi="Consolas"/>
+                <w:rFonts w:ascii="Consolas" w:hAnsi="Consolas"/>
+                <w:sz w:val="18"/>
+                <w:color w:val="000000"/>
+              </w:rPr>
+              <w:t>send_packet</w:t>
+            </w:r>
+            <w:r>
+              <w:rPr>
+                <w:rFonts w:eastAsia="宋体" w:ascii="Consolas" w:hAnsi="Consolas"/>
+                <w:rFonts w:ascii="Consolas" w:hAnsi="Consolas"/>
+                <w:sz w:val="18"/>
+                <w:color w:val="000000"/>
+              </w:rPr>
+              <w:t>(</w:t>
+            </w:r>
+            <w:r>
+              <w:rPr>
+                <w:rFonts w:eastAsia="宋体" w:ascii="Consolas" w:hAnsi="Consolas"/>
+                <w:rFonts w:ascii="Consolas" w:hAnsi="Consolas"/>
+                <w:sz w:val="18"/>
+                <w:color w:val="008080"/>
+              </w:rPr>
+              <w:t>self</w:t>
+            </w:r>
+            <w:r>
+              <w:rPr>
+                <w:rFonts w:eastAsia="宋体" w:ascii="Consolas" w:hAnsi="Consolas"/>
+                <w:rFonts w:ascii="Consolas" w:hAnsi="Consolas"/>
+                <w:sz w:val="18"/>
+                <w:color w:val="000000"/>
+              </w:rPr>
+              <w:t>.</w:t>
+            </w:r>
+            <w:r>
+              <w:rPr>
+                <w:rFonts w:eastAsia="宋体" w:ascii="Consolas" w:hAnsi="Consolas"/>
+                <w:rFonts w:ascii="Consolas" w:hAnsi="Consolas"/>
+                <w:sz w:val="18"/>
+                <w:color w:val="000000"/>
+              </w:rPr>
+              <w:t>next_seq</w:t>
+            </w:r>
+            <w:r>
+              <w:rPr>
+                <w:rFonts w:eastAsia="宋体" w:ascii="Consolas" w:hAnsi="Consolas"/>
+                <w:rFonts w:ascii="Consolas" w:hAnsi="Consolas"/>
+                <w:sz w:val="18"/>
+                <w:color w:val="000000"/>
+              </w:rPr>
+              <w:t>)</w:t>
+            </w:r>
+          </w:p>
+          <w:p>
+            <w:pPr>
+              <w:spacing w:before="0" w:after="0" w:line="220" w:lineRule="exact"/>
+            </w:pPr>
+            <w:r>
+              <w:rPr>
+                <w:rFonts w:eastAsia="宋体" w:ascii="Consolas" w:hAnsi="Consolas"/>
+                <w:rFonts w:ascii="Consolas" w:hAnsi="Consolas"/>
+                <w:sz w:val="18"/>
+                <w:color w:val="000000"/>
+              </w:rPr>
+              <w:t xml:space="preserve">        </w:t>
+            </w:r>
+            <w:r>
+              <w:rPr>
+                <w:rFonts w:eastAsia="宋体" w:ascii="Consolas" w:hAnsi="Consolas"/>
+                <w:rFonts w:ascii="Consolas" w:hAnsi="Consolas"/>
+                <w:sz w:val="18"/>
+                <w:color w:val="008080"/>
+              </w:rPr>
+              <w:t>self</w:t>
+            </w:r>
+            <w:r>
+              <w:rPr>
+                <w:rFonts w:eastAsia="宋体" w:ascii="Consolas" w:hAnsi="Consolas"/>
+                <w:rFonts w:ascii="Consolas" w:hAnsi="Consolas"/>
+                <w:sz w:val="18"/>
+                <w:color w:val="000000"/>
+              </w:rPr>
+              <w:t>.</w:t>
+            </w:r>
+            <w:r>
+              <w:rPr>
+                <w:rFonts w:eastAsia="宋体" w:ascii="Consolas" w:hAnsi="Consolas"/>
+                <w:rFonts w:ascii="Consolas" w:hAnsi="Consolas"/>
+                <w:sz w:val="18"/>
+                <w:color w:val="000000"/>
+              </w:rPr>
+              <w:t>next_seq</w:t>
+            </w:r>
+            <w:r>
+              <w:rPr>
+                <w:rFonts w:eastAsia="宋体" w:ascii="Consolas" w:hAnsi="Consolas"/>
+                <w:rFonts w:ascii="Consolas" w:hAnsi="Consolas"/>
+                <w:sz w:val="18"/>
+                <w:color w:val="000000"/>
+              </w:rPr>
+              <w:t xml:space="preserve"> </w:t>
+            </w:r>
+            <w:r>
+              <w:rPr>
+                <w:rFonts w:eastAsia="宋体" w:ascii="Consolas" w:hAnsi="Consolas"/>
+                <w:rFonts w:ascii="Consolas" w:hAnsi="Consolas"/>
+                <w:sz w:val="18"/>
+                <w:color w:val="000000"/>
+              </w:rPr>
+              <w:t>+</w:t>
+            </w:r>
+            <w:r>
+              <w:rPr>
+                <w:rFonts w:eastAsia="宋体" w:ascii="Consolas" w:hAnsi="Consolas"/>
+                <w:rFonts w:ascii="Consolas" w:hAnsi="Consolas"/>
+                <w:sz w:val="18"/>
+                <w:color w:val="000000"/>
+              </w:rPr>
+              <w:t>=</w:t>
+            </w:r>
+            <w:r>
+              <w:rPr>
+                <w:rFonts w:eastAsia="宋体" w:ascii="Consolas" w:hAnsi="Consolas"/>
+                <w:rFonts w:ascii="Consolas" w:hAnsi="Consolas"/>
+                <w:sz w:val="18"/>
+                <w:color w:val="000000"/>
+              </w:rPr>
+              <w:t xml:space="preserve"> </w:t>
+            </w:r>
+            <w:r>
+              <w:rPr>
+                <w:rFonts w:eastAsia="宋体" w:ascii="Consolas" w:hAnsi="Consolas"/>
+                <w:rFonts w:ascii="Consolas" w:hAnsi="Consolas"/>
+                <w:sz w:val="18"/>
+                <w:color w:val="098658"/>
+              </w:rPr>
+              <w:t>1</w:t>
+            </w:r>
+          </w:p>
+          <w:p>
+            <w:pPr>
+              <w:spacing w:before="0" w:after="0" w:line="220" w:lineRule="exact"/>
+            </w:pPr>
+            <w:r>
+              <w:rPr>
+                <w:rFonts w:eastAsia="宋体" w:ascii="Consolas" w:hAnsi="Consolas"/>
+                <w:rFonts w:ascii="Consolas" w:hAnsi="Consolas"/>
+                <w:sz w:val="18"/>
+                <w:color w:val="000000"/>
+              </w:rPr>
+              <w:t xml:space="preserve">    </w:t>
+            </w:r>
+            <w:r>
+              <w:rPr>
+                <w:rFonts w:eastAsia="宋体" w:ascii="Consolas" w:hAnsi="Consolas"/>
+                <w:rFonts w:ascii="Consolas" w:hAnsi="Consolas"/>
+                <w:sz w:val="18"/>
+                <w:color w:val="000000"/>
+              </w:rPr>
+              <w:t>ack_num</w:t>
+            </w:r>
+            <w:r>
+              <w:rPr>
+                <w:rFonts w:eastAsia="宋体" w:ascii="Consolas" w:hAnsi="Consolas"/>
+                <w:rFonts w:ascii="Consolas" w:hAnsi="Consolas"/>
+                <w:sz w:val="18"/>
+                <w:color w:val="000000"/>
+              </w:rPr>
+              <w:t xml:space="preserve"> </w:t>
+            </w:r>
+            <w:r>
+              <w:rPr>
+                <w:rFonts w:eastAsia="宋体" w:ascii="Consolas" w:hAnsi="Consolas"/>
+                <w:rFonts w:ascii="Consolas" w:hAnsi="Consolas"/>
+                <w:sz w:val="18"/>
+                <w:color w:val="000000"/>
+              </w:rPr>
+              <w:t>=</w:t>
+            </w:r>
+            <w:r>
+              <w:rPr>
+                <w:rFonts w:eastAsia="宋体" w:ascii="Consolas" w:hAnsi="Consolas"/>
+                <w:rFonts w:ascii="Consolas" w:hAnsi="Consolas"/>
+                <w:sz w:val="18"/>
+                <w:color w:val="000000"/>
+              </w:rPr>
+              <w:t xml:space="preserve"> </w:t>
+            </w:r>
+            <w:r>
+              <w:rPr>
+                <w:rFonts w:eastAsia="宋体" w:ascii="Consolas" w:hAnsi="Consolas"/>
+                <w:rFonts w:ascii="Consolas" w:hAnsi="Consolas"/>
+                <w:sz w:val="18"/>
+                <w:color w:val="008080"/>
+              </w:rPr>
+              <w:t>self</w:t>
+            </w:r>
+            <w:r>
+              <w:rPr>
+                <w:rFonts w:eastAsia="宋体" w:ascii="Consolas" w:hAnsi="Consolas"/>
+                <w:rFonts w:ascii="Consolas" w:hAnsi="Consolas"/>
+                <w:sz w:val="18"/>
+                <w:color w:val="000000"/>
+              </w:rPr>
+              <w:t>.</w:t>
+            </w:r>
+            <w:r>
+              <w:rPr>
+                <w:rFonts w:eastAsia="宋体" w:ascii="Consolas" w:hAnsi="Consolas"/>
+                <w:rFonts w:ascii="Consolas" w:hAnsi="Consolas"/>
+                <w:sz w:val="18"/>
+                <w:color w:val="000000"/>
+              </w:rPr>
+              <w:t>ack_queue</w:t>
+            </w:r>
+            <w:r>
+              <w:rPr>
+                <w:rFonts w:eastAsia="宋体" w:ascii="Consolas" w:hAnsi="Consolas"/>
+                <w:rFonts w:ascii="Consolas" w:hAnsi="Consolas"/>
+                <w:sz w:val="18"/>
+                <w:color w:val="000000"/>
+              </w:rPr>
+              <w:t>.</w:t>
+            </w:r>
+            <w:r>
+              <w:rPr>
+                <w:rFonts w:eastAsia="宋体" w:ascii="Consolas" w:hAnsi="Consolas"/>
+                <w:rFonts w:ascii="Consolas" w:hAnsi="Consolas"/>
+                <w:sz w:val="18"/>
+                <w:color w:val="000000"/>
+              </w:rPr>
+              <w:t>get</w:t>
+            </w:r>
+            <w:r>
+              <w:rPr>
+                <w:rFonts w:eastAsia="宋体" w:ascii="Consolas" w:hAnsi="Consolas"/>
+                <w:rFonts w:ascii="Consolas" w:hAnsi="Consolas"/>
+                <w:sz w:val="18"/>
+                <w:color w:val="000000"/>
+              </w:rPr>
+              <w:t>(</w:t>
+            </w:r>
+            <w:r>
+              <w:rPr>
+                <w:rFonts w:eastAsia="宋体" w:ascii="Consolas" w:hAnsi="Consolas"/>
+                <w:rFonts w:ascii="Consolas" w:hAnsi="Consolas"/>
+                <w:sz w:val="18"/>
+                <w:color w:val="000000"/>
+              </w:rPr>
+              <w:t>timeout</w:t>
+            </w:r>
+            <w:r>
+              <w:rPr>
+                <w:rFonts w:eastAsia="宋体" w:ascii="Consolas" w:hAnsi="Consolas"/>
+                <w:rFonts w:ascii="Consolas" w:hAnsi="Consolas"/>
+                <w:sz w:val="18"/>
+                <w:color w:val="000000"/>
+              </w:rPr>
+              <w:t>=</w:t>
+            </w:r>
+            <w:r>
+              <w:rPr>
+                <w:rFonts w:eastAsia="宋体" w:ascii="Consolas" w:hAnsi="Consolas"/>
+                <w:rFonts w:ascii="Consolas" w:hAnsi="Consolas"/>
+                <w:sz w:val="18"/>
+                <w:color w:val="008080"/>
+              </w:rPr>
+              <w:t>self</w:t>
+            </w:r>
+            <w:r>
+              <w:rPr>
+                <w:rFonts w:eastAsia="宋体" w:ascii="Consolas" w:hAnsi="Consolas"/>
+                <w:rFonts w:ascii="Consolas" w:hAnsi="Consolas"/>
+                <w:sz w:val="18"/>
+                <w:color w:val="000000"/>
+              </w:rPr>
+              <w:t>.</w:t>
+            </w:r>
+            <w:r>
+              <w:rPr>
+                <w:rFonts w:eastAsia="宋体" w:ascii="Consolas" w:hAnsi="Consolas"/>
+                <w:rFonts w:ascii="Consolas" w:hAnsi="Consolas"/>
+                <w:sz w:val="18"/>
+                <w:color w:val="000000"/>
+              </w:rPr>
+              <w:t>rto</w:t>
+            </w:r>
+            <w:r>
+              <w:rPr>
+                <w:rFonts w:eastAsia="宋体" w:ascii="Consolas" w:hAnsi="Consolas"/>
+                <w:rFonts w:ascii="Consolas" w:hAnsi="Consolas"/>
+                <w:sz w:val="18"/>
+                <w:color w:val="000000"/>
+              </w:rPr>
+              <w:t>)</w:t>
+            </w:r>
+          </w:p>
+          <w:p>
+            <w:pPr>
+              <w:spacing w:before="0" w:after="0" w:line="220" w:lineRule="exact"/>
+            </w:pPr>
+            <w:r>
+              <w:rPr>
+                <w:rFonts w:eastAsia="宋体" w:ascii="Consolas" w:hAnsi="Consolas"/>
+                <w:rFonts w:ascii="Consolas" w:hAnsi="Consolas"/>
+                <w:sz w:val="18"/>
+                <w:color w:val="000000"/>
+              </w:rPr>
+              <w:t xml:space="preserve">    </w:t>
+            </w:r>
+            <w:r>
+              <w:rPr>
+                <w:rFonts w:eastAsia="宋体" w:ascii="Consolas" w:hAnsi="Consolas"/>
+                <w:rFonts w:ascii="Consolas" w:hAnsi="Consolas"/>
+                <w:sz w:val="18"/>
+                <w:color w:val="0000FF"/>
+              </w:rPr>
+              <w:t>if</w:t>
+            </w:r>
+            <w:r>
+              <w:rPr>
+                <w:rFonts w:eastAsia="宋体" w:ascii="Consolas" w:hAnsi="Consolas"/>
+                <w:rFonts w:ascii="Consolas" w:hAnsi="Consolas"/>
+                <w:sz w:val="18"/>
+                <w:color w:val="000000"/>
+              </w:rPr>
+              <w:t xml:space="preserve"> </w:t>
+            </w:r>
+            <w:r>
+              <w:rPr>
+                <w:rFonts w:eastAsia="宋体" w:ascii="Consolas" w:hAnsi="Consolas"/>
+                <w:rFonts w:ascii="Consolas" w:hAnsi="Consolas"/>
+                <w:sz w:val="18"/>
+                <w:color w:val="000000"/>
+              </w:rPr>
+              <w:t>ack_num</w:t>
+            </w:r>
+            <w:r>
+              <w:rPr>
+                <w:rFonts w:eastAsia="宋体" w:ascii="Consolas" w:hAnsi="Consolas"/>
+                <w:rFonts w:ascii="Consolas" w:hAnsi="Consolas"/>
+                <w:sz w:val="18"/>
+                <w:color w:val="000000"/>
+              </w:rPr>
+              <w:t xml:space="preserve"> </w:t>
+            </w:r>
+            <w:r>
+              <w:rPr>
+                <w:rFonts w:eastAsia="宋体" w:ascii="Consolas" w:hAnsi="Consolas"/>
+                <w:rFonts w:ascii="Consolas" w:hAnsi="Consolas"/>
+                <w:sz w:val="18"/>
+                <w:color w:val="000000"/>
+              </w:rPr>
+              <w:t>&gt;</w:t>
+            </w:r>
+            <w:r>
+              <w:rPr>
+                <w:rFonts w:eastAsia="宋体" w:ascii="Consolas" w:hAnsi="Consolas"/>
+                <w:rFonts w:ascii="Consolas" w:hAnsi="Consolas"/>
+                <w:sz w:val="18"/>
+                <w:color w:val="000000"/>
+              </w:rPr>
+              <w:t xml:space="preserve"> </w:t>
+            </w:r>
+            <w:r>
+              <w:rPr>
+                <w:rFonts w:eastAsia="宋体" w:ascii="Consolas" w:hAnsi="Consolas"/>
+                <w:rFonts w:ascii="Consolas" w:hAnsi="Consolas"/>
+                <w:sz w:val="18"/>
+                <w:color w:val="008080"/>
+              </w:rPr>
+              <w:t>self</w:t>
+            </w:r>
+            <w:r>
+              <w:rPr>
+                <w:rFonts w:eastAsia="宋体" w:ascii="Consolas" w:hAnsi="Consolas"/>
+                <w:rFonts w:ascii="Consolas" w:hAnsi="Consolas"/>
+                <w:sz w:val="18"/>
+                <w:color w:val="000000"/>
+              </w:rPr>
+              <w:t>.</w:t>
+            </w:r>
+            <w:r>
+              <w:rPr>
+                <w:rFonts w:eastAsia="宋体" w:ascii="Consolas" w:hAnsi="Consolas"/>
+                <w:rFonts w:ascii="Consolas" w:hAnsi="Consolas"/>
+                <w:sz w:val="18"/>
+                <w:color w:val="000000"/>
+              </w:rPr>
+              <w:t>base</w:t>
+            </w:r>
+            <w:r>
+              <w:rPr>
+                <w:rFonts w:eastAsia="宋体" w:ascii="Consolas" w:hAnsi="Consolas"/>
+                <w:rFonts w:ascii="Consolas" w:hAnsi="Consolas"/>
+                <w:sz w:val="18"/>
+                <w:color w:val="000000"/>
+              </w:rPr>
+              <w:t>:</w:t>
+            </w:r>
+          </w:p>
+          <w:p>
+            <w:pPr>
+              <w:spacing w:before="0" w:after="0" w:line="220" w:lineRule="exact"/>
+            </w:pPr>
+            <w:r>
+              <w:rPr>
+                <w:rFonts w:eastAsia="宋体" w:ascii="Consolas" w:hAnsi="Consolas"/>
+                <w:rFonts w:ascii="Consolas" w:hAnsi="Consolas"/>
+                <w:sz w:val="18"/>
+                <w:color w:val="000000"/>
+              </w:rPr>
+              <w:t xml:space="preserve">        </w:t>
+            </w:r>
+            <w:r>
+              <w:rPr>
+                <w:rFonts w:eastAsia="宋体" w:ascii="Consolas" w:hAnsi="Consolas"/>
+                <w:rFonts w:ascii="Consolas" w:hAnsi="Consolas"/>
+                <w:sz w:val="18"/>
+                <w:color w:val="008080"/>
+              </w:rPr>
+              <w:t>self</w:t>
+            </w:r>
+            <w:r>
+              <w:rPr>
+                <w:rFonts w:eastAsia="宋体" w:ascii="Consolas" w:hAnsi="Consolas"/>
+                <w:rFonts w:ascii="Consolas" w:hAnsi="Consolas"/>
+                <w:sz w:val="18"/>
+                <w:color w:val="000000"/>
+              </w:rPr>
+              <w:t>.</w:t>
+            </w:r>
+            <w:r>
+              <w:rPr>
+                <w:rFonts w:eastAsia="宋体" w:ascii="Consolas" w:hAnsi="Consolas"/>
+                <w:rFonts w:ascii="Consolas" w:hAnsi="Consolas"/>
+                <w:sz w:val="18"/>
+                <w:color w:val="000000"/>
+              </w:rPr>
+              <w:t>base</w:t>
+            </w:r>
+            <w:r>
+              <w:rPr>
+                <w:rFonts w:eastAsia="宋体" w:ascii="Consolas" w:hAnsi="Consolas"/>
+                <w:rFonts w:ascii="Consolas" w:hAnsi="Consolas"/>
+                <w:sz w:val="18"/>
+                <w:color w:val="000000"/>
+              </w:rPr>
+              <w:t xml:space="preserve"> </w:t>
+            </w:r>
+            <w:r>
+              <w:rPr>
+                <w:rFonts w:eastAsia="宋体" w:ascii="Consolas" w:hAnsi="Consolas"/>
+                <w:rFonts w:ascii="Consolas" w:hAnsi="Consolas"/>
+                <w:sz w:val="18"/>
+                <w:color w:val="000000"/>
+              </w:rPr>
+              <w:t>=</w:t>
+            </w:r>
+            <w:r>
+              <w:rPr>
+                <w:rFonts w:eastAsia="宋体" w:ascii="Consolas" w:hAnsi="Consolas"/>
+                <w:rFonts w:ascii="Consolas" w:hAnsi="Consolas"/>
+                <w:sz w:val="18"/>
+                <w:color w:val="000000"/>
+              </w:rPr>
+              <w:t xml:space="preserve"> </w:t>
+            </w:r>
+            <w:r>
+              <w:rPr>
+                <w:rFonts w:eastAsia="宋体" w:ascii="Consolas" w:hAnsi="Consolas"/>
+                <w:rFonts w:ascii="Consolas" w:hAnsi="Consolas"/>
+                <w:sz w:val="18"/>
+                <w:color w:val="000000"/>
+              </w:rPr>
+              <w:t>ack_num</w:t>
+            </w:r>
+          </w:p>
+          <w:p>
+            <w:pPr>
+              <w:spacing w:before="0" w:after="80" w:line="220" w:lineRule="exact"/>
+            </w:pPr>
           </w:p>
         </w:tc>
       </w:tr>
@@ -264,7 +3769,7 @@
           <w:b/>
           <w:sz w:val="24"/>
         </w:rPr>
-        <w:t>关键点3：超时重传 + 快速重传。超时重传：RTO 自适应，初始 300ms，基于最近 5 次 RTT 均值×5 动态调整（最小 50ms，最大 3s）。超时后回退 next_seq 到 base，重传整个窗口。快速重传：独立接收线程持续监听 ACK，当连续收到 3 次相同 ACK 值时，不等超时立即重传窗口内所有未确认包。代码位于 udpclient.py 的 _send_data() 和 _fast_retransmit()。</w:t>
+        <w:t>关键点3：EWMA 自适应 RTO + 超时重传 + 快速重传。采用 TCP EWMA 算法：estimated_rtt = 0.875*estimated_rtt + 0.125*sample_rtt，dev_rtt = 0.75*dev_rtt + 0.25*|sample_rtt - estimated_rtt|，RTO = max(50ms, min(3s, (estimated_rtt + 4*dev_rtt)/1000))，初始 RTO=300ms。首次测量直接初始化 estimated_rtt 和 dev_rtt。超时后回退 next_seq 到 base，重传整个窗口。快速重传：独立接收线程持续监听 ACK，连续 3 次相同 ACK 触发 _fast_retransmit()，不等超时立即重传窗口内所有未确认包。Client 废弃全局 settimeout(0.1)，各阶段独立设超时避免干扰 RTO。代码位于 udpclient.py。</w:t>
       </w:r>
     </w:p>
     <w:tbl>
@@ -281,49 +3786,2030 @@
           <w:tcPr>
             <w:tcW w:type="dxa" w:w="8640"/>
             <w:shd w:fill="F5F5F5" w:val="clear"/>
+            <w:tcBorders>
+              <w:top w:val="single" w:sz="4" w:space="0" w:color="999999"/>
+              <w:left w:val="single" w:sz="4" w:space="0" w:color="999999"/>
+              <w:bottom w:val="single" w:sz="4" w:space="0" w:color="999999"/>
+              <w:right w:val="single" w:sz="4" w:space="0" w:color="999999"/>
+            </w:tcBorders>
           </w:tcPr>
           <w:p>
             <w:pPr>
-              <w:spacing w:before="80" w:after="80"/>
+              <w:spacing w:before="80" w:line="220" w:lineRule="exact"/>
             </w:pPr>
             <w:r>
               <w:rPr>
                 <w:rFonts w:eastAsia="宋体" w:ascii="Consolas" w:hAnsi="Consolas"/>
                 <w:rFonts w:ascii="Consolas" w:hAnsi="Consolas"/>
                 <w:sz w:val="18"/>
-              </w:rPr>
-              <w:t># 自适应 RTO（udpclient.py _send_data）</w:t>
-              <w:br/>
-              <w:t>avg_rtt = sum(rtt_samples[-5:]) / min(len(rtt_samples), 5)</w:t>
-              <w:br/>
-              <w:t>self.rto = max(0.05, min(3.0, avg_rtt * 5 / 1000))</w:t>
-              <w:br/>
-              <w:br/>
-              <w:t># 快速重传（udpclient.py _receiver - 独立接收线程）</w:t>
-              <w:br/>
-              <w:t>if ack == self.last_ack:</w:t>
-              <w:br/>
-              <w:t xml:space="preserve">    self.dup_ack_count += 1</w:t>
-              <w:br/>
-              <w:t xml:space="preserve">    if self.dup_ack_count == 3:</w:t>
-              <w:br/>
-              <w:t xml:space="preserve">        self._fast_retransmit()</w:t>
-              <w:br/>
-              <w:t>else:</w:t>
-              <w:br/>
-              <w:t xml:space="preserve">    self.last_ack = ack; self.dup_ack_count = 0</w:t>
-              <w:br/>
-              <w:br/>
+                <w:color w:val="008000"/>
+              </w:rPr>
+              <w:t># EWMA 自适应 RTO（udpclient.py _send_data）</w:t>
+            </w:r>
+          </w:p>
+          <w:p>
+            <w:pPr>
+              <w:spacing w:before="0" w:after="0" w:line="220" w:lineRule="exact"/>
+            </w:pPr>
+            <w:r>
+              <w:rPr>
+                <w:rFonts w:eastAsia="宋体" w:ascii="Consolas" w:hAnsi="Consolas"/>
+                <w:rFonts w:ascii="Consolas" w:hAnsi="Consolas"/>
+                <w:sz w:val="18"/>
+                <w:color w:val="000000"/>
+              </w:rPr>
+              <w:t>sample</w:t>
+            </w:r>
+            <w:r>
+              <w:rPr>
+                <w:rFonts w:eastAsia="宋体" w:ascii="Consolas" w:hAnsi="Consolas"/>
+                <w:rFonts w:ascii="Consolas" w:hAnsi="Consolas"/>
+                <w:sz w:val="18"/>
+                <w:color w:val="000000"/>
+              </w:rPr>
+              <w:t xml:space="preserve"> </w:t>
+            </w:r>
+            <w:r>
+              <w:rPr>
+                <w:rFonts w:eastAsia="宋体" w:ascii="Consolas" w:hAnsi="Consolas"/>
+                <w:rFonts w:ascii="Consolas" w:hAnsi="Consolas"/>
+                <w:sz w:val="18"/>
+                <w:color w:val="000000"/>
+              </w:rPr>
+              <w:t>=</w:t>
+            </w:r>
+            <w:r>
+              <w:rPr>
+                <w:rFonts w:eastAsia="宋体" w:ascii="Consolas" w:hAnsi="Consolas"/>
+                <w:rFonts w:ascii="Consolas" w:hAnsi="Consolas"/>
+                <w:sz w:val="18"/>
+                <w:color w:val="000000"/>
+              </w:rPr>
+              <w:t xml:space="preserve"> </w:t>
+            </w:r>
+            <w:r>
+              <w:rPr>
+                <w:rFonts w:eastAsia="宋体" w:ascii="Consolas" w:hAnsi="Consolas"/>
+                <w:rFonts w:ascii="Consolas" w:hAnsi="Consolas"/>
+                <w:sz w:val="18"/>
+                <w:color w:val="008080"/>
+              </w:rPr>
+              <w:t>self</w:t>
+            </w:r>
+            <w:r>
+              <w:rPr>
+                <w:rFonts w:eastAsia="宋体" w:ascii="Consolas" w:hAnsi="Consolas"/>
+                <w:rFonts w:ascii="Consolas" w:hAnsi="Consolas"/>
+                <w:sz w:val="18"/>
+                <w:color w:val="000000"/>
+              </w:rPr>
+              <w:t>.</w:t>
+            </w:r>
+            <w:r>
+              <w:rPr>
+                <w:rFonts w:eastAsia="宋体" w:ascii="Consolas" w:hAnsi="Consolas"/>
+                <w:rFonts w:ascii="Consolas" w:hAnsi="Consolas"/>
+                <w:sz w:val="18"/>
+                <w:color w:val="000000"/>
+              </w:rPr>
+              <w:t>rtt_samples</w:t>
+            </w:r>
+            <w:r>
+              <w:rPr>
+                <w:rFonts w:eastAsia="宋体" w:ascii="Consolas" w:hAnsi="Consolas"/>
+                <w:rFonts w:ascii="Consolas" w:hAnsi="Consolas"/>
+                <w:sz w:val="18"/>
+                <w:color w:val="000000"/>
+              </w:rPr>
+              <w:t>[</w:t>
+            </w:r>
+            <w:r>
+              <w:rPr>
+                <w:rFonts w:eastAsia="宋体" w:ascii="Consolas" w:hAnsi="Consolas"/>
+                <w:rFonts w:ascii="Consolas" w:hAnsi="Consolas"/>
+                <w:sz w:val="18"/>
+                <w:color w:val="000000"/>
+              </w:rPr>
+              <w:t>-</w:t>
+            </w:r>
+            <w:r>
+              <w:rPr>
+                <w:rFonts w:eastAsia="宋体" w:ascii="Consolas" w:hAnsi="Consolas"/>
+                <w:rFonts w:ascii="Consolas" w:hAnsi="Consolas"/>
+                <w:sz w:val="18"/>
+                <w:color w:val="098658"/>
+              </w:rPr>
+              <w:t>1</w:t>
+            </w:r>
+            <w:r>
+              <w:rPr>
+                <w:rFonts w:eastAsia="宋体" w:ascii="Consolas" w:hAnsi="Consolas"/>
+                <w:rFonts w:ascii="Consolas" w:hAnsi="Consolas"/>
+                <w:sz w:val="18"/>
+                <w:color w:val="000000"/>
+              </w:rPr>
+              <w:t>]</w:t>
+            </w:r>
+          </w:p>
+          <w:p>
+            <w:pPr>
+              <w:spacing w:before="0" w:after="0" w:line="220" w:lineRule="exact"/>
+            </w:pPr>
+            <w:r>
+              <w:rPr>
+                <w:rFonts w:eastAsia="宋体" w:ascii="Consolas" w:hAnsi="Consolas"/>
+                <w:rFonts w:ascii="Consolas" w:hAnsi="Consolas"/>
+                <w:sz w:val="18"/>
+                <w:color w:val="0000FF"/>
+              </w:rPr>
+              <w:t>if</w:t>
+            </w:r>
+            <w:r>
+              <w:rPr>
+                <w:rFonts w:eastAsia="宋体" w:ascii="Consolas" w:hAnsi="Consolas"/>
+                <w:rFonts w:ascii="Consolas" w:hAnsi="Consolas"/>
+                <w:sz w:val="18"/>
+                <w:color w:val="000000"/>
+              </w:rPr>
+              <w:t xml:space="preserve"> </w:t>
+            </w:r>
+            <w:r>
+              <w:rPr>
+                <w:rFonts w:eastAsia="宋体" w:ascii="Consolas" w:hAnsi="Consolas"/>
+                <w:rFonts w:ascii="Consolas" w:hAnsi="Consolas"/>
+                <w:sz w:val="18"/>
+                <w:color w:val="008080"/>
+              </w:rPr>
+              <w:t>self</w:t>
+            </w:r>
+            <w:r>
+              <w:rPr>
+                <w:rFonts w:eastAsia="宋体" w:ascii="Consolas" w:hAnsi="Consolas"/>
+                <w:rFonts w:ascii="Consolas" w:hAnsi="Consolas"/>
+                <w:sz w:val="18"/>
+                <w:color w:val="000000"/>
+              </w:rPr>
+              <w:t>.</w:t>
+            </w:r>
+            <w:r>
+              <w:rPr>
+                <w:rFonts w:eastAsia="宋体" w:ascii="Consolas" w:hAnsi="Consolas"/>
+                <w:rFonts w:ascii="Consolas" w:hAnsi="Consolas"/>
+                <w:sz w:val="18"/>
+                <w:color w:val="000000"/>
+              </w:rPr>
+              <w:t>estimated_rtt</w:t>
+            </w:r>
+            <w:r>
+              <w:rPr>
+                <w:rFonts w:eastAsia="宋体" w:ascii="Consolas" w:hAnsi="Consolas"/>
+                <w:rFonts w:ascii="Consolas" w:hAnsi="Consolas"/>
+                <w:sz w:val="18"/>
+                <w:color w:val="000000"/>
+              </w:rPr>
+              <w:t xml:space="preserve"> </w:t>
+            </w:r>
+            <w:r>
+              <w:rPr>
+                <w:rFonts w:eastAsia="宋体" w:ascii="Consolas" w:hAnsi="Consolas"/>
+                <w:rFonts w:ascii="Consolas" w:hAnsi="Consolas"/>
+                <w:sz w:val="18"/>
+                <w:color w:val="000000"/>
+              </w:rPr>
+              <w:t>is</w:t>
+            </w:r>
+            <w:r>
+              <w:rPr>
+                <w:rFonts w:eastAsia="宋体" w:ascii="Consolas" w:hAnsi="Consolas"/>
+                <w:rFonts w:ascii="Consolas" w:hAnsi="Consolas"/>
+                <w:sz w:val="18"/>
+                <w:color w:val="000000"/>
+              </w:rPr>
+              <w:t xml:space="preserve"> </w:t>
+            </w:r>
+            <w:r>
+              <w:rPr>
+                <w:rFonts w:eastAsia="宋体" w:ascii="Consolas" w:hAnsi="Consolas"/>
+                <w:rFonts w:ascii="Consolas" w:hAnsi="Consolas"/>
+                <w:sz w:val="18"/>
+                <w:color w:val="0000FF"/>
+              </w:rPr>
+              <w:t>None</w:t>
+            </w:r>
+            <w:r>
+              <w:rPr>
+                <w:rFonts w:eastAsia="宋体" w:ascii="Consolas" w:hAnsi="Consolas"/>
+                <w:rFonts w:ascii="Consolas" w:hAnsi="Consolas"/>
+                <w:sz w:val="18"/>
+                <w:color w:val="000000"/>
+              </w:rPr>
+              <w:t>:</w:t>
+            </w:r>
+          </w:p>
+          <w:p>
+            <w:pPr>
+              <w:spacing w:before="0" w:after="0" w:line="220" w:lineRule="exact"/>
+            </w:pPr>
+            <w:r>
+              <w:rPr>
+                <w:rFonts w:eastAsia="宋体" w:ascii="Consolas" w:hAnsi="Consolas"/>
+                <w:rFonts w:ascii="Consolas" w:hAnsi="Consolas"/>
+                <w:sz w:val="18"/>
+                <w:color w:val="000000"/>
+              </w:rPr>
+              <w:t xml:space="preserve">    </w:t>
+            </w:r>
+            <w:r>
+              <w:rPr>
+                <w:rFonts w:eastAsia="宋体" w:ascii="Consolas" w:hAnsi="Consolas"/>
+                <w:rFonts w:ascii="Consolas" w:hAnsi="Consolas"/>
+                <w:sz w:val="18"/>
+                <w:color w:val="008080"/>
+              </w:rPr>
+              <w:t>self</w:t>
+            </w:r>
+            <w:r>
+              <w:rPr>
+                <w:rFonts w:eastAsia="宋体" w:ascii="Consolas" w:hAnsi="Consolas"/>
+                <w:rFonts w:ascii="Consolas" w:hAnsi="Consolas"/>
+                <w:sz w:val="18"/>
+                <w:color w:val="000000"/>
+              </w:rPr>
+              <w:t>.</w:t>
+            </w:r>
+            <w:r>
+              <w:rPr>
+                <w:rFonts w:eastAsia="宋体" w:ascii="Consolas" w:hAnsi="Consolas"/>
+                <w:rFonts w:ascii="Consolas" w:hAnsi="Consolas"/>
+                <w:sz w:val="18"/>
+                <w:color w:val="000000"/>
+              </w:rPr>
+              <w:t>estimated_rtt</w:t>
+            </w:r>
+            <w:r>
+              <w:rPr>
+                <w:rFonts w:eastAsia="宋体" w:ascii="Consolas" w:hAnsi="Consolas"/>
+                <w:rFonts w:ascii="Consolas" w:hAnsi="Consolas"/>
+                <w:sz w:val="18"/>
+                <w:color w:val="000000"/>
+              </w:rPr>
+              <w:t xml:space="preserve"> </w:t>
+            </w:r>
+            <w:r>
+              <w:rPr>
+                <w:rFonts w:eastAsia="宋体" w:ascii="Consolas" w:hAnsi="Consolas"/>
+                <w:rFonts w:ascii="Consolas" w:hAnsi="Consolas"/>
+                <w:sz w:val="18"/>
+                <w:color w:val="000000"/>
+              </w:rPr>
+              <w:t>=</w:t>
+            </w:r>
+            <w:r>
+              <w:rPr>
+                <w:rFonts w:eastAsia="宋体" w:ascii="Consolas" w:hAnsi="Consolas"/>
+                <w:rFonts w:ascii="Consolas" w:hAnsi="Consolas"/>
+                <w:sz w:val="18"/>
+                <w:color w:val="000000"/>
+              </w:rPr>
+              <w:t xml:space="preserve"> </w:t>
+            </w:r>
+            <w:r>
+              <w:rPr>
+                <w:rFonts w:eastAsia="宋体" w:ascii="Consolas" w:hAnsi="Consolas"/>
+                <w:rFonts w:ascii="Consolas" w:hAnsi="Consolas"/>
+                <w:sz w:val="18"/>
+                <w:color w:val="000000"/>
+              </w:rPr>
+              <w:t>sample</w:t>
+            </w:r>
+            <w:r>
+              <w:rPr>
+                <w:rFonts w:eastAsia="宋体" w:ascii="Consolas" w:hAnsi="Consolas"/>
+                <w:rFonts w:ascii="Consolas" w:hAnsi="Consolas"/>
+                <w:sz w:val="18"/>
+                <w:color w:val="000000"/>
+              </w:rPr>
+              <w:t>;</w:t>
+            </w:r>
+            <w:r>
+              <w:rPr>
+                <w:rFonts w:eastAsia="宋体" w:ascii="Consolas" w:hAnsi="Consolas"/>
+                <w:rFonts w:ascii="Consolas" w:hAnsi="Consolas"/>
+                <w:sz w:val="18"/>
+                <w:color w:val="000000"/>
+              </w:rPr>
+              <w:t xml:space="preserve"> </w:t>
+            </w:r>
+            <w:r>
+              <w:rPr>
+                <w:rFonts w:eastAsia="宋体" w:ascii="Consolas" w:hAnsi="Consolas"/>
+                <w:rFonts w:ascii="Consolas" w:hAnsi="Consolas"/>
+                <w:sz w:val="18"/>
+                <w:color w:val="008080"/>
+              </w:rPr>
+              <w:t>self</w:t>
+            </w:r>
+            <w:r>
+              <w:rPr>
+                <w:rFonts w:eastAsia="宋体" w:ascii="Consolas" w:hAnsi="Consolas"/>
+                <w:rFonts w:ascii="Consolas" w:hAnsi="Consolas"/>
+                <w:sz w:val="18"/>
+                <w:color w:val="000000"/>
+              </w:rPr>
+              <w:t>.</w:t>
+            </w:r>
+            <w:r>
+              <w:rPr>
+                <w:rFonts w:eastAsia="宋体" w:ascii="Consolas" w:hAnsi="Consolas"/>
+                <w:rFonts w:ascii="Consolas" w:hAnsi="Consolas"/>
+                <w:sz w:val="18"/>
+                <w:color w:val="000000"/>
+              </w:rPr>
+              <w:t>dev_rtt</w:t>
+            </w:r>
+            <w:r>
+              <w:rPr>
+                <w:rFonts w:eastAsia="宋体" w:ascii="Consolas" w:hAnsi="Consolas"/>
+                <w:rFonts w:ascii="Consolas" w:hAnsi="Consolas"/>
+                <w:sz w:val="18"/>
+                <w:color w:val="000000"/>
+              </w:rPr>
+              <w:t xml:space="preserve"> </w:t>
+            </w:r>
+            <w:r>
+              <w:rPr>
+                <w:rFonts w:eastAsia="宋体" w:ascii="Consolas" w:hAnsi="Consolas"/>
+                <w:rFonts w:ascii="Consolas" w:hAnsi="Consolas"/>
+                <w:sz w:val="18"/>
+                <w:color w:val="000000"/>
+              </w:rPr>
+              <w:t>=</w:t>
+            </w:r>
+            <w:r>
+              <w:rPr>
+                <w:rFonts w:eastAsia="宋体" w:ascii="Consolas" w:hAnsi="Consolas"/>
+                <w:rFonts w:ascii="Consolas" w:hAnsi="Consolas"/>
+                <w:sz w:val="18"/>
+                <w:color w:val="000000"/>
+              </w:rPr>
+              <w:t xml:space="preserve"> </w:t>
+            </w:r>
+            <w:r>
+              <w:rPr>
+                <w:rFonts w:eastAsia="宋体" w:ascii="Consolas" w:hAnsi="Consolas"/>
+                <w:rFonts w:ascii="Consolas" w:hAnsi="Consolas"/>
+                <w:sz w:val="18"/>
+                <w:color w:val="000000"/>
+              </w:rPr>
+              <w:t>sample</w:t>
+            </w:r>
+            <w:r>
+              <w:rPr>
+                <w:rFonts w:eastAsia="宋体" w:ascii="Consolas" w:hAnsi="Consolas"/>
+                <w:rFonts w:ascii="Consolas" w:hAnsi="Consolas"/>
+                <w:sz w:val="18"/>
+                <w:color w:val="000000"/>
+              </w:rPr>
+              <w:t xml:space="preserve"> </w:t>
+            </w:r>
+            <w:r>
+              <w:rPr>
+                <w:rFonts w:eastAsia="宋体" w:ascii="Consolas" w:hAnsi="Consolas"/>
+                <w:rFonts w:ascii="Consolas" w:hAnsi="Consolas"/>
+                <w:sz w:val="18"/>
+                <w:color w:val="000000"/>
+              </w:rPr>
+              <w:t>/</w:t>
+            </w:r>
+            <w:r>
+              <w:rPr>
+                <w:rFonts w:eastAsia="宋体" w:ascii="Consolas" w:hAnsi="Consolas"/>
+                <w:rFonts w:ascii="Consolas" w:hAnsi="Consolas"/>
+                <w:sz w:val="18"/>
+                <w:color w:val="000000"/>
+              </w:rPr>
+              <w:t xml:space="preserve"> </w:t>
+            </w:r>
+            <w:r>
+              <w:rPr>
+                <w:rFonts w:eastAsia="宋体" w:ascii="Consolas" w:hAnsi="Consolas"/>
+                <w:rFonts w:ascii="Consolas" w:hAnsi="Consolas"/>
+                <w:sz w:val="18"/>
+                <w:color w:val="098658"/>
+              </w:rPr>
+              <w:t>2</w:t>
+            </w:r>
+          </w:p>
+          <w:p>
+            <w:pPr>
+              <w:spacing w:before="0" w:after="0" w:line="220" w:lineRule="exact"/>
+            </w:pPr>
+            <w:r>
+              <w:rPr>
+                <w:rFonts w:eastAsia="宋体" w:ascii="Consolas" w:hAnsi="Consolas"/>
+                <w:rFonts w:ascii="Consolas" w:hAnsi="Consolas"/>
+                <w:sz w:val="18"/>
+                <w:color w:val="0000FF"/>
+              </w:rPr>
+              <w:t>else</w:t>
+            </w:r>
+            <w:r>
+              <w:rPr>
+                <w:rFonts w:eastAsia="宋体" w:ascii="Consolas" w:hAnsi="Consolas"/>
+                <w:rFonts w:ascii="Consolas" w:hAnsi="Consolas"/>
+                <w:sz w:val="18"/>
+                <w:color w:val="000000"/>
+              </w:rPr>
+              <w:t>:</w:t>
+            </w:r>
+          </w:p>
+          <w:p>
+            <w:pPr>
+              <w:spacing w:before="0" w:after="0" w:line="220" w:lineRule="exact"/>
+            </w:pPr>
+            <w:r>
+              <w:rPr>
+                <w:rFonts w:eastAsia="宋体" w:ascii="Consolas" w:hAnsi="Consolas"/>
+                <w:rFonts w:ascii="Consolas" w:hAnsi="Consolas"/>
+                <w:sz w:val="18"/>
+                <w:color w:val="000000"/>
+              </w:rPr>
+              <w:t xml:space="preserve">    </w:t>
+            </w:r>
+            <w:r>
+              <w:rPr>
+                <w:rFonts w:eastAsia="宋体" w:ascii="Consolas" w:hAnsi="Consolas"/>
+                <w:rFonts w:ascii="Consolas" w:hAnsi="Consolas"/>
+                <w:sz w:val="18"/>
+                <w:color w:val="008080"/>
+              </w:rPr>
+              <w:t>self</w:t>
+            </w:r>
+            <w:r>
+              <w:rPr>
+                <w:rFonts w:eastAsia="宋体" w:ascii="Consolas" w:hAnsi="Consolas"/>
+                <w:rFonts w:ascii="Consolas" w:hAnsi="Consolas"/>
+                <w:sz w:val="18"/>
+                <w:color w:val="000000"/>
+              </w:rPr>
+              <w:t>.</w:t>
+            </w:r>
+            <w:r>
+              <w:rPr>
+                <w:rFonts w:eastAsia="宋体" w:ascii="Consolas" w:hAnsi="Consolas"/>
+                <w:rFonts w:ascii="Consolas" w:hAnsi="Consolas"/>
+                <w:sz w:val="18"/>
+                <w:color w:val="000000"/>
+              </w:rPr>
+              <w:t>estimated_rtt</w:t>
+            </w:r>
+            <w:r>
+              <w:rPr>
+                <w:rFonts w:eastAsia="宋体" w:ascii="Consolas" w:hAnsi="Consolas"/>
+                <w:rFonts w:ascii="Consolas" w:hAnsi="Consolas"/>
+                <w:sz w:val="18"/>
+                <w:color w:val="000000"/>
+              </w:rPr>
+              <w:t xml:space="preserve"> </w:t>
+            </w:r>
+            <w:r>
+              <w:rPr>
+                <w:rFonts w:eastAsia="宋体" w:ascii="Consolas" w:hAnsi="Consolas"/>
+                <w:rFonts w:ascii="Consolas" w:hAnsi="Consolas"/>
+                <w:sz w:val="18"/>
+                <w:color w:val="000000"/>
+              </w:rPr>
+              <w:t>=</w:t>
+            </w:r>
+            <w:r>
+              <w:rPr>
+                <w:rFonts w:eastAsia="宋体" w:ascii="Consolas" w:hAnsi="Consolas"/>
+                <w:rFonts w:ascii="Consolas" w:hAnsi="Consolas"/>
+                <w:sz w:val="18"/>
+                <w:color w:val="000000"/>
+              </w:rPr>
+              <w:t xml:space="preserve"> </w:t>
+            </w:r>
+            <w:r>
+              <w:rPr>
+                <w:rFonts w:eastAsia="宋体" w:ascii="Consolas" w:hAnsi="Consolas"/>
+                <w:rFonts w:ascii="Consolas" w:hAnsi="Consolas"/>
+                <w:sz w:val="18"/>
+                <w:color w:val="098658"/>
+              </w:rPr>
+              <w:t>0.875</w:t>
+            </w:r>
+            <w:r>
+              <w:rPr>
+                <w:rFonts w:eastAsia="宋体" w:ascii="Consolas" w:hAnsi="Consolas"/>
+                <w:rFonts w:ascii="Consolas" w:hAnsi="Consolas"/>
+                <w:sz w:val="18"/>
+                <w:color w:val="000000"/>
+              </w:rPr>
+              <w:t xml:space="preserve"> </w:t>
+            </w:r>
+            <w:r>
+              <w:rPr>
+                <w:rFonts w:eastAsia="宋体" w:ascii="Consolas" w:hAnsi="Consolas"/>
+                <w:rFonts w:ascii="Consolas" w:hAnsi="Consolas"/>
+                <w:sz w:val="18"/>
+                <w:color w:val="000000"/>
+              </w:rPr>
+              <w:t>*</w:t>
+            </w:r>
+            <w:r>
+              <w:rPr>
+                <w:rFonts w:eastAsia="宋体" w:ascii="Consolas" w:hAnsi="Consolas"/>
+                <w:rFonts w:ascii="Consolas" w:hAnsi="Consolas"/>
+                <w:sz w:val="18"/>
+                <w:color w:val="000000"/>
+              </w:rPr>
+              <w:t xml:space="preserve"> </w:t>
+            </w:r>
+            <w:r>
+              <w:rPr>
+                <w:rFonts w:eastAsia="宋体" w:ascii="Consolas" w:hAnsi="Consolas"/>
+                <w:rFonts w:ascii="Consolas" w:hAnsi="Consolas"/>
+                <w:sz w:val="18"/>
+                <w:color w:val="008080"/>
+              </w:rPr>
+              <w:t>self</w:t>
+            </w:r>
+            <w:r>
+              <w:rPr>
+                <w:rFonts w:eastAsia="宋体" w:ascii="Consolas" w:hAnsi="Consolas"/>
+                <w:rFonts w:ascii="Consolas" w:hAnsi="Consolas"/>
+                <w:sz w:val="18"/>
+                <w:color w:val="000000"/>
+              </w:rPr>
+              <w:t>.</w:t>
+            </w:r>
+            <w:r>
+              <w:rPr>
+                <w:rFonts w:eastAsia="宋体" w:ascii="Consolas" w:hAnsi="Consolas"/>
+                <w:rFonts w:ascii="Consolas" w:hAnsi="Consolas"/>
+                <w:sz w:val="18"/>
+                <w:color w:val="000000"/>
+              </w:rPr>
+              <w:t>estimated_rtt</w:t>
+            </w:r>
+            <w:r>
+              <w:rPr>
+                <w:rFonts w:eastAsia="宋体" w:ascii="Consolas" w:hAnsi="Consolas"/>
+                <w:rFonts w:ascii="Consolas" w:hAnsi="Consolas"/>
+                <w:sz w:val="18"/>
+                <w:color w:val="000000"/>
+              </w:rPr>
+              <w:t xml:space="preserve"> </w:t>
+            </w:r>
+            <w:r>
+              <w:rPr>
+                <w:rFonts w:eastAsia="宋体" w:ascii="Consolas" w:hAnsi="Consolas"/>
+                <w:rFonts w:ascii="Consolas" w:hAnsi="Consolas"/>
+                <w:sz w:val="18"/>
+                <w:color w:val="000000"/>
+              </w:rPr>
+              <w:t>+</w:t>
+            </w:r>
+            <w:r>
+              <w:rPr>
+                <w:rFonts w:eastAsia="宋体" w:ascii="Consolas" w:hAnsi="Consolas"/>
+                <w:rFonts w:ascii="Consolas" w:hAnsi="Consolas"/>
+                <w:sz w:val="18"/>
+                <w:color w:val="000000"/>
+              </w:rPr>
+              <w:t xml:space="preserve"> </w:t>
+            </w:r>
+            <w:r>
+              <w:rPr>
+                <w:rFonts w:eastAsia="宋体" w:ascii="Consolas" w:hAnsi="Consolas"/>
+                <w:rFonts w:ascii="Consolas" w:hAnsi="Consolas"/>
+                <w:sz w:val="18"/>
+                <w:color w:val="098658"/>
+              </w:rPr>
+              <w:t>0.125</w:t>
+            </w:r>
+            <w:r>
+              <w:rPr>
+                <w:rFonts w:eastAsia="宋体" w:ascii="Consolas" w:hAnsi="Consolas"/>
+                <w:rFonts w:ascii="Consolas" w:hAnsi="Consolas"/>
+                <w:sz w:val="18"/>
+                <w:color w:val="000000"/>
+              </w:rPr>
+              <w:t xml:space="preserve"> </w:t>
+            </w:r>
+            <w:r>
+              <w:rPr>
+                <w:rFonts w:eastAsia="宋体" w:ascii="Consolas" w:hAnsi="Consolas"/>
+                <w:rFonts w:ascii="Consolas" w:hAnsi="Consolas"/>
+                <w:sz w:val="18"/>
+                <w:color w:val="000000"/>
+              </w:rPr>
+              <w:t>*</w:t>
+            </w:r>
+            <w:r>
+              <w:rPr>
+                <w:rFonts w:eastAsia="宋体" w:ascii="Consolas" w:hAnsi="Consolas"/>
+                <w:rFonts w:ascii="Consolas" w:hAnsi="Consolas"/>
+                <w:sz w:val="18"/>
+                <w:color w:val="000000"/>
+              </w:rPr>
+              <w:t xml:space="preserve"> </w:t>
+            </w:r>
+            <w:r>
+              <w:rPr>
+                <w:rFonts w:eastAsia="宋体" w:ascii="Consolas" w:hAnsi="Consolas"/>
+                <w:rFonts w:ascii="Consolas" w:hAnsi="Consolas"/>
+                <w:sz w:val="18"/>
+                <w:color w:val="000000"/>
+              </w:rPr>
+              <w:t>sample</w:t>
+            </w:r>
+          </w:p>
+          <w:p>
+            <w:pPr>
+              <w:spacing w:before="0" w:after="0" w:line="220" w:lineRule="exact"/>
+            </w:pPr>
+            <w:r>
+              <w:rPr>
+                <w:rFonts w:eastAsia="宋体" w:ascii="Consolas" w:hAnsi="Consolas"/>
+                <w:rFonts w:ascii="Consolas" w:hAnsi="Consolas"/>
+                <w:sz w:val="18"/>
+                <w:color w:val="000000"/>
+              </w:rPr>
+              <w:t xml:space="preserve">    </w:t>
+            </w:r>
+            <w:r>
+              <w:rPr>
+                <w:rFonts w:eastAsia="宋体" w:ascii="Consolas" w:hAnsi="Consolas"/>
+                <w:rFonts w:ascii="Consolas" w:hAnsi="Consolas"/>
+                <w:sz w:val="18"/>
+                <w:color w:val="008080"/>
+              </w:rPr>
+              <w:t>self</w:t>
+            </w:r>
+            <w:r>
+              <w:rPr>
+                <w:rFonts w:eastAsia="宋体" w:ascii="Consolas" w:hAnsi="Consolas"/>
+                <w:rFonts w:ascii="Consolas" w:hAnsi="Consolas"/>
+                <w:sz w:val="18"/>
+                <w:color w:val="000000"/>
+              </w:rPr>
+              <w:t>.</w:t>
+            </w:r>
+            <w:r>
+              <w:rPr>
+                <w:rFonts w:eastAsia="宋体" w:ascii="Consolas" w:hAnsi="Consolas"/>
+                <w:rFonts w:ascii="Consolas" w:hAnsi="Consolas"/>
+                <w:sz w:val="18"/>
+                <w:color w:val="000000"/>
+              </w:rPr>
+              <w:t>dev_rtt</w:t>
+            </w:r>
+            <w:r>
+              <w:rPr>
+                <w:rFonts w:eastAsia="宋体" w:ascii="Consolas" w:hAnsi="Consolas"/>
+                <w:rFonts w:ascii="Consolas" w:hAnsi="Consolas"/>
+                <w:sz w:val="18"/>
+                <w:color w:val="000000"/>
+              </w:rPr>
+              <w:t xml:space="preserve"> </w:t>
+            </w:r>
+            <w:r>
+              <w:rPr>
+                <w:rFonts w:eastAsia="宋体" w:ascii="Consolas" w:hAnsi="Consolas"/>
+                <w:rFonts w:ascii="Consolas" w:hAnsi="Consolas"/>
+                <w:sz w:val="18"/>
+                <w:color w:val="000000"/>
+              </w:rPr>
+              <w:t>=</w:t>
+            </w:r>
+            <w:r>
+              <w:rPr>
+                <w:rFonts w:eastAsia="宋体" w:ascii="Consolas" w:hAnsi="Consolas"/>
+                <w:rFonts w:ascii="Consolas" w:hAnsi="Consolas"/>
+                <w:sz w:val="18"/>
+                <w:color w:val="000000"/>
+              </w:rPr>
+              <w:t xml:space="preserve"> </w:t>
+            </w:r>
+            <w:r>
+              <w:rPr>
+                <w:rFonts w:eastAsia="宋体" w:ascii="Consolas" w:hAnsi="Consolas"/>
+                <w:rFonts w:ascii="Consolas" w:hAnsi="Consolas"/>
+                <w:sz w:val="18"/>
+                <w:color w:val="098658"/>
+              </w:rPr>
+              <w:t>0.75</w:t>
+            </w:r>
+            <w:r>
+              <w:rPr>
+                <w:rFonts w:eastAsia="宋体" w:ascii="Consolas" w:hAnsi="Consolas"/>
+                <w:rFonts w:ascii="Consolas" w:hAnsi="Consolas"/>
+                <w:sz w:val="18"/>
+                <w:color w:val="000000"/>
+              </w:rPr>
+              <w:t xml:space="preserve"> </w:t>
+            </w:r>
+            <w:r>
+              <w:rPr>
+                <w:rFonts w:eastAsia="宋体" w:ascii="Consolas" w:hAnsi="Consolas"/>
+                <w:rFonts w:ascii="Consolas" w:hAnsi="Consolas"/>
+                <w:sz w:val="18"/>
+                <w:color w:val="000000"/>
+              </w:rPr>
+              <w:t>*</w:t>
+            </w:r>
+            <w:r>
+              <w:rPr>
+                <w:rFonts w:eastAsia="宋体" w:ascii="Consolas" w:hAnsi="Consolas"/>
+                <w:rFonts w:ascii="Consolas" w:hAnsi="Consolas"/>
+                <w:sz w:val="18"/>
+                <w:color w:val="000000"/>
+              </w:rPr>
+              <w:t xml:space="preserve"> </w:t>
+            </w:r>
+            <w:r>
+              <w:rPr>
+                <w:rFonts w:eastAsia="宋体" w:ascii="Consolas" w:hAnsi="Consolas"/>
+                <w:rFonts w:ascii="Consolas" w:hAnsi="Consolas"/>
+                <w:sz w:val="18"/>
+                <w:color w:val="008080"/>
+              </w:rPr>
+              <w:t>self</w:t>
+            </w:r>
+            <w:r>
+              <w:rPr>
+                <w:rFonts w:eastAsia="宋体" w:ascii="Consolas" w:hAnsi="Consolas"/>
+                <w:rFonts w:ascii="Consolas" w:hAnsi="Consolas"/>
+                <w:sz w:val="18"/>
+                <w:color w:val="000000"/>
+              </w:rPr>
+              <w:t>.</w:t>
+            </w:r>
+            <w:r>
+              <w:rPr>
+                <w:rFonts w:eastAsia="宋体" w:ascii="Consolas" w:hAnsi="Consolas"/>
+                <w:rFonts w:ascii="Consolas" w:hAnsi="Consolas"/>
+                <w:sz w:val="18"/>
+                <w:color w:val="000000"/>
+              </w:rPr>
+              <w:t>dev_rtt</w:t>
+            </w:r>
+            <w:r>
+              <w:rPr>
+                <w:rFonts w:eastAsia="宋体" w:ascii="Consolas" w:hAnsi="Consolas"/>
+                <w:rFonts w:ascii="Consolas" w:hAnsi="Consolas"/>
+                <w:sz w:val="18"/>
+                <w:color w:val="000000"/>
+              </w:rPr>
+              <w:t xml:space="preserve"> </w:t>
+            </w:r>
+            <w:r>
+              <w:rPr>
+                <w:rFonts w:eastAsia="宋体" w:ascii="Consolas" w:hAnsi="Consolas"/>
+                <w:rFonts w:ascii="Consolas" w:hAnsi="Consolas"/>
+                <w:sz w:val="18"/>
+                <w:color w:val="000000"/>
+              </w:rPr>
+              <w:t>+</w:t>
+            </w:r>
+            <w:r>
+              <w:rPr>
+                <w:rFonts w:eastAsia="宋体" w:ascii="Consolas" w:hAnsi="Consolas"/>
+                <w:rFonts w:ascii="Consolas" w:hAnsi="Consolas"/>
+                <w:sz w:val="18"/>
+                <w:color w:val="000000"/>
+              </w:rPr>
+              <w:t xml:space="preserve"> </w:t>
+            </w:r>
+            <w:r>
+              <w:rPr>
+                <w:rFonts w:eastAsia="宋体" w:ascii="Consolas" w:hAnsi="Consolas"/>
+                <w:rFonts w:ascii="Consolas" w:hAnsi="Consolas"/>
+                <w:sz w:val="18"/>
+                <w:color w:val="098658"/>
+              </w:rPr>
+              <w:t>0.25</w:t>
+            </w:r>
+            <w:r>
+              <w:rPr>
+                <w:rFonts w:eastAsia="宋体" w:ascii="Consolas" w:hAnsi="Consolas"/>
+                <w:rFonts w:ascii="Consolas" w:hAnsi="Consolas"/>
+                <w:sz w:val="18"/>
+                <w:color w:val="000000"/>
+              </w:rPr>
+              <w:t xml:space="preserve"> </w:t>
+            </w:r>
+            <w:r>
+              <w:rPr>
+                <w:rFonts w:eastAsia="宋体" w:ascii="Consolas" w:hAnsi="Consolas"/>
+                <w:rFonts w:ascii="Consolas" w:hAnsi="Consolas"/>
+                <w:sz w:val="18"/>
+                <w:color w:val="000000"/>
+              </w:rPr>
+              <w:t>*</w:t>
+            </w:r>
+            <w:r>
+              <w:rPr>
+                <w:rFonts w:eastAsia="宋体" w:ascii="Consolas" w:hAnsi="Consolas"/>
+                <w:rFonts w:ascii="Consolas" w:hAnsi="Consolas"/>
+                <w:sz w:val="18"/>
+                <w:color w:val="000000"/>
+              </w:rPr>
+              <w:t xml:space="preserve"> </w:t>
+            </w:r>
+            <w:r>
+              <w:rPr>
+                <w:rFonts w:eastAsia="宋体" w:ascii="Consolas" w:hAnsi="Consolas"/>
+                <w:rFonts w:ascii="Consolas" w:hAnsi="Consolas"/>
+                <w:sz w:val="18"/>
+                <w:color w:val="008080"/>
+              </w:rPr>
+              <w:t>abs</w:t>
+            </w:r>
+            <w:r>
+              <w:rPr>
+                <w:rFonts w:eastAsia="宋体" w:ascii="Consolas" w:hAnsi="Consolas"/>
+                <w:rFonts w:ascii="Consolas" w:hAnsi="Consolas"/>
+                <w:sz w:val="18"/>
+                <w:color w:val="000000"/>
+              </w:rPr>
+              <w:t>(</w:t>
+            </w:r>
+            <w:r>
+              <w:rPr>
+                <w:rFonts w:eastAsia="宋体" w:ascii="Consolas" w:hAnsi="Consolas"/>
+                <w:rFonts w:ascii="Consolas" w:hAnsi="Consolas"/>
+                <w:sz w:val="18"/>
+                <w:color w:val="000000"/>
+              </w:rPr>
+              <w:t>sample</w:t>
+            </w:r>
+            <w:r>
+              <w:rPr>
+                <w:rFonts w:eastAsia="宋体" w:ascii="Consolas" w:hAnsi="Consolas"/>
+                <w:rFonts w:ascii="Consolas" w:hAnsi="Consolas"/>
+                <w:sz w:val="18"/>
+                <w:color w:val="000000"/>
+              </w:rPr>
+              <w:t xml:space="preserve"> </w:t>
+            </w:r>
+            <w:r>
+              <w:rPr>
+                <w:rFonts w:eastAsia="宋体" w:ascii="Consolas" w:hAnsi="Consolas"/>
+                <w:rFonts w:ascii="Consolas" w:hAnsi="Consolas"/>
+                <w:sz w:val="18"/>
+                <w:color w:val="000000"/>
+              </w:rPr>
+              <w:t>-</w:t>
+            </w:r>
+            <w:r>
+              <w:rPr>
+                <w:rFonts w:eastAsia="宋体" w:ascii="Consolas" w:hAnsi="Consolas"/>
+                <w:rFonts w:ascii="Consolas" w:hAnsi="Consolas"/>
+                <w:sz w:val="18"/>
+                <w:color w:val="000000"/>
+              </w:rPr>
+              <w:t xml:space="preserve"> </w:t>
+            </w:r>
+            <w:r>
+              <w:rPr>
+                <w:rFonts w:eastAsia="宋体" w:ascii="Consolas" w:hAnsi="Consolas"/>
+                <w:rFonts w:ascii="Consolas" w:hAnsi="Consolas"/>
+                <w:sz w:val="18"/>
+                <w:color w:val="008080"/>
+              </w:rPr>
+              <w:t>self</w:t>
+            </w:r>
+            <w:r>
+              <w:rPr>
+                <w:rFonts w:eastAsia="宋体" w:ascii="Consolas" w:hAnsi="Consolas"/>
+                <w:rFonts w:ascii="Consolas" w:hAnsi="Consolas"/>
+                <w:sz w:val="18"/>
+                <w:color w:val="000000"/>
+              </w:rPr>
+              <w:t>.</w:t>
+            </w:r>
+            <w:r>
+              <w:rPr>
+                <w:rFonts w:eastAsia="宋体" w:ascii="Consolas" w:hAnsi="Consolas"/>
+                <w:rFonts w:ascii="Consolas" w:hAnsi="Consolas"/>
+                <w:sz w:val="18"/>
+                <w:color w:val="000000"/>
+              </w:rPr>
+              <w:t>estimated_rtt</w:t>
+            </w:r>
+            <w:r>
+              <w:rPr>
+                <w:rFonts w:eastAsia="宋体" w:ascii="Consolas" w:hAnsi="Consolas"/>
+                <w:rFonts w:ascii="Consolas" w:hAnsi="Consolas"/>
+                <w:sz w:val="18"/>
+                <w:color w:val="000000"/>
+              </w:rPr>
+              <w:t>)</w:t>
+            </w:r>
+          </w:p>
+          <w:p>
+            <w:pPr>
+              <w:spacing w:before="0" w:after="0" w:line="220" w:lineRule="exact"/>
+            </w:pPr>
+            <w:r>
+              <w:rPr>
+                <w:rFonts w:eastAsia="宋体" w:ascii="Consolas" w:hAnsi="Consolas"/>
+                <w:rFonts w:ascii="Consolas" w:hAnsi="Consolas"/>
+                <w:sz w:val="18"/>
+                <w:color w:val="008080"/>
+              </w:rPr>
+              <w:t>self</w:t>
+            </w:r>
+            <w:r>
+              <w:rPr>
+                <w:rFonts w:eastAsia="宋体" w:ascii="Consolas" w:hAnsi="Consolas"/>
+                <w:rFonts w:ascii="Consolas" w:hAnsi="Consolas"/>
+                <w:sz w:val="18"/>
+                <w:color w:val="000000"/>
+              </w:rPr>
+              <w:t>.</w:t>
+            </w:r>
+            <w:r>
+              <w:rPr>
+                <w:rFonts w:eastAsia="宋体" w:ascii="Consolas" w:hAnsi="Consolas"/>
+                <w:rFonts w:ascii="Consolas" w:hAnsi="Consolas"/>
+                <w:sz w:val="18"/>
+                <w:color w:val="000000"/>
+              </w:rPr>
+              <w:t>rto</w:t>
+            </w:r>
+            <w:r>
+              <w:rPr>
+                <w:rFonts w:eastAsia="宋体" w:ascii="Consolas" w:hAnsi="Consolas"/>
+                <w:rFonts w:ascii="Consolas" w:hAnsi="Consolas"/>
+                <w:sz w:val="18"/>
+                <w:color w:val="000000"/>
+              </w:rPr>
+              <w:t xml:space="preserve"> </w:t>
+            </w:r>
+            <w:r>
+              <w:rPr>
+                <w:rFonts w:eastAsia="宋体" w:ascii="Consolas" w:hAnsi="Consolas"/>
+                <w:rFonts w:ascii="Consolas" w:hAnsi="Consolas"/>
+                <w:sz w:val="18"/>
+                <w:color w:val="000000"/>
+              </w:rPr>
+              <w:t>=</w:t>
+            </w:r>
+            <w:r>
+              <w:rPr>
+                <w:rFonts w:eastAsia="宋体" w:ascii="Consolas" w:hAnsi="Consolas"/>
+                <w:rFonts w:ascii="Consolas" w:hAnsi="Consolas"/>
+                <w:sz w:val="18"/>
+                <w:color w:val="000000"/>
+              </w:rPr>
+              <w:t xml:space="preserve"> </w:t>
+            </w:r>
+            <w:r>
+              <w:rPr>
+                <w:rFonts w:eastAsia="宋体" w:ascii="Consolas" w:hAnsi="Consolas"/>
+                <w:rFonts w:ascii="Consolas" w:hAnsi="Consolas"/>
+                <w:sz w:val="18"/>
+                <w:color w:val="008080"/>
+              </w:rPr>
+              <w:t>max</w:t>
+            </w:r>
+            <w:r>
+              <w:rPr>
+                <w:rFonts w:eastAsia="宋体" w:ascii="Consolas" w:hAnsi="Consolas"/>
+                <w:rFonts w:ascii="Consolas" w:hAnsi="Consolas"/>
+                <w:sz w:val="18"/>
+                <w:color w:val="000000"/>
+              </w:rPr>
+              <w:t>(</w:t>
+            </w:r>
+            <w:r>
+              <w:rPr>
+                <w:rFonts w:eastAsia="宋体" w:ascii="Consolas" w:hAnsi="Consolas"/>
+                <w:rFonts w:ascii="Consolas" w:hAnsi="Consolas"/>
+                <w:sz w:val="18"/>
+                <w:color w:val="098658"/>
+              </w:rPr>
+              <w:t>0.05</w:t>
+            </w:r>
+            <w:r>
+              <w:rPr>
+                <w:rFonts w:eastAsia="宋体" w:ascii="Consolas" w:hAnsi="Consolas"/>
+                <w:rFonts w:ascii="Consolas" w:hAnsi="Consolas"/>
+                <w:sz w:val="18"/>
+                <w:color w:val="000000"/>
+              </w:rPr>
+              <w:t>,</w:t>
+            </w:r>
+            <w:r>
+              <w:rPr>
+                <w:rFonts w:eastAsia="宋体" w:ascii="Consolas" w:hAnsi="Consolas"/>
+                <w:rFonts w:ascii="Consolas" w:hAnsi="Consolas"/>
+                <w:sz w:val="18"/>
+                <w:color w:val="000000"/>
+              </w:rPr>
+              <w:t xml:space="preserve"> </w:t>
+            </w:r>
+            <w:r>
+              <w:rPr>
+                <w:rFonts w:eastAsia="宋体" w:ascii="Consolas" w:hAnsi="Consolas"/>
+                <w:rFonts w:ascii="Consolas" w:hAnsi="Consolas"/>
+                <w:sz w:val="18"/>
+                <w:color w:val="008080"/>
+              </w:rPr>
+              <w:t>min</w:t>
+            </w:r>
+            <w:r>
+              <w:rPr>
+                <w:rFonts w:eastAsia="宋体" w:ascii="Consolas" w:hAnsi="Consolas"/>
+                <w:rFonts w:ascii="Consolas" w:hAnsi="Consolas"/>
+                <w:sz w:val="18"/>
+                <w:color w:val="000000"/>
+              </w:rPr>
+              <w:t>(</w:t>
+            </w:r>
+            <w:r>
+              <w:rPr>
+                <w:rFonts w:eastAsia="宋体" w:ascii="Consolas" w:hAnsi="Consolas"/>
+                <w:rFonts w:ascii="Consolas" w:hAnsi="Consolas"/>
+                <w:sz w:val="18"/>
+                <w:color w:val="098658"/>
+              </w:rPr>
+              <w:t>3.0</w:t>
+            </w:r>
+            <w:r>
+              <w:rPr>
+                <w:rFonts w:eastAsia="宋体" w:ascii="Consolas" w:hAnsi="Consolas"/>
+                <w:rFonts w:ascii="Consolas" w:hAnsi="Consolas"/>
+                <w:sz w:val="18"/>
+                <w:color w:val="000000"/>
+              </w:rPr>
+              <w:t>,</w:t>
+            </w:r>
+            <w:r>
+              <w:rPr>
+                <w:rFonts w:eastAsia="宋体" w:ascii="Consolas" w:hAnsi="Consolas"/>
+                <w:rFonts w:ascii="Consolas" w:hAnsi="Consolas"/>
+                <w:sz w:val="18"/>
+                <w:color w:val="000000"/>
+              </w:rPr>
+              <w:t xml:space="preserve"> </w:t>
+            </w:r>
+            <w:r>
+              <w:rPr>
+                <w:rFonts w:eastAsia="宋体" w:ascii="Consolas" w:hAnsi="Consolas"/>
+                <w:rFonts w:ascii="Consolas" w:hAnsi="Consolas"/>
+                <w:sz w:val="18"/>
+                <w:color w:val="000000"/>
+              </w:rPr>
+              <w:t>(</w:t>
+            </w:r>
+            <w:r>
+              <w:rPr>
+                <w:rFonts w:eastAsia="宋体" w:ascii="Consolas" w:hAnsi="Consolas"/>
+                <w:rFonts w:ascii="Consolas" w:hAnsi="Consolas"/>
+                <w:sz w:val="18"/>
+                <w:color w:val="008080"/>
+              </w:rPr>
+              <w:t>self</w:t>
+            </w:r>
+            <w:r>
+              <w:rPr>
+                <w:rFonts w:eastAsia="宋体" w:ascii="Consolas" w:hAnsi="Consolas"/>
+                <w:rFonts w:ascii="Consolas" w:hAnsi="Consolas"/>
+                <w:sz w:val="18"/>
+                <w:color w:val="000000"/>
+              </w:rPr>
+              <w:t>.</w:t>
+            </w:r>
+            <w:r>
+              <w:rPr>
+                <w:rFonts w:eastAsia="宋体" w:ascii="Consolas" w:hAnsi="Consolas"/>
+                <w:rFonts w:ascii="Consolas" w:hAnsi="Consolas"/>
+                <w:sz w:val="18"/>
+                <w:color w:val="000000"/>
+              </w:rPr>
+              <w:t>estimated_rtt</w:t>
+            </w:r>
+            <w:r>
+              <w:rPr>
+                <w:rFonts w:eastAsia="宋体" w:ascii="Consolas" w:hAnsi="Consolas"/>
+                <w:rFonts w:ascii="Consolas" w:hAnsi="Consolas"/>
+                <w:sz w:val="18"/>
+                <w:color w:val="000000"/>
+              </w:rPr>
+              <w:t xml:space="preserve"> </w:t>
+            </w:r>
+            <w:r>
+              <w:rPr>
+                <w:rFonts w:eastAsia="宋体" w:ascii="Consolas" w:hAnsi="Consolas"/>
+                <w:rFonts w:ascii="Consolas" w:hAnsi="Consolas"/>
+                <w:sz w:val="18"/>
+                <w:color w:val="000000"/>
+              </w:rPr>
+              <w:t>+</w:t>
+            </w:r>
+            <w:r>
+              <w:rPr>
+                <w:rFonts w:eastAsia="宋体" w:ascii="Consolas" w:hAnsi="Consolas"/>
+                <w:rFonts w:ascii="Consolas" w:hAnsi="Consolas"/>
+                <w:sz w:val="18"/>
+                <w:color w:val="000000"/>
+              </w:rPr>
+              <w:t xml:space="preserve"> </w:t>
+            </w:r>
+            <w:r>
+              <w:rPr>
+                <w:rFonts w:eastAsia="宋体" w:ascii="Consolas" w:hAnsi="Consolas"/>
+                <w:rFonts w:ascii="Consolas" w:hAnsi="Consolas"/>
+                <w:sz w:val="18"/>
+                <w:color w:val="098658"/>
+              </w:rPr>
+              <w:t>4</w:t>
+            </w:r>
+            <w:r>
+              <w:rPr>
+                <w:rFonts w:eastAsia="宋体" w:ascii="Consolas" w:hAnsi="Consolas"/>
+                <w:rFonts w:ascii="Consolas" w:hAnsi="Consolas"/>
+                <w:sz w:val="18"/>
+                <w:color w:val="000000"/>
+              </w:rPr>
+              <w:t xml:space="preserve"> </w:t>
+            </w:r>
+            <w:r>
+              <w:rPr>
+                <w:rFonts w:eastAsia="宋体" w:ascii="Consolas" w:hAnsi="Consolas"/>
+                <w:rFonts w:ascii="Consolas" w:hAnsi="Consolas"/>
+                <w:sz w:val="18"/>
+                <w:color w:val="000000"/>
+              </w:rPr>
+              <w:t>*</w:t>
+            </w:r>
+            <w:r>
+              <w:rPr>
+                <w:rFonts w:eastAsia="宋体" w:ascii="Consolas" w:hAnsi="Consolas"/>
+                <w:rFonts w:ascii="Consolas" w:hAnsi="Consolas"/>
+                <w:sz w:val="18"/>
+                <w:color w:val="000000"/>
+              </w:rPr>
+              <w:t xml:space="preserve"> </w:t>
+            </w:r>
+            <w:r>
+              <w:rPr>
+                <w:rFonts w:eastAsia="宋体" w:ascii="Consolas" w:hAnsi="Consolas"/>
+                <w:rFonts w:ascii="Consolas" w:hAnsi="Consolas"/>
+                <w:sz w:val="18"/>
+                <w:color w:val="008080"/>
+              </w:rPr>
+              <w:t>self</w:t>
+            </w:r>
+            <w:r>
+              <w:rPr>
+                <w:rFonts w:eastAsia="宋体" w:ascii="Consolas" w:hAnsi="Consolas"/>
+                <w:rFonts w:ascii="Consolas" w:hAnsi="Consolas"/>
+                <w:sz w:val="18"/>
+                <w:color w:val="000000"/>
+              </w:rPr>
+              <w:t>.</w:t>
+            </w:r>
+            <w:r>
+              <w:rPr>
+                <w:rFonts w:eastAsia="宋体" w:ascii="Consolas" w:hAnsi="Consolas"/>
+                <w:rFonts w:ascii="Consolas" w:hAnsi="Consolas"/>
+                <w:sz w:val="18"/>
+                <w:color w:val="000000"/>
+              </w:rPr>
+              <w:t>dev_rtt</w:t>
+            </w:r>
+            <w:r>
+              <w:rPr>
+                <w:rFonts w:eastAsia="宋体" w:ascii="Consolas" w:hAnsi="Consolas"/>
+                <w:rFonts w:ascii="Consolas" w:hAnsi="Consolas"/>
+                <w:sz w:val="18"/>
+                <w:color w:val="000000"/>
+              </w:rPr>
+              <w:t>)</w:t>
+            </w:r>
+            <w:r>
+              <w:rPr>
+                <w:rFonts w:eastAsia="宋体" w:ascii="Consolas" w:hAnsi="Consolas"/>
+                <w:rFonts w:ascii="Consolas" w:hAnsi="Consolas"/>
+                <w:sz w:val="18"/>
+                <w:color w:val="000000"/>
+              </w:rPr>
+              <w:t xml:space="preserve"> </w:t>
+            </w:r>
+            <w:r>
+              <w:rPr>
+                <w:rFonts w:eastAsia="宋体" w:ascii="Consolas" w:hAnsi="Consolas"/>
+                <w:rFonts w:ascii="Consolas" w:hAnsi="Consolas"/>
+                <w:sz w:val="18"/>
+                <w:color w:val="000000"/>
+              </w:rPr>
+              <w:t>/</w:t>
+            </w:r>
+            <w:r>
+              <w:rPr>
+                <w:rFonts w:eastAsia="宋体" w:ascii="Consolas" w:hAnsi="Consolas"/>
+                <w:rFonts w:ascii="Consolas" w:hAnsi="Consolas"/>
+                <w:sz w:val="18"/>
+                <w:color w:val="000000"/>
+              </w:rPr>
+              <w:t xml:space="preserve"> </w:t>
+            </w:r>
+            <w:r>
+              <w:rPr>
+                <w:rFonts w:eastAsia="宋体" w:ascii="Consolas" w:hAnsi="Consolas"/>
+                <w:rFonts w:ascii="Consolas" w:hAnsi="Consolas"/>
+                <w:sz w:val="18"/>
+                <w:color w:val="098658"/>
+              </w:rPr>
+              <w:t>1000</w:t>
+            </w:r>
+            <w:r>
+              <w:rPr>
+                <w:rFonts w:eastAsia="宋体" w:ascii="Consolas" w:hAnsi="Consolas"/>
+                <w:rFonts w:ascii="Consolas" w:hAnsi="Consolas"/>
+                <w:sz w:val="18"/>
+                <w:color w:val="000000"/>
+              </w:rPr>
+              <w:t>)</w:t>
+            </w:r>
+            <w:r>
+              <w:rPr>
+                <w:rFonts w:eastAsia="宋体" w:ascii="Consolas" w:hAnsi="Consolas"/>
+                <w:rFonts w:ascii="Consolas" w:hAnsi="Consolas"/>
+                <w:sz w:val="18"/>
+                <w:color w:val="000000"/>
+              </w:rPr>
+              <w:t>)</w:t>
+            </w:r>
+          </w:p>
+          <w:p>
+            <w:pPr>
+              <w:spacing w:before="0" w:after="0" w:line="220" w:lineRule="exact"/>
+            </w:pPr>
+          </w:p>
+          <w:p>
+            <w:pPr>
+              <w:spacing w:before="0" w:after="0" w:line="220" w:lineRule="exact"/>
+            </w:pPr>
+            <w:r>
+              <w:rPr>
+                <w:rFonts w:eastAsia="宋体" w:ascii="Consolas" w:hAnsi="Consolas"/>
+                <w:rFonts w:ascii="Consolas" w:hAnsi="Consolas"/>
+                <w:sz w:val="18"/>
+                <w:color w:val="008000"/>
+              </w:rPr>
+              <w:t># 快速重传（udpclient.py _receiver）</w:t>
+            </w:r>
+          </w:p>
+          <w:p>
+            <w:pPr>
+              <w:spacing w:before="0" w:after="0" w:line="220" w:lineRule="exact"/>
+            </w:pPr>
+            <w:r>
+              <w:rPr>
+                <w:rFonts w:eastAsia="宋体" w:ascii="Consolas" w:hAnsi="Consolas"/>
+                <w:rFonts w:ascii="Consolas" w:hAnsi="Consolas"/>
+                <w:sz w:val="18"/>
+                <w:color w:val="0000FF"/>
+              </w:rPr>
+              <w:t>if</w:t>
+            </w:r>
+            <w:r>
+              <w:rPr>
+                <w:rFonts w:eastAsia="宋体" w:ascii="Consolas" w:hAnsi="Consolas"/>
+                <w:rFonts w:ascii="Consolas" w:hAnsi="Consolas"/>
+                <w:sz w:val="18"/>
+                <w:color w:val="000000"/>
+              </w:rPr>
+              <w:t xml:space="preserve"> </w:t>
+            </w:r>
+            <w:r>
+              <w:rPr>
+                <w:rFonts w:eastAsia="宋体" w:ascii="Consolas" w:hAnsi="Consolas"/>
+                <w:rFonts w:ascii="Consolas" w:hAnsi="Consolas"/>
+                <w:sz w:val="18"/>
+                <w:color w:val="000000"/>
+              </w:rPr>
+              <w:t>ack</w:t>
+            </w:r>
+            <w:r>
+              <w:rPr>
+                <w:rFonts w:eastAsia="宋体" w:ascii="Consolas" w:hAnsi="Consolas"/>
+                <w:rFonts w:ascii="Consolas" w:hAnsi="Consolas"/>
+                <w:sz w:val="18"/>
+                <w:color w:val="000000"/>
+              </w:rPr>
+              <w:t xml:space="preserve"> </w:t>
+            </w:r>
+            <w:r>
+              <w:rPr>
+                <w:rFonts w:eastAsia="宋体" w:ascii="Consolas" w:hAnsi="Consolas"/>
+                <w:rFonts w:ascii="Consolas" w:hAnsi="Consolas"/>
+                <w:sz w:val="18"/>
+                <w:color w:val="000000"/>
+              </w:rPr>
+              <w:t>==</w:t>
+            </w:r>
+            <w:r>
+              <w:rPr>
+                <w:rFonts w:eastAsia="宋体" w:ascii="Consolas" w:hAnsi="Consolas"/>
+                <w:rFonts w:ascii="Consolas" w:hAnsi="Consolas"/>
+                <w:sz w:val="18"/>
+                <w:color w:val="000000"/>
+              </w:rPr>
+              <w:t xml:space="preserve"> </w:t>
+            </w:r>
+            <w:r>
+              <w:rPr>
+                <w:rFonts w:eastAsia="宋体" w:ascii="Consolas" w:hAnsi="Consolas"/>
+                <w:rFonts w:ascii="Consolas" w:hAnsi="Consolas"/>
+                <w:sz w:val="18"/>
+                <w:color w:val="008080"/>
+              </w:rPr>
+              <w:t>self</w:t>
+            </w:r>
+            <w:r>
+              <w:rPr>
+                <w:rFonts w:eastAsia="宋体" w:ascii="Consolas" w:hAnsi="Consolas"/>
+                <w:rFonts w:ascii="Consolas" w:hAnsi="Consolas"/>
+                <w:sz w:val="18"/>
+                <w:color w:val="000000"/>
+              </w:rPr>
+              <w:t>.</w:t>
+            </w:r>
+            <w:r>
+              <w:rPr>
+                <w:rFonts w:eastAsia="宋体" w:ascii="Consolas" w:hAnsi="Consolas"/>
+                <w:rFonts w:ascii="Consolas" w:hAnsi="Consolas"/>
+                <w:sz w:val="18"/>
+                <w:color w:val="000000"/>
+              </w:rPr>
+              <w:t>last_ack</w:t>
+            </w:r>
+            <w:r>
+              <w:rPr>
+                <w:rFonts w:eastAsia="宋体" w:ascii="Consolas" w:hAnsi="Consolas"/>
+                <w:rFonts w:ascii="Consolas" w:hAnsi="Consolas"/>
+                <w:sz w:val="18"/>
+                <w:color w:val="000000"/>
+              </w:rPr>
+              <w:t>:</w:t>
+            </w:r>
+          </w:p>
+          <w:p>
+            <w:pPr>
+              <w:spacing w:before="0" w:after="0" w:line="220" w:lineRule="exact"/>
+            </w:pPr>
+            <w:r>
+              <w:rPr>
+                <w:rFonts w:eastAsia="宋体" w:ascii="Consolas" w:hAnsi="Consolas"/>
+                <w:rFonts w:ascii="Consolas" w:hAnsi="Consolas"/>
+                <w:sz w:val="18"/>
+                <w:color w:val="000000"/>
+              </w:rPr>
+              <w:t xml:space="preserve">    </w:t>
+            </w:r>
+            <w:r>
+              <w:rPr>
+                <w:rFonts w:eastAsia="宋体" w:ascii="Consolas" w:hAnsi="Consolas"/>
+                <w:rFonts w:ascii="Consolas" w:hAnsi="Consolas"/>
+                <w:sz w:val="18"/>
+                <w:color w:val="008080"/>
+              </w:rPr>
+              <w:t>self</w:t>
+            </w:r>
+            <w:r>
+              <w:rPr>
+                <w:rFonts w:eastAsia="宋体" w:ascii="Consolas" w:hAnsi="Consolas"/>
+                <w:rFonts w:ascii="Consolas" w:hAnsi="Consolas"/>
+                <w:sz w:val="18"/>
+                <w:color w:val="000000"/>
+              </w:rPr>
+              <w:t>.</w:t>
+            </w:r>
+            <w:r>
+              <w:rPr>
+                <w:rFonts w:eastAsia="宋体" w:ascii="Consolas" w:hAnsi="Consolas"/>
+                <w:rFonts w:ascii="Consolas" w:hAnsi="Consolas"/>
+                <w:sz w:val="18"/>
+                <w:color w:val="000000"/>
+              </w:rPr>
+              <w:t>dup_ack_count</w:t>
+            </w:r>
+            <w:r>
+              <w:rPr>
+                <w:rFonts w:eastAsia="宋体" w:ascii="Consolas" w:hAnsi="Consolas"/>
+                <w:rFonts w:ascii="Consolas" w:hAnsi="Consolas"/>
+                <w:sz w:val="18"/>
+                <w:color w:val="000000"/>
+              </w:rPr>
+              <w:t xml:space="preserve"> </w:t>
+            </w:r>
+            <w:r>
+              <w:rPr>
+                <w:rFonts w:eastAsia="宋体" w:ascii="Consolas" w:hAnsi="Consolas"/>
+                <w:rFonts w:ascii="Consolas" w:hAnsi="Consolas"/>
+                <w:sz w:val="18"/>
+                <w:color w:val="000000"/>
+              </w:rPr>
+              <w:t>+</w:t>
+            </w:r>
+            <w:r>
+              <w:rPr>
+                <w:rFonts w:eastAsia="宋体" w:ascii="Consolas" w:hAnsi="Consolas"/>
+                <w:rFonts w:ascii="Consolas" w:hAnsi="Consolas"/>
+                <w:sz w:val="18"/>
+                <w:color w:val="000000"/>
+              </w:rPr>
+              <w:t>=</w:t>
+            </w:r>
+            <w:r>
+              <w:rPr>
+                <w:rFonts w:eastAsia="宋体" w:ascii="Consolas" w:hAnsi="Consolas"/>
+                <w:rFonts w:ascii="Consolas" w:hAnsi="Consolas"/>
+                <w:sz w:val="18"/>
+                <w:color w:val="000000"/>
+              </w:rPr>
+              <w:t xml:space="preserve"> </w:t>
+            </w:r>
+            <w:r>
+              <w:rPr>
+                <w:rFonts w:eastAsia="宋体" w:ascii="Consolas" w:hAnsi="Consolas"/>
+                <w:rFonts w:ascii="Consolas" w:hAnsi="Consolas"/>
+                <w:sz w:val="18"/>
+                <w:color w:val="098658"/>
+              </w:rPr>
+              <w:t>1</w:t>
+            </w:r>
+          </w:p>
+          <w:p>
+            <w:pPr>
+              <w:spacing w:before="0" w:after="0" w:line="220" w:lineRule="exact"/>
+            </w:pPr>
+            <w:r>
+              <w:rPr>
+                <w:rFonts w:eastAsia="宋体" w:ascii="Consolas" w:hAnsi="Consolas"/>
+                <w:rFonts w:ascii="Consolas" w:hAnsi="Consolas"/>
+                <w:sz w:val="18"/>
+                <w:color w:val="000000"/>
+              </w:rPr>
+              <w:t xml:space="preserve">    </w:t>
+            </w:r>
+            <w:r>
+              <w:rPr>
+                <w:rFonts w:eastAsia="宋体" w:ascii="Consolas" w:hAnsi="Consolas"/>
+                <w:rFonts w:ascii="Consolas" w:hAnsi="Consolas"/>
+                <w:sz w:val="18"/>
+                <w:color w:val="0000FF"/>
+              </w:rPr>
+              <w:t>if</w:t>
+            </w:r>
+            <w:r>
+              <w:rPr>
+                <w:rFonts w:eastAsia="宋体" w:ascii="Consolas" w:hAnsi="Consolas"/>
+                <w:rFonts w:ascii="Consolas" w:hAnsi="Consolas"/>
+                <w:sz w:val="18"/>
+                <w:color w:val="000000"/>
+              </w:rPr>
+              <w:t xml:space="preserve"> </w:t>
+            </w:r>
+            <w:r>
+              <w:rPr>
+                <w:rFonts w:eastAsia="宋体" w:ascii="Consolas" w:hAnsi="Consolas"/>
+                <w:rFonts w:ascii="Consolas" w:hAnsi="Consolas"/>
+                <w:sz w:val="18"/>
+                <w:color w:val="008080"/>
+              </w:rPr>
+              <w:t>self</w:t>
+            </w:r>
+            <w:r>
+              <w:rPr>
+                <w:rFonts w:eastAsia="宋体" w:ascii="Consolas" w:hAnsi="Consolas"/>
+                <w:rFonts w:ascii="Consolas" w:hAnsi="Consolas"/>
+                <w:sz w:val="18"/>
+                <w:color w:val="000000"/>
+              </w:rPr>
+              <w:t>.</w:t>
+            </w:r>
+            <w:r>
+              <w:rPr>
+                <w:rFonts w:eastAsia="宋体" w:ascii="Consolas" w:hAnsi="Consolas"/>
+                <w:rFonts w:ascii="Consolas" w:hAnsi="Consolas"/>
+                <w:sz w:val="18"/>
+                <w:color w:val="000000"/>
+              </w:rPr>
+              <w:t>dup_ack_count</w:t>
+            </w:r>
+            <w:r>
+              <w:rPr>
+                <w:rFonts w:eastAsia="宋体" w:ascii="Consolas" w:hAnsi="Consolas"/>
+                <w:rFonts w:ascii="Consolas" w:hAnsi="Consolas"/>
+                <w:sz w:val="18"/>
+                <w:color w:val="000000"/>
+              </w:rPr>
+              <w:t xml:space="preserve"> </w:t>
+            </w:r>
+            <w:r>
+              <w:rPr>
+                <w:rFonts w:eastAsia="宋体" w:ascii="Consolas" w:hAnsi="Consolas"/>
+                <w:rFonts w:ascii="Consolas" w:hAnsi="Consolas"/>
+                <w:sz w:val="18"/>
+                <w:color w:val="000000"/>
+              </w:rPr>
+              <w:t>==</w:t>
+            </w:r>
+            <w:r>
+              <w:rPr>
+                <w:rFonts w:eastAsia="宋体" w:ascii="Consolas" w:hAnsi="Consolas"/>
+                <w:rFonts w:ascii="Consolas" w:hAnsi="Consolas"/>
+                <w:sz w:val="18"/>
+                <w:color w:val="000000"/>
+              </w:rPr>
+              <w:t xml:space="preserve"> </w:t>
+            </w:r>
+            <w:r>
+              <w:rPr>
+                <w:rFonts w:eastAsia="宋体" w:ascii="Consolas" w:hAnsi="Consolas"/>
+                <w:rFonts w:ascii="Consolas" w:hAnsi="Consolas"/>
+                <w:sz w:val="18"/>
+                <w:color w:val="000000"/>
+              </w:rPr>
+              <w:t>config</w:t>
+            </w:r>
+            <w:r>
+              <w:rPr>
+                <w:rFonts w:eastAsia="宋体" w:ascii="Consolas" w:hAnsi="Consolas"/>
+                <w:rFonts w:ascii="Consolas" w:hAnsi="Consolas"/>
+                <w:sz w:val="18"/>
+                <w:color w:val="000000"/>
+              </w:rPr>
+              <w:t>.</w:t>
+            </w:r>
+            <w:r>
+              <w:rPr>
+                <w:rFonts w:eastAsia="宋体" w:ascii="Consolas" w:hAnsi="Consolas"/>
+                <w:rFonts w:ascii="Consolas" w:hAnsi="Consolas"/>
+                <w:sz w:val="18"/>
+                <w:color w:val="000000"/>
+              </w:rPr>
+              <w:t>FAST_RETX_THRESHOLD</w:t>
+            </w:r>
+            <w:r>
+              <w:rPr>
+                <w:rFonts w:eastAsia="宋体" w:ascii="Consolas" w:hAnsi="Consolas"/>
+                <w:rFonts w:ascii="Consolas" w:hAnsi="Consolas"/>
+                <w:sz w:val="18"/>
+                <w:color w:val="000000"/>
+              </w:rPr>
+              <w:t>:</w:t>
+            </w:r>
+          </w:p>
+          <w:p>
+            <w:pPr>
+              <w:spacing w:before="0" w:after="0" w:line="220" w:lineRule="exact"/>
+            </w:pPr>
+            <w:r>
+              <w:rPr>
+                <w:rFonts w:eastAsia="宋体" w:ascii="Consolas" w:hAnsi="Consolas"/>
+                <w:rFonts w:ascii="Consolas" w:hAnsi="Consolas"/>
+                <w:sz w:val="18"/>
+                <w:color w:val="000000"/>
+              </w:rPr>
+              <w:t xml:space="preserve">        </w:t>
+            </w:r>
+            <w:r>
+              <w:rPr>
+                <w:rFonts w:eastAsia="宋体" w:ascii="Consolas" w:hAnsi="Consolas"/>
+                <w:rFonts w:ascii="Consolas" w:hAnsi="Consolas"/>
+                <w:sz w:val="18"/>
+                <w:color w:val="008080"/>
+              </w:rPr>
+              <w:t>self</w:t>
+            </w:r>
+            <w:r>
+              <w:rPr>
+                <w:rFonts w:eastAsia="宋体" w:ascii="Consolas" w:hAnsi="Consolas"/>
+                <w:rFonts w:ascii="Consolas" w:hAnsi="Consolas"/>
+                <w:sz w:val="18"/>
+                <w:color w:val="000000"/>
+              </w:rPr>
+              <w:t>.</w:t>
+            </w:r>
+            <w:r>
+              <w:rPr>
+                <w:rFonts w:eastAsia="宋体" w:ascii="Consolas" w:hAnsi="Consolas"/>
+                <w:rFonts w:ascii="Consolas" w:hAnsi="Consolas"/>
+                <w:sz w:val="18"/>
+                <w:color w:val="000000"/>
+              </w:rPr>
+              <w:t>_fast_retransmit</w:t>
+            </w:r>
+            <w:r>
+              <w:rPr>
+                <w:rFonts w:eastAsia="宋体" w:ascii="Consolas" w:hAnsi="Consolas"/>
+                <w:rFonts w:ascii="Consolas" w:hAnsi="Consolas"/>
+                <w:sz w:val="18"/>
+                <w:color w:val="000000"/>
+              </w:rPr>
+              <w:t>(</w:t>
+            </w:r>
+            <w:r>
+              <w:rPr>
+                <w:rFonts w:eastAsia="宋体" w:ascii="Consolas" w:hAnsi="Consolas"/>
+                <w:rFonts w:ascii="Consolas" w:hAnsi="Consolas"/>
+                <w:sz w:val="18"/>
+                <w:color w:val="000000"/>
+              </w:rPr>
+              <w:t>)</w:t>
+            </w:r>
+          </w:p>
+          <w:p>
+            <w:pPr>
+              <w:spacing w:before="0" w:after="0" w:line="220" w:lineRule="exact"/>
+            </w:pPr>
+            <w:r>
+              <w:rPr>
+                <w:rFonts w:eastAsia="宋体" w:ascii="Consolas" w:hAnsi="Consolas"/>
+                <w:rFonts w:ascii="Consolas" w:hAnsi="Consolas"/>
+                <w:sz w:val="18"/>
+                <w:color w:val="0000FF"/>
+              </w:rPr>
+              <w:t>else</w:t>
+            </w:r>
+            <w:r>
+              <w:rPr>
+                <w:rFonts w:eastAsia="宋体" w:ascii="Consolas" w:hAnsi="Consolas"/>
+                <w:rFonts w:ascii="Consolas" w:hAnsi="Consolas"/>
+                <w:sz w:val="18"/>
+                <w:color w:val="000000"/>
+              </w:rPr>
+              <w:t>:</w:t>
+            </w:r>
+          </w:p>
+          <w:p>
+            <w:pPr>
+              <w:spacing w:before="0" w:after="0" w:line="220" w:lineRule="exact"/>
+            </w:pPr>
+            <w:r>
+              <w:rPr>
+                <w:rFonts w:eastAsia="宋体" w:ascii="Consolas" w:hAnsi="Consolas"/>
+                <w:rFonts w:ascii="Consolas" w:hAnsi="Consolas"/>
+                <w:sz w:val="18"/>
+                <w:color w:val="000000"/>
+              </w:rPr>
+              <w:t xml:space="preserve">    </w:t>
+            </w:r>
+            <w:r>
+              <w:rPr>
+                <w:rFonts w:eastAsia="宋体" w:ascii="Consolas" w:hAnsi="Consolas"/>
+                <w:rFonts w:ascii="Consolas" w:hAnsi="Consolas"/>
+                <w:sz w:val="18"/>
+                <w:color w:val="008080"/>
+              </w:rPr>
+              <w:t>self</w:t>
+            </w:r>
+            <w:r>
+              <w:rPr>
+                <w:rFonts w:eastAsia="宋体" w:ascii="Consolas" w:hAnsi="Consolas"/>
+                <w:rFonts w:ascii="Consolas" w:hAnsi="Consolas"/>
+                <w:sz w:val="18"/>
+                <w:color w:val="000000"/>
+              </w:rPr>
+              <w:t>.</w:t>
+            </w:r>
+            <w:r>
+              <w:rPr>
+                <w:rFonts w:eastAsia="宋体" w:ascii="Consolas" w:hAnsi="Consolas"/>
+                <w:rFonts w:ascii="Consolas" w:hAnsi="Consolas"/>
+                <w:sz w:val="18"/>
+                <w:color w:val="000000"/>
+              </w:rPr>
+              <w:t>last_ack</w:t>
+            </w:r>
+            <w:r>
+              <w:rPr>
+                <w:rFonts w:eastAsia="宋体" w:ascii="Consolas" w:hAnsi="Consolas"/>
+                <w:rFonts w:ascii="Consolas" w:hAnsi="Consolas"/>
+                <w:sz w:val="18"/>
+                <w:color w:val="000000"/>
+              </w:rPr>
+              <w:t xml:space="preserve"> </w:t>
+            </w:r>
+            <w:r>
+              <w:rPr>
+                <w:rFonts w:eastAsia="宋体" w:ascii="Consolas" w:hAnsi="Consolas"/>
+                <w:rFonts w:ascii="Consolas" w:hAnsi="Consolas"/>
+                <w:sz w:val="18"/>
+                <w:color w:val="000000"/>
+              </w:rPr>
+              <w:t>=</w:t>
+            </w:r>
+            <w:r>
+              <w:rPr>
+                <w:rFonts w:eastAsia="宋体" w:ascii="Consolas" w:hAnsi="Consolas"/>
+                <w:rFonts w:ascii="Consolas" w:hAnsi="Consolas"/>
+                <w:sz w:val="18"/>
+                <w:color w:val="000000"/>
+              </w:rPr>
+              <w:t xml:space="preserve"> </w:t>
+            </w:r>
+            <w:r>
+              <w:rPr>
+                <w:rFonts w:eastAsia="宋体" w:ascii="Consolas" w:hAnsi="Consolas"/>
+                <w:rFonts w:ascii="Consolas" w:hAnsi="Consolas"/>
+                <w:sz w:val="18"/>
+                <w:color w:val="000000"/>
+              </w:rPr>
+              <w:t>ack</w:t>
+            </w:r>
+            <w:r>
+              <w:rPr>
+                <w:rFonts w:eastAsia="宋体" w:ascii="Consolas" w:hAnsi="Consolas"/>
+                <w:rFonts w:ascii="Consolas" w:hAnsi="Consolas"/>
+                <w:sz w:val="18"/>
+                <w:color w:val="000000"/>
+              </w:rPr>
+              <w:t>;</w:t>
+            </w:r>
+            <w:r>
+              <w:rPr>
+                <w:rFonts w:eastAsia="宋体" w:ascii="Consolas" w:hAnsi="Consolas"/>
+                <w:rFonts w:ascii="Consolas" w:hAnsi="Consolas"/>
+                <w:sz w:val="18"/>
+                <w:color w:val="000000"/>
+              </w:rPr>
+              <w:t xml:space="preserve"> </w:t>
+            </w:r>
+            <w:r>
+              <w:rPr>
+                <w:rFonts w:eastAsia="宋体" w:ascii="Consolas" w:hAnsi="Consolas"/>
+                <w:rFonts w:ascii="Consolas" w:hAnsi="Consolas"/>
+                <w:sz w:val="18"/>
+                <w:color w:val="008080"/>
+              </w:rPr>
+              <w:t>self</w:t>
+            </w:r>
+            <w:r>
+              <w:rPr>
+                <w:rFonts w:eastAsia="宋体" w:ascii="Consolas" w:hAnsi="Consolas"/>
+                <w:rFonts w:ascii="Consolas" w:hAnsi="Consolas"/>
+                <w:sz w:val="18"/>
+                <w:color w:val="000000"/>
+              </w:rPr>
+              <w:t>.</w:t>
+            </w:r>
+            <w:r>
+              <w:rPr>
+                <w:rFonts w:eastAsia="宋体" w:ascii="Consolas" w:hAnsi="Consolas"/>
+                <w:rFonts w:ascii="Consolas" w:hAnsi="Consolas"/>
+                <w:sz w:val="18"/>
+                <w:color w:val="000000"/>
+              </w:rPr>
+              <w:t>dup_ack_count</w:t>
+            </w:r>
+            <w:r>
+              <w:rPr>
+                <w:rFonts w:eastAsia="宋体" w:ascii="Consolas" w:hAnsi="Consolas"/>
+                <w:rFonts w:ascii="Consolas" w:hAnsi="Consolas"/>
+                <w:sz w:val="18"/>
+                <w:color w:val="000000"/>
+              </w:rPr>
+              <w:t xml:space="preserve"> </w:t>
+            </w:r>
+            <w:r>
+              <w:rPr>
+                <w:rFonts w:eastAsia="宋体" w:ascii="Consolas" w:hAnsi="Consolas"/>
+                <w:rFonts w:ascii="Consolas" w:hAnsi="Consolas"/>
+                <w:sz w:val="18"/>
+                <w:color w:val="000000"/>
+              </w:rPr>
+              <w:t>=</w:t>
+            </w:r>
+            <w:r>
+              <w:rPr>
+                <w:rFonts w:eastAsia="宋体" w:ascii="Consolas" w:hAnsi="Consolas"/>
+                <w:rFonts w:ascii="Consolas" w:hAnsi="Consolas"/>
+                <w:sz w:val="18"/>
+                <w:color w:val="000000"/>
+              </w:rPr>
+              <w:t xml:space="preserve"> </w:t>
+            </w:r>
+            <w:r>
+              <w:rPr>
+                <w:rFonts w:eastAsia="宋体" w:ascii="Consolas" w:hAnsi="Consolas"/>
+                <w:rFonts w:ascii="Consolas" w:hAnsi="Consolas"/>
+                <w:sz w:val="18"/>
+                <w:color w:val="098658"/>
+              </w:rPr>
+              <w:t>0</w:t>
+            </w:r>
+          </w:p>
+          <w:p>
+            <w:pPr>
+              <w:spacing w:before="0" w:after="0" w:line="220" w:lineRule="exact"/>
+            </w:pPr>
+          </w:p>
+          <w:p>
+            <w:pPr>
+              <w:spacing w:before="0" w:after="0" w:line="220" w:lineRule="exact"/>
+            </w:pPr>
+            <w:r>
+              <w:rPr>
+                <w:rFonts w:eastAsia="宋体" w:ascii="Consolas" w:hAnsi="Consolas"/>
+                <w:rFonts w:ascii="Consolas" w:hAnsi="Consolas"/>
+                <w:sz w:val="18"/>
+                <w:color w:val="008000"/>
+              </w:rPr>
               <w:t># 超时重传（udpclient.py _send_data）</w:t>
-              <w:br/>
-              <w:t>except queue.Empty:</w:t>
-              <w:br/>
-              <w:t xml:space="preserve">    for s in range(base, next_seq):</w:t>
-              <w:br/>
-              <w:t xml:space="preserve">        packets[s].sent_time = 0</w:t>
-              <w:br/>
-              <w:t xml:space="preserve">    next_seq = base</w:t>
-            </w:r>
+            </w:r>
+          </w:p>
+          <w:p>
+            <w:pPr>
+              <w:spacing w:before="0" w:after="0" w:line="220" w:lineRule="exact"/>
+            </w:pPr>
+            <w:r>
+              <w:rPr>
+                <w:rFonts w:eastAsia="宋体" w:ascii="Consolas" w:hAnsi="Consolas"/>
+                <w:rFonts w:ascii="Consolas" w:hAnsi="Consolas"/>
+                <w:sz w:val="18"/>
+                <w:color w:val="0000FF"/>
+              </w:rPr>
+              <w:t>except</w:t>
+            </w:r>
+            <w:r>
+              <w:rPr>
+                <w:rFonts w:eastAsia="宋体" w:ascii="Consolas" w:hAnsi="Consolas"/>
+                <w:rFonts w:ascii="Consolas" w:hAnsi="Consolas"/>
+                <w:sz w:val="18"/>
+                <w:color w:val="000000"/>
+              </w:rPr>
+              <w:t xml:space="preserve"> </w:t>
+            </w:r>
+            <w:r>
+              <w:rPr>
+                <w:rFonts w:eastAsia="宋体" w:ascii="Consolas" w:hAnsi="Consolas"/>
+                <w:rFonts w:ascii="Consolas" w:hAnsi="Consolas"/>
+                <w:sz w:val="18"/>
+                <w:color w:val="000000"/>
+              </w:rPr>
+              <w:t>queue</w:t>
+            </w:r>
+            <w:r>
+              <w:rPr>
+                <w:rFonts w:eastAsia="宋体" w:ascii="Consolas" w:hAnsi="Consolas"/>
+                <w:rFonts w:ascii="Consolas" w:hAnsi="Consolas"/>
+                <w:sz w:val="18"/>
+                <w:color w:val="000000"/>
+              </w:rPr>
+              <w:t>.</w:t>
+            </w:r>
+            <w:r>
+              <w:rPr>
+                <w:rFonts w:eastAsia="宋体" w:ascii="Consolas" w:hAnsi="Consolas"/>
+                <w:rFonts w:ascii="Consolas" w:hAnsi="Consolas"/>
+                <w:sz w:val="18"/>
+                <w:color w:val="000000"/>
+              </w:rPr>
+              <w:t>Empty</w:t>
+            </w:r>
+            <w:r>
+              <w:rPr>
+                <w:rFonts w:eastAsia="宋体" w:ascii="Consolas" w:hAnsi="Consolas"/>
+                <w:rFonts w:ascii="Consolas" w:hAnsi="Consolas"/>
+                <w:sz w:val="18"/>
+                <w:color w:val="000000"/>
+              </w:rPr>
+              <w:t>:</w:t>
+            </w:r>
+          </w:p>
+          <w:p>
+            <w:pPr>
+              <w:spacing w:before="0" w:after="0" w:line="220" w:lineRule="exact"/>
+            </w:pPr>
+            <w:r>
+              <w:rPr>
+                <w:rFonts w:eastAsia="宋体" w:ascii="Consolas" w:hAnsi="Consolas"/>
+                <w:rFonts w:ascii="Consolas" w:hAnsi="Consolas"/>
+                <w:sz w:val="18"/>
+                <w:color w:val="000000"/>
+              </w:rPr>
+              <w:t xml:space="preserve">    </w:t>
+            </w:r>
+            <w:r>
+              <w:rPr>
+                <w:rFonts w:eastAsia="宋体" w:ascii="Consolas" w:hAnsi="Consolas"/>
+                <w:rFonts w:ascii="Consolas" w:hAnsi="Consolas"/>
+                <w:sz w:val="18"/>
+                <w:color w:val="008000"/>
+              </w:rPr>
+              <w:t># 超时回退 next_seq，主循环自然重发整个窗口</w:t>
+            </w:r>
+          </w:p>
+          <w:p>
+            <w:pPr>
+              <w:spacing w:before="0" w:after="0" w:line="220" w:lineRule="exact"/>
+            </w:pPr>
+            <w:r>
+              <w:rPr>
+                <w:rFonts w:eastAsia="宋体" w:ascii="Consolas" w:hAnsi="Consolas"/>
+                <w:rFonts w:ascii="Consolas" w:hAnsi="Consolas"/>
+                <w:sz w:val="18"/>
+                <w:color w:val="000000"/>
+              </w:rPr>
+              <w:t xml:space="preserve">    </w:t>
+            </w:r>
+            <w:r>
+              <w:rPr>
+                <w:rFonts w:eastAsia="宋体" w:ascii="Consolas" w:hAnsi="Consolas"/>
+                <w:rFonts w:ascii="Consolas" w:hAnsi="Consolas"/>
+                <w:sz w:val="18"/>
+                <w:color w:val="008080"/>
+              </w:rPr>
+              <w:t>self</w:t>
+            </w:r>
+            <w:r>
+              <w:rPr>
+                <w:rFonts w:eastAsia="宋体" w:ascii="Consolas" w:hAnsi="Consolas"/>
+                <w:rFonts w:ascii="Consolas" w:hAnsi="Consolas"/>
+                <w:sz w:val="18"/>
+                <w:color w:val="000000"/>
+              </w:rPr>
+              <w:t>.</w:t>
+            </w:r>
+            <w:r>
+              <w:rPr>
+                <w:rFonts w:eastAsia="宋体" w:ascii="Consolas" w:hAnsi="Consolas"/>
+                <w:rFonts w:ascii="Consolas" w:hAnsi="Consolas"/>
+                <w:sz w:val="18"/>
+                <w:color w:val="000000"/>
+              </w:rPr>
+              <w:t>next_seq</w:t>
+            </w:r>
+            <w:r>
+              <w:rPr>
+                <w:rFonts w:eastAsia="宋体" w:ascii="Consolas" w:hAnsi="Consolas"/>
+                <w:rFonts w:ascii="Consolas" w:hAnsi="Consolas"/>
+                <w:sz w:val="18"/>
+                <w:color w:val="000000"/>
+              </w:rPr>
+              <w:t xml:space="preserve"> </w:t>
+            </w:r>
+            <w:r>
+              <w:rPr>
+                <w:rFonts w:eastAsia="宋体" w:ascii="Consolas" w:hAnsi="Consolas"/>
+                <w:rFonts w:ascii="Consolas" w:hAnsi="Consolas"/>
+                <w:sz w:val="18"/>
+                <w:color w:val="000000"/>
+              </w:rPr>
+              <w:t>=</w:t>
+            </w:r>
+            <w:r>
+              <w:rPr>
+                <w:rFonts w:eastAsia="宋体" w:ascii="Consolas" w:hAnsi="Consolas"/>
+                <w:rFonts w:ascii="Consolas" w:hAnsi="Consolas"/>
+                <w:sz w:val="18"/>
+                <w:color w:val="000000"/>
+              </w:rPr>
+              <w:t xml:space="preserve"> </w:t>
+            </w:r>
+            <w:r>
+              <w:rPr>
+                <w:rFonts w:eastAsia="宋体" w:ascii="Consolas" w:hAnsi="Consolas"/>
+                <w:rFonts w:ascii="Consolas" w:hAnsi="Consolas"/>
+                <w:sz w:val="18"/>
+                <w:color w:val="008080"/>
+              </w:rPr>
+              <w:t>self</w:t>
+            </w:r>
+            <w:r>
+              <w:rPr>
+                <w:rFonts w:eastAsia="宋体" w:ascii="Consolas" w:hAnsi="Consolas"/>
+                <w:rFonts w:ascii="Consolas" w:hAnsi="Consolas"/>
+                <w:sz w:val="18"/>
+                <w:color w:val="000000"/>
+              </w:rPr>
+              <w:t>.</w:t>
+            </w:r>
+            <w:r>
+              <w:rPr>
+                <w:rFonts w:eastAsia="宋体" w:ascii="Consolas" w:hAnsi="Consolas"/>
+                <w:rFonts w:ascii="Consolas" w:hAnsi="Consolas"/>
+                <w:sz w:val="18"/>
+                <w:color w:val="000000"/>
+              </w:rPr>
+              <w:t>base</w:t>
+            </w:r>
+          </w:p>
+          <w:p>
+            <w:pPr>
+              <w:spacing w:before="0" w:after="80" w:line="220" w:lineRule="exact"/>
+            </w:pPr>
           </w:p>
         </w:tc>
       </w:tr>
@@ -340,7 +5826,7 @@
           <w:b/>
           <w:sz w:val="24"/>
         </w:rPr>
-        <w:t>关键点4：四次挥手 + 双线程架构。数据传输完成后，Client 发送 FIN -&gt; Server 回复 FIN -&gt; 连接关闭。独立接收线程（daemon）使用 queue.Queue 异步传递 ACK 到主线程。使用 threading.RLock 可重入锁保护主线程和接收线程之间的共享状态，避免嵌套调用死锁。代码位于 udpclient.py 的 ReliableUDPClient 类。</w:t>
+        <w:t>关键点4：标准四次挥手 + 双线程架构。严格按照 TCP 四次挥手协议：Client 发 FIN → Server 回 ACK → Server 发 FIN → Client 回 ACK。独立接收线程（daemon）使用 queue.Queue 异步传递 ACK 到主线程，实现发送与接收解耦。使用 threading.RLock 可重入锁保护共享状态。挥手前先置 running=False 关闭接收线程，防止抢 socket 的 recvfrom。代码位于 udpclient.py 和 udpserver.py。</w:t>
       </w:r>
     </w:p>
     <w:tbl>
@@ -357,48 +5843,1477 @@
           <w:tcPr>
             <w:tcW w:type="dxa" w:w="8640"/>
             <w:shd w:fill="F5F5F5" w:val="clear"/>
+            <w:tcBorders>
+              <w:top w:val="single" w:sz="4" w:space="0" w:color="999999"/>
+              <w:left w:val="single" w:sz="4" w:space="0" w:color="999999"/>
+              <w:bottom w:val="single" w:sz="4" w:space="0" w:color="999999"/>
+              <w:right w:val="single" w:sz="4" w:space="0" w:color="999999"/>
+            </w:tcBorders>
           </w:tcPr>
           <w:p>
             <w:pPr>
-              <w:spacing w:before="80" w:after="80"/>
+              <w:spacing w:before="80" w:line="220" w:lineRule="exact"/>
             </w:pPr>
             <w:r>
               <w:rPr>
                 <w:rFonts w:eastAsia="宋体" w:ascii="Consolas" w:hAnsi="Consolas"/>
                 <w:rFonts w:ascii="Consolas" w:hAnsi="Consolas"/>
                 <w:sz w:val="18"/>
+                <w:color w:val="008000"/>
               </w:rPr>
               <w:t># 双线程架构（udpclient.py ReliableUDPClient）</w:t>
-              <w:br/>
-              <w:t>self.ack_queue = queue.Queue()</w:t>
-              <w:br/>
-              <w:t>self.recv_thread = threading.Thread(target=self._receiver, daemon=True)</w:t>
-              <w:br/>
-              <w:br/>
-              <w:t>def _receiver(self):</w:t>
-              <w:br/>
-              <w:t xml:space="preserve">    while self.running:</w:t>
-              <w:br/>
-              <w:t xml:space="preserve">        data, _ = self.sock.recvfrom(4096)</w:t>
-              <w:br/>
-              <w:t xml:space="preserve">        if flags &amp; FLAG_ACK:</w:t>
-              <w:br/>
-              <w:t xml:space="preserve">            self.ack_queue.put(ack)       # 非阻塞交付</w:t>
-              <w:br/>
-              <w:br/>
-              <w:t># 四次挥手（udpclient.py _terminate_connection）</w:t>
-              <w:br/>
-              <w:t>Client -&gt; FIN  [Flags=0x04]</w:t>
-              <w:br/>
-              <w:t>Server -&gt; FIN  [Flags=0x04]</w:t>
-              <w:br/>
-              <w:br/>
-              <w:t># RLock 保护共享状态（避免嵌套调用死锁）</w:t>
-              <w:br/>
-              <w:t>with self._lock:</w:t>
-              <w:br/>
-              <w:t xml:space="preserve">    self.next_seq = self.base</w:t>
-            </w:r>
+            </w:r>
+          </w:p>
+          <w:p>
+            <w:pPr>
+              <w:spacing w:before="0" w:after="0" w:line="220" w:lineRule="exact"/>
+            </w:pPr>
+            <w:r>
+              <w:rPr>
+                <w:rFonts w:eastAsia="宋体" w:ascii="Consolas" w:hAnsi="Consolas"/>
+                <w:rFonts w:ascii="Consolas" w:hAnsi="Consolas"/>
+                <w:sz w:val="18"/>
+                <w:color w:val="008080"/>
+              </w:rPr>
+              <w:t>self</w:t>
+            </w:r>
+            <w:r>
+              <w:rPr>
+                <w:rFonts w:eastAsia="宋体" w:ascii="Consolas" w:hAnsi="Consolas"/>
+                <w:rFonts w:ascii="Consolas" w:hAnsi="Consolas"/>
+                <w:sz w:val="18"/>
+                <w:color w:val="000000"/>
+              </w:rPr>
+              <w:t>.</w:t>
+            </w:r>
+            <w:r>
+              <w:rPr>
+                <w:rFonts w:eastAsia="宋体" w:ascii="Consolas" w:hAnsi="Consolas"/>
+                <w:rFonts w:ascii="Consolas" w:hAnsi="Consolas"/>
+                <w:sz w:val="18"/>
+                <w:color w:val="000000"/>
+              </w:rPr>
+              <w:t>ack_queue</w:t>
+            </w:r>
+            <w:r>
+              <w:rPr>
+                <w:rFonts w:eastAsia="宋体" w:ascii="Consolas" w:hAnsi="Consolas"/>
+                <w:rFonts w:ascii="Consolas" w:hAnsi="Consolas"/>
+                <w:sz w:val="18"/>
+                <w:color w:val="000000"/>
+              </w:rPr>
+              <w:t xml:space="preserve"> </w:t>
+            </w:r>
+            <w:r>
+              <w:rPr>
+                <w:rFonts w:eastAsia="宋体" w:ascii="Consolas" w:hAnsi="Consolas"/>
+                <w:rFonts w:ascii="Consolas" w:hAnsi="Consolas"/>
+                <w:sz w:val="18"/>
+                <w:color w:val="000000"/>
+              </w:rPr>
+              <w:t>=</w:t>
+            </w:r>
+            <w:r>
+              <w:rPr>
+                <w:rFonts w:eastAsia="宋体" w:ascii="Consolas" w:hAnsi="Consolas"/>
+                <w:rFonts w:ascii="Consolas" w:hAnsi="Consolas"/>
+                <w:sz w:val="18"/>
+                <w:color w:val="000000"/>
+              </w:rPr>
+              <w:t xml:space="preserve"> </w:t>
+            </w:r>
+            <w:r>
+              <w:rPr>
+                <w:rFonts w:eastAsia="宋体" w:ascii="Consolas" w:hAnsi="Consolas"/>
+                <w:rFonts w:ascii="Consolas" w:hAnsi="Consolas"/>
+                <w:sz w:val="18"/>
+                <w:color w:val="000000"/>
+              </w:rPr>
+              <w:t>queue</w:t>
+            </w:r>
+            <w:r>
+              <w:rPr>
+                <w:rFonts w:eastAsia="宋体" w:ascii="Consolas" w:hAnsi="Consolas"/>
+                <w:rFonts w:ascii="Consolas" w:hAnsi="Consolas"/>
+                <w:sz w:val="18"/>
+                <w:color w:val="000000"/>
+              </w:rPr>
+              <w:t>.</w:t>
+            </w:r>
+            <w:r>
+              <w:rPr>
+                <w:rFonts w:eastAsia="宋体" w:ascii="Consolas" w:hAnsi="Consolas"/>
+                <w:rFonts w:ascii="Consolas" w:hAnsi="Consolas"/>
+                <w:sz w:val="18"/>
+                <w:color w:val="000000"/>
+              </w:rPr>
+              <w:t>Queue</w:t>
+            </w:r>
+            <w:r>
+              <w:rPr>
+                <w:rFonts w:eastAsia="宋体" w:ascii="Consolas" w:hAnsi="Consolas"/>
+                <w:rFonts w:ascii="Consolas" w:hAnsi="Consolas"/>
+                <w:sz w:val="18"/>
+                <w:color w:val="000000"/>
+              </w:rPr>
+              <w:t>(</w:t>
+            </w:r>
+            <w:r>
+              <w:rPr>
+                <w:rFonts w:eastAsia="宋体" w:ascii="Consolas" w:hAnsi="Consolas"/>
+                <w:rFonts w:ascii="Consolas" w:hAnsi="Consolas"/>
+                <w:sz w:val="18"/>
+                <w:color w:val="000000"/>
+              </w:rPr>
+              <w:t>)</w:t>
+            </w:r>
+          </w:p>
+          <w:p>
+            <w:pPr>
+              <w:spacing w:before="0" w:after="0" w:line="220" w:lineRule="exact"/>
+            </w:pPr>
+            <w:r>
+              <w:rPr>
+                <w:rFonts w:eastAsia="宋体" w:ascii="Consolas" w:hAnsi="Consolas"/>
+                <w:rFonts w:ascii="Consolas" w:hAnsi="Consolas"/>
+                <w:sz w:val="18"/>
+                <w:color w:val="008080"/>
+              </w:rPr>
+              <w:t>self</w:t>
+            </w:r>
+            <w:r>
+              <w:rPr>
+                <w:rFonts w:eastAsia="宋体" w:ascii="Consolas" w:hAnsi="Consolas"/>
+                <w:rFonts w:ascii="Consolas" w:hAnsi="Consolas"/>
+                <w:sz w:val="18"/>
+                <w:color w:val="000000"/>
+              </w:rPr>
+              <w:t>.</w:t>
+            </w:r>
+            <w:r>
+              <w:rPr>
+                <w:rFonts w:eastAsia="宋体" w:ascii="Consolas" w:hAnsi="Consolas"/>
+                <w:rFonts w:ascii="Consolas" w:hAnsi="Consolas"/>
+                <w:sz w:val="18"/>
+                <w:color w:val="000000"/>
+              </w:rPr>
+              <w:t>_lock</w:t>
+            </w:r>
+            <w:r>
+              <w:rPr>
+                <w:rFonts w:eastAsia="宋体" w:ascii="Consolas" w:hAnsi="Consolas"/>
+                <w:rFonts w:ascii="Consolas" w:hAnsi="Consolas"/>
+                <w:sz w:val="18"/>
+                <w:color w:val="000000"/>
+              </w:rPr>
+              <w:t xml:space="preserve"> </w:t>
+            </w:r>
+            <w:r>
+              <w:rPr>
+                <w:rFonts w:eastAsia="宋体" w:ascii="Consolas" w:hAnsi="Consolas"/>
+                <w:rFonts w:ascii="Consolas" w:hAnsi="Consolas"/>
+                <w:sz w:val="18"/>
+                <w:color w:val="000000"/>
+              </w:rPr>
+              <w:t>=</w:t>
+            </w:r>
+            <w:r>
+              <w:rPr>
+                <w:rFonts w:eastAsia="宋体" w:ascii="Consolas" w:hAnsi="Consolas"/>
+                <w:rFonts w:ascii="Consolas" w:hAnsi="Consolas"/>
+                <w:sz w:val="18"/>
+                <w:color w:val="000000"/>
+              </w:rPr>
+              <w:t xml:space="preserve"> </w:t>
+            </w:r>
+            <w:r>
+              <w:rPr>
+                <w:rFonts w:eastAsia="宋体" w:ascii="Consolas" w:hAnsi="Consolas"/>
+                <w:rFonts w:ascii="Consolas" w:hAnsi="Consolas"/>
+                <w:sz w:val="18"/>
+                <w:color w:val="000000"/>
+              </w:rPr>
+              <w:t>threading</w:t>
+            </w:r>
+            <w:r>
+              <w:rPr>
+                <w:rFonts w:eastAsia="宋体" w:ascii="Consolas" w:hAnsi="Consolas"/>
+                <w:rFonts w:ascii="Consolas" w:hAnsi="Consolas"/>
+                <w:sz w:val="18"/>
+                <w:color w:val="000000"/>
+              </w:rPr>
+              <w:t>.</w:t>
+            </w:r>
+            <w:r>
+              <w:rPr>
+                <w:rFonts w:eastAsia="宋体" w:ascii="Consolas" w:hAnsi="Consolas"/>
+                <w:rFonts w:ascii="Consolas" w:hAnsi="Consolas"/>
+                <w:sz w:val="18"/>
+                <w:color w:val="000000"/>
+              </w:rPr>
+              <w:t>RLock</w:t>
+            </w:r>
+            <w:r>
+              <w:rPr>
+                <w:rFonts w:eastAsia="宋体" w:ascii="Consolas" w:hAnsi="Consolas"/>
+                <w:rFonts w:ascii="Consolas" w:hAnsi="Consolas"/>
+                <w:sz w:val="18"/>
+                <w:color w:val="000000"/>
+              </w:rPr>
+              <w:t>(</w:t>
+            </w:r>
+            <w:r>
+              <w:rPr>
+                <w:rFonts w:eastAsia="宋体" w:ascii="Consolas" w:hAnsi="Consolas"/>
+                <w:rFonts w:ascii="Consolas" w:hAnsi="Consolas"/>
+                <w:sz w:val="18"/>
+                <w:color w:val="000000"/>
+              </w:rPr>
+              <w:t>)</w:t>
+            </w:r>
+          </w:p>
+          <w:p>
+            <w:pPr>
+              <w:spacing w:before="0" w:after="0" w:line="220" w:lineRule="exact"/>
+            </w:pPr>
+            <w:r>
+              <w:rPr>
+                <w:rFonts w:eastAsia="宋体" w:ascii="Consolas" w:hAnsi="Consolas"/>
+                <w:rFonts w:ascii="Consolas" w:hAnsi="Consolas"/>
+                <w:sz w:val="18"/>
+                <w:color w:val="008080"/>
+              </w:rPr>
+              <w:t>self</w:t>
+            </w:r>
+            <w:r>
+              <w:rPr>
+                <w:rFonts w:eastAsia="宋体" w:ascii="Consolas" w:hAnsi="Consolas"/>
+                <w:rFonts w:ascii="Consolas" w:hAnsi="Consolas"/>
+                <w:sz w:val="18"/>
+                <w:color w:val="000000"/>
+              </w:rPr>
+              <w:t>.</w:t>
+            </w:r>
+            <w:r>
+              <w:rPr>
+                <w:rFonts w:eastAsia="宋体" w:ascii="Consolas" w:hAnsi="Consolas"/>
+                <w:rFonts w:ascii="Consolas" w:hAnsi="Consolas"/>
+                <w:sz w:val="18"/>
+                <w:color w:val="000000"/>
+              </w:rPr>
+              <w:t>recv_thread</w:t>
+            </w:r>
+            <w:r>
+              <w:rPr>
+                <w:rFonts w:eastAsia="宋体" w:ascii="Consolas" w:hAnsi="Consolas"/>
+                <w:rFonts w:ascii="Consolas" w:hAnsi="Consolas"/>
+                <w:sz w:val="18"/>
+                <w:color w:val="000000"/>
+              </w:rPr>
+              <w:t xml:space="preserve"> </w:t>
+            </w:r>
+            <w:r>
+              <w:rPr>
+                <w:rFonts w:eastAsia="宋体" w:ascii="Consolas" w:hAnsi="Consolas"/>
+                <w:rFonts w:ascii="Consolas" w:hAnsi="Consolas"/>
+                <w:sz w:val="18"/>
+                <w:color w:val="000000"/>
+              </w:rPr>
+              <w:t>=</w:t>
+            </w:r>
+            <w:r>
+              <w:rPr>
+                <w:rFonts w:eastAsia="宋体" w:ascii="Consolas" w:hAnsi="Consolas"/>
+                <w:rFonts w:ascii="Consolas" w:hAnsi="Consolas"/>
+                <w:sz w:val="18"/>
+                <w:color w:val="000000"/>
+              </w:rPr>
+              <w:t xml:space="preserve"> </w:t>
+            </w:r>
+            <w:r>
+              <w:rPr>
+                <w:rFonts w:eastAsia="宋体" w:ascii="Consolas" w:hAnsi="Consolas"/>
+                <w:rFonts w:ascii="Consolas" w:hAnsi="Consolas"/>
+                <w:sz w:val="18"/>
+                <w:color w:val="000000"/>
+              </w:rPr>
+              <w:t>threading</w:t>
+            </w:r>
+            <w:r>
+              <w:rPr>
+                <w:rFonts w:eastAsia="宋体" w:ascii="Consolas" w:hAnsi="Consolas"/>
+                <w:rFonts w:ascii="Consolas" w:hAnsi="Consolas"/>
+                <w:sz w:val="18"/>
+                <w:color w:val="000000"/>
+              </w:rPr>
+              <w:t>.</w:t>
+            </w:r>
+            <w:r>
+              <w:rPr>
+                <w:rFonts w:eastAsia="宋体" w:ascii="Consolas" w:hAnsi="Consolas"/>
+                <w:rFonts w:ascii="Consolas" w:hAnsi="Consolas"/>
+                <w:sz w:val="18"/>
+                <w:color w:val="000000"/>
+              </w:rPr>
+              <w:t>Thread</w:t>
+            </w:r>
+            <w:r>
+              <w:rPr>
+                <w:rFonts w:eastAsia="宋体" w:ascii="Consolas" w:hAnsi="Consolas"/>
+                <w:rFonts w:ascii="Consolas" w:hAnsi="Consolas"/>
+                <w:sz w:val="18"/>
+                <w:color w:val="000000"/>
+              </w:rPr>
+              <w:t>(</w:t>
+            </w:r>
+            <w:r>
+              <w:rPr>
+                <w:rFonts w:eastAsia="宋体" w:ascii="Consolas" w:hAnsi="Consolas"/>
+                <w:rFonts w:ascii="Consolas" w:hAnsi="Consolas"/>
+                <w:sz w:val="18"/>
+                <w:color w:val="000000"/>
+              </w:rPr>
+              <w:t>target</w:t>
+            </w:r>
+            <w:r>
+              <w:rPr>
+                <w:rFonts w:eastAsia="宋体" w:ascii="Consolas" w:hAnsi="Consolas"/>
+                <w:rFonts w:ascii="Consolas" w:hAnsi="Consolas"/>
+                <w:sz w:val="18"/>
+                <w:color w:val="000000"/>
+              </w:rPr>
+              <w:t>=</w:t>
+            </w:r>
+            <w:r>
+              <w:rPr>
+                <w:rFonts w:eastAsia="宋体" w:ascii="Consolas" w:hAnsi="Consolas"/>
+                <w:rFonts w:ascii="Consolas" w:hAnsi="Consolas"/>
+                <w:sz w:val="18"/>
+                <w:color w:val="008080"/>
+              </w:rPr>
+              <w:t>self</w:t>
+            </w:r>
+            <w:r>
+              <w:rPr>
+                <w:rFonts w:eastAsia="宋体" w:ascii="Consolas" w:hAnsi="Consolas"/>
+                <w:rFonts w:ascii="Consolas" w:hAnsi="Consolas"/>
+                <w:sz w:val="18"/>
+                <w:color w:val="000000"/>
+              </w:rPr>
+              <w:t>.</w:t>
+            </w:r>
+            <w:r>
+              <w:rPr>
+                <w:rFonts w:eastAsia="宋体" w:ascii="Consolas" w:hAnsi="Consolas"/>
+                <w:rFonts w:ascii="Consolas" w:hAnsi="Consolas"/>
+                <w:sz w:val="18"/>
+                <w:color w:val="000000"/>
+              </w:rPr>
+              <w:t>_receiver</w:t>
+            </w:r>
+            <w:r>
+              <w:rPr>
+                <w:rFonts w:eastAsia="宋体" w:ascii="Consolas" w:hAnsi="Consolas"/>
+                <w:rFonts w:ascii="Consolas" w:hAnsi="Consolas"/>
+                <w:sz w:val="18"/>
+                <w:color w:val="000000"/>
+              </w:rPr>
+              <w:t>,</w:t>
+            </w:r>
+            <w:r>
+              <w:rPr>
+                <w:rFonts w:eastAsia="宋体" w:ascii="Consolas" w:hAnsi="Consolas"/>
+                <w:rFonts w:ascii="Consolas" w:hAnsi="Consolas"/>
+                <w:sz w:val="18"/>
+                <w:color w:val="000000"/>
+              </w:rPr>
+              <w:t xml:space="preserve"> </w:t>
+            </w:r>
+            <w:r>
+              <w:rPr>
+                <w:rFonts w:eastAsia="宋体" w:ascii="Consolas" w:hAnsi="Consolas"/>
+                <w:rFonts w:ascii="Consolas" w:hAnsi="Consolas"/>
+                <w:sz w:val="18"/>
+                <w:color w:val="000000"/>
+              </w:rPr>
+              <w:t>daemon</w:t>
+            </w:r>
+            <w:r>
+              <w:rPr>
+                <w:rFonts w:eastAsia="宋体" w:ascii="Consolas" w:hAnsi="Consolas"/>
+                <w:rFonts w:ascii="Consolas" w:hAnsi="Consolas"/>
+                <w:sz w:val="18"/>
+                <w:color w:val="000000"/>
+              </w:rPr>
+              <w:t>=</w:t>
+            </w:r>
+            <w:r>
+              <w:rPr>
+                <w:rFonts w:eastAsia="宋体" w:ascii="Consolas" w:hAnsi="Consolas"/>
+                <w:rFonts w:ascii="Consolas" w:hAnsi="Consolas"/>
+                <w:sz w:val="18"/>
+                <w:color w:val="0000FF"/>
+              </w:rPr>
+              <w:t>True</w:t>
+            </w:r>
+            <w:r>
+              <w:rPr>
+                <w:rFonts w:eastAsia="宋体" w:ascii="Consolas" w:hAnsi="Consolas"/>
+                <w:rFonts w:ascii="Consolas" w:hAnsi="Consolas"/>
+                <w:sz w:val="18"/>
+                <w:color w:val="000000"/>
+              </w:rPr>
+              <w:t>)</w:t>
+            </w:r>
+          </w:p>
+          <w:p>
+            <w:pPr>
+              <w:spacing w:before="0" w:after="0" w:line="220" w:lineRule="exact"/>
+            </w:pPr>
+          </w:p>
+          <w:p>
+            <w:pPr>
+              <w:spacing w:before="0" w:after="0" w:line="220" w:lineRule="exact"/>
+            </w:pPr>
+            <w:r>
+              <w:rPr>
+                <w:rFonts w:eastAsia="宋体" w:ascii="Consolas" w:hAnsi="Consolas"/>
+                <w:rFonts w:ascii="Consolas" w:hAnsi="Consolas"/>
+                <w:sz w:val="18"/>
+                <w:color w:val="008000"/>
+              </w:rPr>
+              <w:t># 各阶段独立超时</w:t>
+            </w:r>
+          </w:p>
+          <w:p>
+            <w:pPr>
+              <w:spacing w:before="0" w:after="0" w:line="220" w:lineRule="exact"/>
+            </w:pPr>
+            <w:r>
+              <w:rPr>
+                <w:rFonts w:eastAsia="宋体" w:ascii="Consolas" w:hAnsi="Consolas"/>
+                <w:rFonts w:ascii="Consolas" w:hAnsi="Consolas"/>
+                <w:sz w:val="18"/>
+                <w:color w:val="000000"/>
+              </w:rPr>
+              <w:t>_establish_connection</w:t>
+            </w:r>
+            <w:r>
+              <w:rPr>
+                <w:rFonts w:eastAsia="宋体" w:ascii="Consolas" w:hAnsi="Consolas"/>
+                <w:rFonts w:ascii="Consolas" w:hAnsi="Consolas"/>
+                <w:sz w:val="18"/>
+                <w:color w:val="000000"/>
+              </w:rPr>
+              <w:t>(</w:t>
+            </w:r>
+            <w:r>
+              <w:rPr>
+                <w:rFonts w:eastAsia="宋体" w:ascii="Consolas" w:hAnsi="Consolas"/>
+                <w:rFonts w:ascii="Consolas" w:hAnsi="Consolas"/>
+                <w:sz w:val="18"/>
+                <w:color w:val="000000"/>
+              </w:rPr>
+              <w:t>)</w:t>
+            </w:r>
+            <w:r>
+              <w:rPr>
+                <w:rFonts w:eastAsia="宋体" w:ascii="Consolas" w:hAnsi="Consolas"/>
+                <w:rFonts w:ascii="Consolas" w:hAnsi="Consolas"/>
+                <w:sz w:val="18"/>
+                <w:color w:val="000000"/>
+              </w:rPr>
+              <w:t>:</w:t>
+            </w:r>
+            <w:r>
+              <w:rPr>
+                <w:rFonts w:eastAsia="宋体" w:ascii="Consolas" w:hAnsi="Consolas"/>
+                <w:rFonts w:ascii="Consolas" w:hAnsi="Consolas"/>
+                <w:sz w:val="18"/>
+                <w:color w:val="000000"/>
+              </w:rPr>
+              <w:t xml:space="preserve">  </w:t>
+            </w:r>
+            <w:r>
+              <w:rPr>
+                <w:rFonts w:eastAsia="宋体" w:ascii="Consolas" w:hAnsi="Consolas"/>
+                <w:rFonts w:ascii="Consolas" w:hAnsi="Consolas"/>
+                <w:sz w:val="18"/>
+                <w:color w:val="008080"/>
+              </w:rPr>
+              <w:t>self</w:t>
+            </w:r>
+            <w:r>
+              <w:rPr>
+                <w:rFonts w:eastAsia="宋体" w:ascii="Consolas" w:hAnsi="Consolas"/>
+                <w:rFonts w:ascii="Consolas" w:hAnsi="Consolas"/>
+                <w:sz w:val="18"/>
+                <w:color w:val="000000"/>
+              </w:rPr>
+              <w:t>.</w:t>
+            </w:r>
+            <w:r>
+              <w:rPr>
+                <w:rFonts w:eastAsia="宋体" w:ascii="Consolas" w:hAnsi="Consolas"/>
+                <w:rFonts w:ascii="Consolas" w:hAnsi="Consolas"/>
+                <w:sz w:val="18"/>
+                <w:color w:val="000000"/>
+              </w:rPr>
+              <w:t>sock</w:t>
+            </w:r>
+            <w:r>
+              <w:rPr>
+                <w:rFonts w:eastAsia="宋体" w:ascii="Consolas" w:hAnsi="Consolas"/>
+                <w:rFonts w:ascii="Consolas" w:hAnsi="Consolas"/>
+                <w:sz w:val="18"/>
+                <w:color w:val="000000"/>
+              </w:rPr>
+              <w:t>.</w:t>
+            </w:r>
+            <w:r>
+              <w:rPr>
+                <w:rFonts w:eastAsia="宋体" w:ascii="Consolas" w:hAnsi="Consolas"/>
+                <w:rFonts w:ascii="Consolas" w:hAnsi="Consolas"/>
+                <w:sz w:val="18"/>
+                <w:color w:val="000000"/>
+              </w:rPr>
+              <w:t>settimeout</w:t>
+            </w:r>
+            <w:r>
+              <w:rPr>
+                <w:rFonts w:eastAsia="宋体" w:ascii="Consolas" w:hAnsi="Consolas"/>
+                <w:rFonts w:ascii="Consolas" w:hAnsi="Consolas"/>
+                <w:sz w:val="18"/>
+                <w:color w:val="000000"/>
+              </w:rPr>
+              <w:t>(</w:t>
+            </w:r>
+            <w:r>
+              <w:rPr>
+                <w:rFonts w:eastAsia="宋体" w:ascii="Consolas" w:hAnsi="Consolas"/>
+                <w:rFonts w:ascii="Consolas" w:hAnsi="Consolas"/>
+                <w:sz w:val="18"/>
+                <w:color w:val="098658"/>
+              </w:rPr>
+              <w:t>0.5</w:t>
+            </w:r>
+            <w:r>
+              <w:rPr>
+                <w:rFonts w:eastAsia="宋体" w:ascii="Consolas" w:hAnsi="Consolas"/>
+                <w:rFonts w:ascii="Consolas" w:hAnsi="Consolas"/>
+                <w:sz w:val="18"/>
+                <w:color w:val="000000"/>
+              </w:rPr>
+              <w:t>)</w:t>
+            </w:r>
+          </w:p>
+          <w:p>
+            <w:pPr>
+              <w:spacing w:before="0" w:after="0" w:line="220" w:lineRule="exact"/>
+            </w:pPr>
+            <w:r>
+              <w:rPr>
+                <w:rFonts w:eastAsia="宋体" w:ascii="Consolas" w:hAnsi="Consolas"/>
+                <w:rFonts w:ascii="Consolas" w:hAnsi="Consolas"/>
+                <w:sz w:val="18"/>
+                <w:color w:val="000000"/>
+              </w:rPr>
+              <w:t>_receiver</w:t>
+            </w:r>
+            <w:r>
+              <w:rPr>
+                <w:rFonts w:eastAsia="宋体" w:ascii="Consolas" w:hAnsi="Consolas"/>
+                <w:rFonts w:ascii="Consolas" w:hAnsi="Consolas"/>
+                <w:sz w:val="18"/>
+                <w:color w:val="000000"/>
+              </w:rPr>
+              <w:t>(</w:t>
+            </w:r>
+            <w:r>
+              <w:rPr>
+                <w:rFonts w:eastAsia="宋体" w:ascii="Consolas" w:hAnsi="Consolas"/>
+                <w:rFonts w:ascii="Consolas" w:hAnsi="Consolas"/>
+                <w:sz w:val="18"/>
+                <w:color w:val="000000"/>
+              </w:rPr>
+              <w:t>)</w:t>
+            </w:r>
+            <w:r>
+              <w:rPr>
+                <w:rFonts w:eastAsia="宋体" w:ascii="Consolas" w:hAnsi="Consolas"/>
+                <w:rFonts w:ascii="Consolas" w:hAnsi="Consolas"/>
+                <w:sz w:val="18"/>
+                <w:color w:val="000000"/>
+              </w:rPr>
+              <w:t>:</w:t>
+            </w:r>
+            <w:r>
+              <w:rPr>
+                <w:rFonts w:eastAsia="宋体" w:ascii="Consolas" w:hAnsi="Consolas"/>
+                <w:rFonts w:ascii="Consolas" w:hAnsi="Consolas"/>
+                <w:sz w:val="18"/>
+                <w:color w:val="000000"/>
+              </w:rPr>
+              <w:t xml:space="preserve">             </w:t>
+            </w:r>
+            <w:r>
+              <w:rPr>
+                <w:rFonts w:eastAsia="宋体" w:ascii="Consolas" w:hAnsi="Consolas"/>
+                <w:rFonts w:ascii="Consolas" w:hAnsi="Consolas"/>
+                <w:sz w:val="18"/>
+                <w:color w:val="008080"/>
+              </w:rPr>
+              <w:t>self</w:t>
+            </w:r>
+            <w:r>
+              <w:rPr>
+                <w:rFonts w:eastAsia="宋体" w:ascii="Consolas" w:hAnsi="Consolas"/>
+                <w:rFonts w:ascii="Consolas" w:hAnsi="Consolas"/>
+                <w:sz w:val="18"/>
+                <w:color w:val="000000"/>
+              </w:rPr>
+              <w:t>.</w:t>
+            </w:r>
+            <w:r>
+              <w:rPr>
+                <w:rFonts w:eastAsia="宋体" w:ascii="Consolas" w:hAnsi="Consolas"/>
+                <w:rFonts w:ascii="Consolas" w:hAnsi="Consolas"/>
+                <w:sz w:val="18"/>
+                <w:color w:val="000000"/>
+              </w:rPr>
+              <w:t>sock</w:t>
+            </w:r>
+            <w:r>
+              <w:rPr>
+                <w:rFonts w:eastAsia="宋体" w:ascii="Consolas" w:hAnsi="Consolas"/>
+                <w:rFonts w:ascii="Consolas" w:hAnsi="Consolas"/>
+                <w:sz w:val="18"/>
+                <w:color w:val="000000"/>
+              </w:rPr>
+              <w:t>.</w:t>
+            </w:r>
+            <w:r>
+              <w:rPr>
+                <w:rFonts w:eastAsia="宋体" w:ascii="Consolas" w:hAnsi="Consolas"/>
+                <w:rFonts w:ascii="Consolas" w:hAnsi="Consolas"/>
+                <w:sz w:val="18"/>
+                <w:color w:val="000000"/>
+              </w:rPr>
+              <w:t>settimeout</w:t>
+            </w:r>
+            <w:r>
+              <w:rPr>
+                <w:rFonts w:eastAsia="宋体" w:ascii="Consolas" w:hAnsi="Consolas"/>
+                <w:rFonts w:ascii="Consolas" w:hAnsi="Consolas"/>
+                <w:sz w:val="18"/>
+                <w:color w:val="000000"/>
+              </w:rPr>
+              <w:t>(</w:t>
+            </w:r>
+            <w:r>
+              <w:rPr>
+                <w:rFonts w:eastAsia="宋体" w:ascii="Consolas" w:hAnsi="Consolas"/>
+                <w:rFonts w:ascii="Consolas" w:hAnsi="Consolas"/>
+                <w:sz w:val="18"/>
+                <w:color w:val="098658"/>
+              </w:rPr>
+              <w:t>0.05</w:t>
+            </w:r>
+            <w:r>
+              <w:rPr>
+                <w:rFonts w:eastAsia="宋体" w:ascii="Consolas" w:hAnsi="Consolas"/>
+                <w:rFonts w:ascii="Consolas" w:hAnsi="Consolas"/>
+                <w:sz w:val="18"/>
+                <w:color w:val="000000"/>
+              </w:rPr>
+              <w:t>)</w:t>
+            </w:r>
+          </w:p>
+          <w:p>
+            <w:pPr>
+              <w:spacing w:before="0" w:after="0" w:line="220" w:lineRule="exact"/>
+            </w:pPr>
+            <w:r>
+              <w:rPr>
+                <w:rFonts w:eastAsia="宋体" w:ascii="Consolas" w:hAnsi="Consolas"/>
+                <w:rFonts w:ascii="Consolas" w:hAnsi="Consolas"/>
+                <w:sz w:val="18"/>
+                <w:color w:val="000000"/>
+              </w:rPr>
+              <w:t>_terminate_connection</w:t>
+            </w:r>
+            <w:r>
+              <w:rPr>
+                <w:rFonts w:eastAsia="宋体" w:ascii="Consolas" w:hAnsi="Consolas"/>
+                <w:rFonts w:ascii="Consolas" w:hAnsi="Consolas"/>
+                <w:sz w:val="18"/>
+                <w:color w:val="000000"/>
+              </w:rPr>
+              <w:t>(</w:t>
+            </w:r>
+            <w:r>
+              <w:rPr>
+                <w:rFonts w:eastAsia="宋体" w:ascii="Consolas" w:hAnsi="Consolas"/>
+                <w:rFonts w:ascii="Consolas" w:hAnsi="Consolas"/>
+                <w:sz w:val="18"/>
+                <w:color w:val="000000"/>
+              </w:rPr>
+              <w:t>)</w:t>
+            </w:r>
+            <w:r>
+              <w:rPr>
+                <w:rFonts w:eastAsia="宋体" w:ascii="Consolas" w:hAnsi="Consolas"/>
+                <w:rFonts w:ascii="Consolas" w:hAnsi="Consolas"/>
+                <w:sz w:val="18"/>
+                <w:color w:val="000000"/>
+              </w:rPr>
+              <w:t>:</w:t>
+            </w:r>
+            <w:r>
+              <w:rPr>
+                <w:rFonts w:eastAsia="宋体" w:ascii="Consolas" w:hAnsi="Consolas"/>
+                <w:rFonts w:ascii="Consolas" w:hAnsi="Consolas"/>
+                <w:sz w:val="18"/>
+                <w:color w:val="000000"/>
+              </w:rPr>
+              <w:t xml:space="preserve"> </w:t>
+            </w:r>
+            <w:r>
+              <w:rPr>
+                <w:rFonts w:eastAsia="宋体" w:ascii="Consolas" w:hAnsi="Consolas"/>
+                <w:rFonts w:ascii="Consolas" w:hAnsi="Consolas"/>
+                <w:sz w:val="18"/>
+                <w:color w:val="008080"/>
+              </w:rPr>
+              <w:t>self</w:t>
+            </w:r>
+            <w:r>
+              <w:rPr>
+                <w:rFonts w:eastAsia="宋体" w:ascii="Consolas" w:hAnsi="Consolas"/>
+                <w:rFonts w:ascii="Consolas" w:hAnsi="Consolas"/>
+                <w:sz w:val="18"/>
+                <w:color w:val="000000"/>
+              </w:rPr>
+              <w:t>.</w:t>
+            </w:r>
+            <w:r>
+              <w:rPr>
+                <w:rFonts w:eastAsia="宋体" w:ascii="Consolas" w:hAnsi="Consolas"/>
+                <w:rFonts w:ascii="Consolas" w:hAnsi="Consolas"/>
+                <w:sz w:val="18"/>
+                <w:color w:val="000000"/>
+              </w:rPr>
+              <w:t>sock</w:t>
+            </w:r>
+            <w:r>
+              <w:rPr>
+                <w:rFonts w:eastAsia="宋体" w:ascii="Consolas" w:hAnsi="Consolas"/>
+                <w:rFonts w:ascii="Consolas" w:hAnsi="Consolas"/>
+                <w:sz w:val="18"/>
+                <w:color w:val="000000"/>
+              </w:rPr>
+              <w:t>.</w:t>
+            </w:r>
+            <w:r>
+              <w:rPr>
+                <w:rFonts w:eastAsia="宋体" w:ascii="Consolas" w:hAnsi="Consolas"/>
+                <w:rFonts w:ascii="Consolas" w:hAnsi="Consolas"/>
+                <w:sz w:val="18"/>
+                <w:color w:val="000000"/>
+              </w:rPr>
+              <w:t>settimeout</w:t>
+            </w:r>
+            <w:r>
+              <w:rPr>
+                <w:rFonts w:eastAsia="宋体" w:ascii="Consolas" w:hAnsi="Consolas"/>
+                <w:rFonts w:ascii="Consolas" w:hAnsi="Consolas"/>
+                <w:sz w:val="18"/>
+                <w:color w:val="000000"/>
+              </w:rPr>
+              <w:t>(</w:t>
+            </w:r>
+            <w:r>
+              <w:rPr>
+                <w:rFonts w:eastAsia="宋体" w:ascii="Consolas" w:hAnsi="Consolas"/>
+                <w:rFonts w:ascii="Consolas" w:hAnsi="Consolas"/>
+                <w:sz w:val="18"/>
+                <w:color w:val="098658"/>
+              </w:rPr>
+              <w:t>0.5</w:t>
+            </w:r>
+            <w:r>
+              <w:rPr>
+                <w:rFonts w:eastAsia="宋体" w:ascii="Consolas" w:hAnsi="Consolas"/>
+                <w:rFonts w:ascii="Consolas" w:hAnsi="Consolas"/>
+                <w:sz w:val="18"/>
+                <w:color w:val="000000"/>
+              </w:rPr>
+              <w:t>)</w:t>
+            </w:r>
+          </w:p>
+          <w:p>
+            <w:pPr>
+              <w:spacing w:before="0" w:after="0" w:line="220" w:lineRule="exact"/>
+            </w:pPr>
+          </w:p>
+          <w:p>
+            <w:pPr>
+              <w:spacing w:before="0" w:after="0" w:line="220" w:lineRule="exact"/>
+            </w:pPr>
+            <w:r>
+              <w:rPr>
+                <w:rFonts w:eastAsia="宋体" w:ascii="Consolas" w:hAnsi="Consolas"/>
+                <w:rFonts w:ascii="Consolas" w:hAnsi="Consolas"/>
+                <w:sz w:val="18"/>
+                <w:color w:val="008000"/>
+              </w:rPr>
+              <w:t># 标准四次挥手</w:t>
+            </w:r>
+          </w:p>
+          <w:p>
+            <w:pPr>
+              <w:spacing w:before="0" w:after="0" w:line="220" w:lineRule="exact"/>
+            </w:pPr>
+            <w:r>
+              <w:rPr>
+                <w:rFonts w:eastAsia="宋体" w:ascii="Consolas" w:hAnsi="Consolas"/>
+                <w:rFonts w:ascii="Consolas" w:hAnsi="Consolas"/>
+                <w:sz w:val="18"/>
+                <w:color w:val="000000"/>
+              </w:rPr>
+              <w:t>Client</w:t>
+            </w:r>
+            <w:r>
+              <w:rPr>
+                <w:rFonts w:eastAsia="宋体" w:ascii="Consolas" w:hAnsi="Consolas"/>
+                <w:rFonts w:ascii="Consolas" w:hAnsi="Consolas"/>
+                <w:sz w:val="18"/>
+                <w:color w:val="000000"/>
+              </w:rPr>
+              <w:t>:</w:t>
+            </w:r>
+            <w:r>
+              <w:rPr>
+                <w:rFonts w:eastAsia="宋体" w:ascii="Consolas" w:hAnsi="Consolas"/>
+                <w:rFonts w:ascii="Consolas" w:hAnsi="Consolas"/>
+                <w:sz w:val="18"/>
+                <w:color w:val="000000"/>
+              </w:rPr>
+              <w:t xml:space="preserve"> </w:t>
+            </w:r>
+            <w:r>
+              <w:rPr>
+                <w:rFonts w:eastAsia="宋体" w:ascii="Consolas" w:hAnsi="Consolas"/>
+                <w:rFonts w:ascii="Consolas" w:hAnsi="Consolas"/>
+                <w:sz w:val="18"/>
+                <w:color w:val="000000"/>
+              </w:rPr>
+              <w:t>发</w:t>
+            </w:r>
+            <w:r>
+              <w:rPr>
+                <w:rFonts w:eastAsia="宋体" w:ascii="Consolas" w:hAnsi="Consolas"/>
+                <w:rFonts w:ascii="Consolas" w:hAnsi="Consolas"/>
+                <w:sz w:val="18"/>
+                <w:color w:val="000000"/>
+              </w:rPr>
+              <w:t xml:space="preserve"> </w:t>
+            </w:r>
+            <w:r>
+              <w:rPr>
+                <w:rFonts w:eastAsia="宋体" w:ascii="Consolas" w:hAnsi="Consolas"/>
+                <w:rFonts w:ascii="Consolas" w:hAnsi="Consolas"/>
+                <w:sz w:val="18"/>
+                <w:color w:val="000000"/>
+              </w:rPr>
+              <w:t>FIN</w:t>
+            </w:r>
+            <w:r>
+              <w:rPr>
+                <w:rFonts w:eastAsia="宋体" w:ascii="Consolas" w:hAnsi="Consolas"/>
+                <w:rFonts w:ascii="Consolas" w:hAnsi="Consolas"/>
+                <w:sz w:val="18"/>
+                <w:color w:val="000000"/>
+              </w:rPr>
+              <w:t xml:space="preserve"> </w:t>
+            </w:r>
+            <w:r>
+              <w:rPr>
+                <w:rFonts w:eastAsia="宋体" w:ascii="Consolas" w:hAnsi="Consolas"/>
+                <w:rFonts w:ascii="Consolas" w:hAnsi="Consolas"/>
+                <w:sz w:val="18"/>
+                <w:color w:val="000000"/>
+              </w:rPr>
+              <w:t>[</w:t>
+            </w:r>
+            <w:r>
+              <w:rPr>
+                <w:rFonts w:eastAsia="宋体" w:ascii="Consolas" w:hAnsi="Consolas"/>
+                <w:rFonts w:ascii="Consolas" w:hAnsi="Consolas"/>
+                <w:sz w:val="18"/>
+                <w:color w:val="098658"/>
+              </w:rPr>
+              <w:t>0x04</w:t>
+            </w:r>
+            <w:r>
+              <w:rPr>
+                <w:rFonts w:eastAsia="宋体" w:ascii="Consolas" w:hAnsi="Consolas"/>
+                <w:rFonts w:ascii="Consolas" w:hAnsi="Consolas"/>
+                <w:sz w:val="18"/>
+                <w:color w:val="000000"/>
+              </w:rPr>
+              <w:t>]</w:t>
+            </w:r>
+            <w:r>
+              <w:rPr>
+                <w:rFonts w:eastAsia="宋体" w:ascii="Consolas" w:hAnsi="Consolas"/>
+                <w:rFonts w:ascii="Consolas" w:hAnsi="Consolas"/>
+                <w:sz w:val="18"/>
+                <w:color w:val="000000"/>
+              </w:rPr>
+              <w:t xml:space="preserve"> </w:t>
+            </w:r>
+            <w:r>
+              <w:rPr>
+                <w:rFonts w:eastAsia="宋体" w:ascii="Consolas" w:hAnsi="Consolas"/>
+                <w:rFonts w:ascii="Consolas" w:hAnsi="Consolas"/>
+                <w:sz w:val="18"/>
+                <w:color w:val="000000"/>
+              </w:rPr>
+              <w:t>-</w:t>
+            </w:r>
+            <w:r>
+              <w:rPr>
+                <w:rFonts w:eastAsia="宋体" w:ascii="Consolas" w:hAnsi="Consolas"/>
+                <w:rFonts w:ascii="Consolas" w:hAnsi="Consolas"/>
+                <w:sz w:val="18"/>
+                <w:color w:val="000000"/>
+              </w:rPr>
+              <w:t>&gt;</w:t>
+            </w:r>
+            <w:r>
+              <w:rPr>
+                <w:rFonts w:eastAsia="宋体" w:ascii="Consolas" w:hAnsi="Consolas"/>
+                <w:rFonts w:ascii="Consolas" w:hAnsi="Consolas"/>
+                <w:sz w:val="18"/>
+                <w:color w:val="000000"/>
+              </w:rPr>
+              <w:t xml:space="preserve"> </w:t>
+            </w:r>
+            <w:r>
+              <w:rPr>
+                <w:rFonts w:eastAsia="宋体" w:ascii="Consolas" w:hAnsi="Consolas"/>
+                <w:rFonts w:ascii="Consolas" w:hAnsi="Consolas"/>
+                <w:sz w:val="18"/>
+                <w:color w:val="000000"/>
+              </w:rPr>
+              <w:t>等</w:t>
+            </w:r>
+            <w:r>
+              <w:rPr>
+                <w:rFonts w:eastAsia="宋体" w:ascii="Consolas" w:hAnsi="Consolas"/>
+                <w:rFonts w:ascii="Consolas" w:hAnsi="Consolas"/>
+                <w:sz w:val="18"/>
+                <w:color w:val="000000"/>
+              </w:rPr>
+              <w:t xml:space="preserve"> </w:t>
+            </w:r>
+            <w:r>
+              <w:rPr>
+                <w:rFonts w:eastAsia="宋体" w:ascii="Consolas" w:hAnsi="Consolas"/>
+                <w:rFonts w:ascii="Consolas" w:hAnsi="Consolas"/>
+                <w:sz w:val="18"/>
+                <w:color w:val="000000"/>
+              </w:rPr>
+              <w:t>ACK</w:t>
+            </w:r>
+            <w:r>
+              <w:rPr>
+                <w:rFonts w:eastAsia="宋体" w:ascii="Consolas" w:hAnsi="Consolas"/>
+                <w:rFonts w:ascii="Consolas" w:hAnsi="Consolas"/>
+                <w:sz w:val="18"/>
+                <w:color w:val="000000"/>
+              </w:rPr>
+              <w:t xml:space="preserve"> </w:t>
+            </w:r>
+            <w:r>
+              <w:rPr>
+                <w:rFonts w:eastAsia="宋体" w:ascii="Consolas" w:hAnsi="Consolas"/>
+                <w:rFonts w:ascii="Consolas" w:hAnsi="Consolas"/>
+                <w:sz w:val="18"/>
+                <w:color w:val="000000"/>
+              </w:rPr>
+              <w:t>[</w:t>
+            </w:r>
+            <w:r>
+              <w:rPr>
+                <w:rFonts w:eastAsia="宋体" w:ascii="Consolas" w:hAnsi="Consolas"/>
+                <w:rFonts w:ascii="Consolas" w:hAnsi="Consolas"/>
+                <w:sz w:val="18"/>
+                <w:color w:val="098658"/>
+              </w:rPr>
+              <w:t>0x02</w:t>
+            </w:r>
+            <w:r>
+              <w:rPr>
+                <w:rFonts w:eastAsia="宋体" w:ascii="Consolas" w:hAnsi="Consolas"/>
+                <w:rFonts w:ascii="Consolas" w:hAnsi="Consolas"/>
+                <w:sz w:val="18"/>
+                <w:color w:val="000000"/>
+              </w:rPr>
+              <w:t>]</w:t>
+            </w:r>
+            <w:r>
+              <w:rPr>
+                <w:rFonts w:eastAsia="宋体" w:ascii="Consolas" w:hAnsi="Consolas"/>
+                <w:rFonts w:ascii="Consolas" w:hAnsi="Consolas"/>
+                <w:sz w:val="18"/>
+                <w:color w:val="000000"/>
+              </w:rPr>
+              <w:t xml:space="preserve"> </w:t>
+            </w:r>
+            <w:r>
+              <w:rPr>
+                <w:rFonts w:eastAsia="宋体" w:ascii="Consolas" w:hAnsi="Consolas"/>
+                <w:rFonts w:ascii="Consolas" w:hAnsi="Consolas"/>
+                <w:sz w:val="18"/>
+                <w:color w:val="000000"/>
+              </w:rPr>
+              <w:t>-</w:t>
+            </w:r>
+            <w:r>
+              <w:rPr>
+                <w:rFonts w:eastAsia="宋体" w:ascii="Consolas" w:hAnsi="Consolas"/>
+                <w:rFonts w:ascii="Consolas" w:hAnsi="Consolas"/>
+                <w:sz w:val="18"/>
+                <w:color w:val="000000"/>
+              </w:rPr>
+              <w:t>&gt;</w:t>
+            </w:r>
+            <w:r>
+              <w:rPr>
+                <w:rFonts w:eastAsia="宋体" w:ascii="Consolas" w:hAnsi="Consolas"/>
+                <w:rFonts w:ascii="Consolas" w:hAnsi="Consolas"/>
+                <w:sz w:val="18"/>
+                <w:color w:val="000000"/>
+              </w:rPr>
+              <w:t xml:space="preserve"> </w:t>
+            </w:r>
+            <w:r>
+              <w:rPr>
+                <w:rFonts w:eastAsia="宋体" w:ascii="Consolas" w:hAnsi="Consolas"/>
+                <w:rFonts w:ascii="Consolas" w:hAnsi="Consolas"/>
+                <w:sz w:val="18"/>
+                <w:color w:val="000000"/>
+              </w:rPr>
+              <w:t>等</w:t>
+            </w:r>
+            <w:r>
+              <w:rPr>
+                <w:rFonts w:eastAsia="宋体" w:ascii="Consolas" w:hAnsi="Consolas"/>
+                <w:rFonts w:ascii="Consolas" w:hAnsi="Consolas"/>
+                <w:sz w:val="18"/>
+                <w:color w:val="000000"/>
+              </w:rPr>
+              <w:t xml:space="preserve"> </w:t>
+            </w:r>
+            <w:r>
+              <w:rPr>
+                <w:rFonts w:eastAsia="宋体" w:ascii="Consolas" w:hAnsi="Consolas"/>
+                <w:rFonts w:ascii="Consolas" w:hAnsi="Consolas"/>
+                <w:sz w:val="18"/>
+                <w:color w:val="000000"/>
+              </w:rPr>
+              <w:t>FIN</w:t>
+            </w:r>
+            <w:r>
+              <w:rPr>
+                <w:rFonts w:eastAsia="宋体" w:ascii="Consolas" w:hAnsi="Consolas"/>
+                <w:rFonts w:ascii="Consolas" w:hAnsi="Consolas"/>
+                <w:sz w:val="18"/>
+                <w:color w:val="000000"/>
+              </w:rPr>
+              <w:t xml:space="preserve"> </w:t>
+            </w:r>
+            <w:r>
+              <w:rPr>
+                <w:rFonts w:eastAsia="宋体" w:ascii="Consolas" w:hAnsi="Consolas"/>
+                <w:rFonts w:ascii="Consolas" w:hAnsi="Consolas"/>
+                <w:sz w:val="18"/>
+                <w:color w:val="000000"/>
+              </w:rPr>
+              <w:t>[</w:t>
+            </w:r>
+            <w:r>
+              <w:rPr>
+                <w:rFonts w:eastAsia="宋体" w:ascii="Consolas" w:hAnsi="Consolas"/>
+                <w:rFonts w:ascii="Consolas" w:hAnsi="Consolas"/>
+                <w:sz w:val="18"/>
+                <w:color w:val="098658"/>
+              </w:rPr>
+              <w:t>0x04</w:t>
+            </w:r>
+            <w:r>
+              <w:rPr>
+                <w:rFonts w:eastAsia="宋体" w:ascii="Consolas" w:hAnsi="Consolas"/>
+                <w:rFonts w:ascii="Consolas" w:hAnsi="Consolas"/>
+                <w:sz w:val="18"/>
+                <w:color w:val="000000"/>
+              </w:rPr>
+              <w:t>]</w:t>
+            </w:r>
+            <w:r>
+              <w:rPr>
+                <w:rFonts w:eastAsia="宋体" w:ascii="Consolas" w:hAnsi="Consolas"/>
+                <w:rFonts w:ascii="Consolas" w:hAnsi="Consolas"/>
+                <w:sz w:val="18"/>
+                <w:color w:val="000000"/>
+              </w:rPr>
+              <w:t xml:space="preserve"> </w:t>
+            </w:r>
+            <w:r>
+              <w:rPr>
+                <w:rFonts w:eastAsia="宋体" w:ascii="Consolas" w:hAnsi="Consolas"/>
+                <w:rFonts w:ascii="Consolas" w:hAnsi="Consolas"/>
+                <w:sz w:val="18"/>
+                <w:color w:val="000000"/>
+              </w:rPr>
+              <w:t>-</w:t>
+            </w:r>
+            <w:r>
+              <w:rPr>
+                <w:rFonts w:eastAsia="宋体" w:ascii="Consolas" w:hAnsi="Consolas"/>
+                <w:rFonts w:ascii="Consolas" w:hAnsi="Consolas"/>
+                <w:sz w:val="18"/>
+                <w:color w:val="000000"/>
+              </w:rPr>
+              <w:t>&gt;</w:t>
+            </w:r>
+            <w:r>
+              <w:rPr>
+                <w:rFonts w:eastAsia="宋体" w:ascii="Consolas" w:hAnsi="Consolas"/>
+                <w:rFonts w:ascii="Consolas" w:hAnsi="Consolas"/>
+                <w:sz w:val="18"/>
+                <w:color w:val="000000"/>
+              </w:rPr>
+              <w:t xml:space="preserve"> </w:t>
+            </w:r>
+            <w:r>
+              <w:rPr>
+                <w:rFonts w:eastAsia="宋体" w:ascii="Consolas" w:hAnsi="Consolas"/>
+                <w:rFonts w:ascii="Consolas" w:hAnsi="Consolas"/>
+                <w:sz w:val="18"/>
+                <w:color w:val="000000"/>
+              </w:rPr>
+              <w:t>发</w:t>
+            </w:r>
+            <w:r>
+              <w:rPr>
+                <w:rFonts w:eastAsia="宋体" w:ascii="Consolas" w:hAnsi="Consolas"/>
+                <w:rFonts w:ascii="Consolas" w:hAnsi="Consolas"/>
+                <w:sz w:val="18"/>
+                <w:color w:val="000000"/>
+              </w:rPr>
+              <w:t xml:space="preserve"> </w:t>
+            </w:r>
+            <w:r>
+              <w:rPr>
+                <w:rFonts w:eastAsia="宋体" w:ascii="Consolas" w:hAnsi="Consolas"/>
+                <w:rFonts w:ascii="Consolas" w:hAnsi="Consolas"/>
+                <w:sz w:val="18"/>
+                <w:color w:val="000000"/>
+              </w:rPr>
+              <w:t>ACK</w:t>
+            </w:r>
+            <w:r>
+              <w:rPr>
+                <w:rFonts w:eastAsia="宋体" w:ascii="Consolas" w:hAnsi="Consolas"/>
+                <w:rFonts w:ascii="Consolas" w:hAnsi="Consolas"/>
+                <w:sz w:val="18"/>
+                <w:color w:val="000000"/>
+              </w:rPr>
+              <w:t xml:space="preserve"> </w:t>
+            </w:r>
+            <w:r>
+              <w:rPr>
+                <w:rFonts w:eastAsia="宋体" w:ascii="Consolas" w:hAnsi="Consolas"/>
+                <w:rFonts w:ascii="Consolas" w:hAnsi="Consolas"/>
+                <w:sz w:val="18"/>
+                <w:color w:val="000000"/>
+              </w:rPr>
+              <w:t>[</w:t>
+            </w:r>
+            <w:r>
+              <w:rPr>
+                <w:rFonts w:eastAsia="宋体" w:ascii="Consolas" w:hAnsi="Consolas"/>
+                <w:rFonts w:ascii="Consolas" w:hAnsi="Consolas"/>
+                <w:sz w:val="18"/>
+                <w:color w:val="098658"/>
+              </w:rPr>
+              <w:t>0x02</w:t>
+            </w:r>
+            <w:r>
+              <w:rPr>
+                <w:rFonts w:eastAsia="宋体" w:ascii="Consolas" w:hAnsi="Consolas"/>
+                <w:rFonts w:ascii="Consolas" w:hAnsi="Consolas"/>
+                <w:sz w:val="18"/>
+                <w:color w:val="000000"/>
+              </w:rPr>
+              <w:t>]</w:t>
+            </w:r>
+          </w:p>
+          <w:p>
+            <w:pPr>
+              <w:spacing w:before="0" w:after="0" w:line="220" w:lineRule="exact"/>
+            </w:pPr>
+            <w:r>
+              <w:rPr>
+                <w:rFonts w:eastAsia="宋体" w:ascii="Consolas" w:hAnsi="Consolas"/>
+                <w:rFonts w:ascii="Consolas" w:hAnsi="Consolas"/>
+                <w:sz w:val="18"/>
+                <w:color w:val="000000"/>
+              </w:rPr>
+              <w:t>Server</w:t>
+            </w:r>
+            <w:r>
+              <w:rPr>
+                <w:rFonts w:eastAsia="宋体" w:ascii="Consolas" w:hAnsi="Consolas"/>
+                <w:rFonts w:ascii="Consolas" w:hAnsi="Consolas"/>
+                <w:sz w:val="18"/>
+                <w:color w:val="000000"/>
+              </w:rPr>
+              <w:t>:</w:t>
+            </w:r>
+            <w:r>
+              <w:rPr>
+                <w:rFonts w:eastAsia="宋体" w:ascii="Consolas" w:hAnsi="Consolas"/>
+                <w:rFonts w:ascii="Consolas" w:hAnsi="Consolas"/>
+                <w:sz w:val="18"/>
+                <w:color w:val="000000"/>
+              </w:rPr>
+              <w:t xml:space="preserve"> </w:t>
+            </w:r>
+            <w:r>
+              <w:rPr>
+                <w:rFonts w:eastAsia="宋体" w:ascii="Consolas" w:hAnsi="Consolas"/>
+                <w:rFonts w:ascii="Consolas" w:hAnsi="Consolas"/>
+                <w:sz w:val="18"/>
+                <w:color w:val="000000"/>
+              </w:rPr>
+              <w:t>收</w:t>
+            </w:r>
+            <w:r>
+              <w:rPr>
+                <w:rFonts w:eastAsia="宋体" w:ascii="Consolas" w:hAnsi="Consolas"/>
+                <w:rFonts w:ascii="Consolas" w:hAnsi="Consolas"/>
+                <w:sz w:val="18"/>
+                <w:color w:val="000000"/>
+              </w:rPr>
+              <w:t xml:space="preserve"> </w:t>
+            </w:r>
+            <w:r>
+              <w:rPr>
+                <w:rFonts w:eastAsia="宋体" w:ascii="Consolas" w:hAnsi="Consolas"/>
+                <w:rFonts w:ascii="Consolas" w:hAnsi="Consolas"/>
+                <w:sz w:val="18"/>
+                <w:color w:val="000000"/>
+              </w:rPr>
+              <w:t>FIN</w:t>
+            </w:r>
+            <w:r>
+              <w:rPr>
+                <w:rFonts w:eastAsia="宋体" w:ascii="Consolas" w:hAnsi="Consolas"/>
+                <w:rFonts w:ascii="Consolas" w:hAnsi="Consolas"/>
+                <w:sz w:val="18"/>
+                <w:color w:val="000000"/>
+              </w:rPr>
+              <w:t xml:space="preserve"> </w:t>
+            </w:r>
+            <w:r>
+              <w:rPr>
+                <w:rFonts w:eastAsia="宋体" w:ascii="Consolas" w:hAnsi="Consolas"/>
+                <w:rFonts w:ascii="Consolas" w:hAnsi="Consolas"/>
+                <w:sz w:val="18"/>
+                <w:color w:val="000000"/>
+              </w:rPr>
+              <w:t>-</w:t>
+            </w:r>
+            <w:r>
+              <w:rPr>
+                <w:rFonts w:eastAsia="宋体" w:ascii="Consolas" w:hAnsi="Consolas"/>
+                <w:rFonts w:ascii="Consolas" w:hAnsi="Consolas"/>
+                <w:sz w:val="18"/>
+                <w:color w:val="000000"/>
+              </w:rPr>
+              <w:t>&gt;</w:t>
+            </w:r>
+            <w:r>
+              <w:rPr>
+                <w:rFonts w:eastAsia="宋体" w:ascii="Consolas" w:hAnsi="Consolas"/>
+                <w:rFonts w:ascii="Consolas" w:hAnsi="Consolas"/>
+                <w:sz w:val="18"/>
+                <w:color w:val="000000"/>
+              </w:rPr>
+              <w:t xml:space="preserve"> </w:t>
+            </w:r>
+            <w:r>
+              <w:rPr>
+                <w:rFonts w:eastAsia="宋体" w:ascii="Consolas" w:hAnsi="Consolas"/>
+                <w:rFonts w:ascii="Consolas" w:hAnsi="Consolas"/>
+                <w:sz w:val="18"/>
+                <w:color w:val="000000"/>
+              </w:rPr>
+              <w:t>发</w:t>
+            </w:r>
+            <w:r>
+              <w:rPr>
+                <w:rFonts w:eastAsia="宋体" w:ascii="Consolas" w:hAnsi="Consolas"/>
+                <w:rFonts w:ascii="Consolas" w:hAnsi="Consolas"/>
+                <w:sz w:val="18"/>
+                <w:color w:val="000000"/>
+              </w:rPr>
+              <w:t xml:space="preserve"> </w:t>
+            </w:r>
+            <w:r>
+              <w:rPr>
+                <w:rFonts w:eastAsia="宋体" w:ascii="Consolas" w:hAnsi="Consolas"/>
+                <w:rFonts w:ascii="Consolas" w:hAnsi="Consolas"/>
+                <w:sz w:val="18"/>
+                <w:color w:val="000000"/>
+              </w:rPr>
+              <w:t>ACK</w:t>
+            </w:r>
+            <w:r>
+              <w:rPr>
+                <w:rFonts w:eastAsia="宋体" w:ascii="Consolas" w:hAnsi="Consolas"/>
+                <w:rFonts w:ascii="Consolas" w:hAnsi="Consolas"/>
+                <w:sz w:val="18"/>
+                <w:color w:val="000000"/>
+              </w:rPr>
+              <w:t xml:space="preserve"> </w:t>
+            </w:r>
+            <w:r>
+              <w:rPr>
+                <w:rFonts w:eastAsia="宋体" w:ascii="Consolas" w:hAnsi="Consolas"/>
+                <w:rFonts w:ascii="Consolas" w:hAnsi="Consolas"/>
+                <w:sz w:val="18"/>
+                <w:color w:val="000000"/>
+              </w:rPr>
+              <w:t>-</w:t>
+            </w:r>
+            <w:r>
+              <w:rPr>
+                <w:rFonts w:eastAsia="宋体" w:ascii="Consolas" w:hAnsi="Consolas"/>
+                <w:rFonts w:ascii="Consolas" w:hAnsi="Consolas"/>
+                <w:sz w:val="18"/>
+                <w:color w:val="000000"/>
+              </w:rPr>
+              <w:t>&gt;</w:t>
+            </w:r>
+            <w:r>
+              <w:rPr>
+                <w:rFonts w:eastAsia="宋体" w:ascii="Consolas" w:hAnsi="Consolas"/>
+                <w:rFonts w:ascii="Consolas" w:hAnsi="Consolas"/>
+                <w:sz w:val="18"/>
+                <w:color w:val="000000"/>
+              </w:rPr>
+              <w:t xml:space="preserve"> </w:t>
+            </w:r>
+            <w:r>
+              <w:rPr>
+                <w:rFonts w:eastAsia="宋体" w:ascii="Consolas" w:hAnsi="Consolas"/>
+                <w:rFonts w:ascii="Consolas" w:hAnsi="Consolas"/>
+                <w:sz w:val="18"/>
+                <w:color w:val="000000"/>
+              </w:rPr>
+              <w:t>发</w:t>
+            </w:r>
+            <w:r>
+              <w:rPr>
+                <w:rFonts w:eastAsia="宋体" w:ascii="Consolas" w:hAnsi="Consolas"/>
+                <w:rFonts w:ascii="Consolas" w:hAnsi="Consolas"/>
+                <w:sz w:val="18"/>
+                <w:color w:val="000000"/>
+              </w:rPr>
+              <w:t xml:space="preserve"> </w:t>
+            </w:r>
+            <w:r>
+              <w:rPr>
+                <w:rFonts w:eastAsia="宋体" w:ascii="Consolas" w:hAnsi="Consolas"/>
+                <w:rFonts w:ascii="Consolas" w:hAnsi="Consolas"/>
+                <w:sz w:val="18"/>
+                <w:color w:val="000000"/>
+              </w:rPr>
+              <w:t>FIN</w:t>
+            </w:r>
+            <w:r>
+              <w:rPr>
+                <w:rFonts w:eastAsia="宋体" w:ascii="Consolas" w:hAnsi="Consolas"/>
+                <w:rFonts w:ascii="Consolas" w:hAnsi="Consolas"/>
+                <w:sz w:val="18"/>
+                <w:color w:val="000000"/>
+              </w:rPr>
+              <w:t xml:space="preserve"> </w:t>
+            </w:r>
+            <w:r>
+              <w:rPr>
+                <w:rFonts w:eastAsia="宋体" w:ascii="Consolas" w:hAnsi="Consolas"/>
+                <w:rFonts w:ascii="Consolas" w:hAnsi="Consolas"/>
+                <w:sz w:val="18"/>
+                <w:color w:val="000000"/>
+              </w:rPr>
+              <w:t>-</w:t>
+            </w:r>
+            <w:r>
+              <w:rPr>
+                <w:rFonts w:eastAsia="宋体" w:ascii="Consolas" w:hAnsi="Consolas"/>
+                <w:rFonts w:ascii="Consolas" w:hAnsi="Consolas"/>
+                <w:sz w:val="18"/>
+                <w:color w:val="000000"/>
+              </w:rPr>
+              <w:t>&gt;</w:t>
+            </w:r>
+            <w:r>
+              <w:rPr>
+                <w:rFonts w:eastAsia="宋体" w:ascii="Consolas" w:hAnsi="Consolas"/>
+                <w:rFonts w:ascii="Consolas" w:hAnsi="Consolas"/>
+                <w:sz w:val="18"/>
+                <w:color w:val="000000"/>
+              </w:rPr>
+              <w:t xml:space="preserve"> </w:t>
+            </w:r>
+            <w:r>
+              <w:rPr>
+                <w:rFonts w:eastAsia="宋体" w:ascii="Consolas" w:hAnsi="Consolas"/>
+                <w:rFonts w:ascii="Consolas" w:hAnsi="Consolas"/>
+                <w:sz w:val="18"/>
+                <w:color w:val="000000"/>
+              </w:rPr>
+              <w:t>等</w:t>
+            </w:r>
+            <w:r>
+              <w:rPr>
+                <w:rFonts w:eastAsia="宋体" w:ascii="Consolas" w:hAnsi="Consolas"/>
+                <w:rFonts w:ascii="Consolas" w:hAnsi="Consolas"/>
+                <w:sz w:val="18"/>
+                <w:color w:val="000000"/>
+              </w:rPr>
+              <w:t xml:space="preserve"> </w:t>
+            </w:r>
+            <w:r>
+              <w:rPr>
+                <w:rFonts w:eastAsia="宋体" w:ascii="Consolas" w:hAnsi="Consolas"/>
+                <w:rFonts w:ascii="Consolas" w:hAnsi="Consolas"/>
+                <w:sz w:val="18"/>
+                <w:color w:val="000000"/>
+              </w:rPr>
+              <w:t>ACK</w:t>
+            </w:r>
+          </w:p>
+          <w:p>
+            <w:pPr>
+              <w:spacing w:before="0" w:after="80" w:line="220" w:lineRule="exact"/>
+            </w:pPr>
           </w:p>
         </w:tc>
       </w:tr>
@@ -430,7 +7345,7 @@
           <w:b w:val="0"/>
           <w:sz w:val="24"/>
         </w:rPr>
-        <w:t>1. TCP 连接管理：三次握手（SYN-&gt;SYN-ACK-&gt;ACK）建立连接；四次挥手（FIN-&gt;FIN）终止连接的过程及状态转换。</w:t>
+        <w:t>1. TCP 连接管理：三次握手（SYN-&gt;SYN-ACK-&gt;ACK）建立连接；四次挥手（FIN-&gt;ACK-&gt;FIN-&gt;ACK）终止连接的过程及状态转换。</w:t>
       </w:r>
     </w:p>
     <w:p>
@@ -460,7 +7375,7 @@
           <w:b w:val="0"/>
           <w:sz w:val="24"/>
         </w:rPr>
-        <w:t>3. 快速重传（Fast Retransmit）：重复 ACK 检测机制；3 dup ACK 触发条件；与超时重传的互补关系——快重传减少延迟，超时重传兖底。</w:t>
+        <w:t>3. 快速重传（Fast Retransmit）：重复 ACK 检测机制；3 dup ACK 触发条件；与超时重传的互补关系。</w:t>
       </w:r>
     </w:p>
     <w:p>
@@ -475,7 +7390,7 @@
           <w:b w:val="0"/>
           <w:sz w:val="24"/>
         </w:rPr>
-        <w:t>4. 自适应 RTO 计算：基于最近 5 次 RTT 均值×5；上下界裁剪（50ms ~ 3s）防止极端值；动态适应网络状况变化。</w:t>
+        <w:t>4. 自适应 RTO 计算：TCP EWMA 算法（alpha=0.125, beta=0.25），estimated_rtt + 4*dev_rtt 公式，上下界裁剪（50ms ~ 3s），首次 RTT 测量直接初始化避免冷启动偏差。</w:t>
       </w:r>
     </w:p>
     <w:p>
@@ -505,7 +7420,7 @@
           <w:b w:val="0"/>
           <w:sz w:val="24"/>
         </w:rPr>
-        <w:t>6. 多线程异步 I/O：独立接收线程 + Queue 实现生产者-消费者模式；daemon 线程生命周期管理；RLock 可重入锁解决嵌套调用死锁。</w:t>
+        <w:t>6. 多线程异步 I/O：独立接收线程 + Queue 实现生产者-消费者模式；daemon 线程生命周期管理；RLock 可重入锁解决嵌套调用死锁；挥手前停接收线程避免与 FIN 阶段抢 socket recvfrom。</w:t>
       </w:r>
     </w:p>
     <w:p>
@@ -520,7 +7435,7 @@
           <w:b w:val="0"/>
           <w:sz w:val="24"/>
         </w:rPr>
-        <w:t>7. pandas 数据分析：Series.max()/min()/mean()/std() 快速统计 RTT 分布；丢包率计算公式：(总发送-成功)/总发送x100%。</w:t>
+        <w:t>7. pandas 数据分析：Series.max()/min()/mean()/std() 快速统计 RTT 分布；丢包率计算公式：(总发送-成功)/总发送x100%；总发送次数从 packets[i][retrans_count] 聚合计算。</w:t>
       </w:r>
     </w:p>
     <w:p>
@@ -535,7 +7450,7 @@
           <w:b w:val="0"/>
           <w:sz w:val="24"/>
         </w:rPr>
-        <w:t>8. 自定义 bit-flag 协议设计：统一 13B 报文头，Flags 位掩码组合，模拟真实 TCP 标志位设计。</w:t>
+        <w:t>8. 自定义 bit-flag 协议设计：统一 13B 报文头，Flags 位掩码组合，struct.pack/unpack Big-Endian（!前缀）序列化，unpack_header 带长度检查和 struct.error 异常兜底。</w:t>
       </w:r>
     </w:p>
     <w:p>

--- a/Task2/udp_packet_capture.docx
+++ b/Task2/udp_packet_capture.docx
@@ -7479,21 +7479,7 @@
           <w:b w:val="0"/>
           <w:sz w:val="24"/>
         </w:rPr>
-        <w:t>D:\ProgrammeDevelope\ClaudeCodeProject\learning\computer-network\课设</w:t>
-      </w:r>
-    </w:p>
-    <w:p>
-      <w:pPr>
-        <w:spacing w:after="120"/>
-      </w:pPr>
-      <w:r>
-        <w:rPr>
-          <w:rFonts w:eastAsia="宋体" w:ascii="Times New Roman" w:hAnsi="Times New Roman" w:cs="Times New Roman"/>
-          <w:rFonts w:ascii="Times New Roman" w:hAnsi="Times New Roman"/>
-          <w:b w:val="0"/>
-          <w:sz w:val="24"/>
-        </w:rPr>
-        <w:t>（可推送至 GitHub/Gitee 后替换为远程 URL）</w:t>
+        <w:t>https://github.com/Renko-114/computer-web-course-design</w:t>
       </w:r>
     </w:p>
     <w:sectPr>
